--- a/Patient_Report_Creation/.NET/Patient_Report_Creation/wwwroot/Data/Template.docx
+++ b/Patient_Report_Creation/.NET/Patient_Report_Creation/wwwroot/Data/Template.docx
@@ -2381,7 +2381,6 @@
                 <w:bCs/>
               </w:rPr>
             </w:pPr>
-            <w:proofErr w:type="spellStart"/>
             <w:r>
               <w:rPr>
                 <w:rFonts w:asciiTheme="majorBidi" w:hAnsiTheme="majorBidi" w:cstheme="majorBidi"/>
@@ -2390,7 +2389,6 @@
               </w:rPr>
               <w:t>DrugName</w:t>
             </w:r>
-            <w:proofErr w:type="spellEnd"/>
           </w:p>
         </w:tc>
         <w:tc>

--- a/Patient_Report_Creation/.NET/Patient_Report_Creation/wwwroot/Data/Template.docx
+++ b/Patient_Report_Creation/.NET/Patient_Report_Creation/wwwroot/Data/Template.docx
@@ -87,7 +87,6 @@
         </w:rPr>
         <w:t xml:space="preserve"> </w:t>
       </w:r>
-      <w:proofErr w:type="gramStart"/>
       <w:r>
         <w:rPr>
           <w:rFonts w:asciiTheme="majorBidi" w:hAnsiTheme="majorBidi" w:cstheme="majorBidi"/>
@@ -96,9 +95,8 @@
           <w:sz w:val="32"/>
           <w:szCs w:val="32"/>
         </w:rPr>
-        <w:t>PATIENT  REPORT</w:t>
-      </w:r>
-      <w:proofErr w:type="gramEnd"/>
+        <w:t>PATIENT REPORT</w:t>
+      </w:r>
       <w:r>
         <w:rPr>
           <w:rFonts w:asciiTheme="majorBidi" w:hAnsiTheme="majorBidi" w:cstheme="majorBidi"/>
@@ -281,7 +279,7 @@
           <w:sz w:val="22"/>
           <w:szCs w:val="22"/>
         </w:rPr>
-        <w:t>MRN</w:t>
+        <w:t>PatientID</w:t>
       </w:r>
       <w:r>
         <w:rPr>
@@ -306,7 +304,7 @@
           <w:sz w:val="22"/>
           <w:szCs w:val="22"/>
         </w:rPr>
-        <w:instrText xml:space="preserve"> MERGEFIELD  PatientMRN  \* MERGEFORMAT </w:instrText>
+        <w:instrText xml:space="preserve"> MERGEFIELD  PatientID  \* MERGEFORMAT </w:instrText>
       </w:r>
       <w:r>
         <w:rPr>
@@ -323,7 +321,7 @@
           <w:sz w:val="22"/>
           <w:szCs w:val="22"/>
         </w:rPr>
-        <w:t>«PatientMRN»</w:t>
+        <w:t>«PatientID»</w:t>
       </w:r>
       <w:r>
         <w:rPr>
@@ -706,6 +704,619 @@
         <w:t>:</w:t>
       </w:r>
     </w:p>
+    <w:tbl>
+      <w:tblPr>
+        <w:tblStyle w:val="TableGrid"/>
+        <w:tblW w:w="0" w:type="auto"/>
+        <w:tblBorders>
+          <w:top w:val="none" w:sz="0" w:space="0" w:color="auto"/>
+          <w:left w:val="none" w:sz="0" w:space="0" w:color="auto"/>
+          <w:bottom w:val="none" w:sz="0" w:space="0" w:color="auto"/>
+          <w:right w:val="none" w:sz="0" w:space="0" w:color="auto"/>
+          <w:insideH w:val="none" w:sz="0" w:space="0" w:color="auto"/>
+          <w:insideV w:val="none" w:sz="0" w:space="0" w:color="auto"/>
+        </w:tblBorders>
+        <w:tblLook w:val="04A0" w:firstRow="1" w:lastRow="0" w:firstColumn="1" w:lastColumn="0" w:noHBand="0" w:noVBand="1"/>
+      </w:tblPr>
+      <w:tblGrid>
+        <w:gridCol w:w="1795"/>
+        <w:gridCol w:w="7555"/>
+      </w:tblGrid>
+      <w:tr>
+        <w:tc>
+          <w:tcPr>
+            <w:tcW w:w="1795" w:type="dxa"/>
+          </w:tcPr>
+          <w:p>
+            <w:pPr>
+              <w:tabs>
+                <w:tab w:val="left" w:pos="1560"/>
+                <w:tab w:val="left" w:pos="1800"/>
+                <w:tab w:val="left" w:pos="2040"/>
+                <w:tab w:val="left" w:pos="2160"/>
+              </w:tabs>
+              <w:rPr>
+                <w:rFonts w:asciiTheme="majorBidi" w:hAnsiTheme="majorBidi" w:cstheme="majorBidi"/>
+                <w:sz w:val="22"/>
+                <w:szCs w:val="22"/>
+              </w:rPr>
+            </w:pPr>
+            <w:r>
+              <w:rPr>
+                <w:rFonts w:asciiTheme="majorBidi" w:hAnsiTheme="majorBidi" w:cstheme="majorBidi"/>
+                <w:sz w:val="22"/>
+                <w:szCs w:val="22"/>
+              </w:rPr>
+              <w:t>Admit Date</w:t>
+            </w:r>
+          </w:p>
+        </w:tc>
+        <w:tc>
+          <w:tcPr>
+            <w:tcW w:w="7555" w:type="dxa"/>
+          </w:tcPr>
+          <w:p>
+            <w:pPr>
+              <w:tabs>
+                <w:tab w:val="left" w:pos="1560"/>
+                <w:tab w:val="left" w:pos="1800"/>
+                <w:tab w:val="left" w:pos="2040"/>
+                <w:tab w:val="left" w:pos="2160"/>
+              </w:tabs>
+              <w:rPr>
+                <w:rFonts w:asciiTheme="majorBidi" w:hAnsiTheme="majorBidi" w:cstheme="majorBidi"/>
+                <w:sz w:val="22"/>
+                <w:szCs w:val="22"/>
+              </w:rPr>
+            </w:pPr>
+            <w:r>
+              <w:rPr>
+                <w:rFonts w:asciiTheme="majorBidi" w:hAnsiTheme="majorBidi" w:cstheme="majorBidi"/>
+                <w:sz w:val="22"/>
+                <w:szCs w:val="22"/>
+              </w:rPr>
+              <w:t xml:space="preserve">: </w:t>
+            </w:r>
+            <w:r>
+              <w:rPr>
+                <w:rFonts w:asciiTheme="majorBidi" w:hAnsiTheme="majorBidi" w:cstheme="majorBidi"/>
+                <w:sz w:val="22"/>
+                <w:szCs w:val="22"/>
+              </w:rPr>
+              <w:fldChar w:fldCharType="begin"/>
+            </w:r>
+            <w:r>
+              <w:rPr>
+                <w:rFonts w:asciiTheme="majorBidi" w:hAnsiTheme="majorBidi" w:cstheme="majorBidi"/>
+                <w:sz w:val="22"/>
+                <w:szCs w:val="22"/>
+              </w:rPr>
+              <w:instrText xml:space="preserve"> MERGEFIELD  EncounterAdmitDate  \* MERGEFORMAT </w:instrText>
+            </w:r>
+            <w:r>
+              <w:rPr>
+                <w:rFonts w:asciiTheme="majorBidi" w:hAnsiTheme="majorBidi" w:cstheme="majorBidi"/>
+                <w:sz w:val="22"/>
+                <w:szCs w:val="22"/>
+              </w:rPr>
+              <w:fldChar w:fldCharType="separate"/>
+            </w:r>
+            <w:r>
+              <w:rPr>
+                <w:rFonts w:asciiTheme="majorBidi" w:hAnsiTheme="majorBidi" w:cstheme="majorBidi"/>
+                <w:noProof/>
+                <w:sz w:val="22"/>
+                <w:szCs w:val="22"/>
+              </w:rPr>
+              <w:t>«EncounterAdmitDate»</w:t>
+            </w:r>
+            <w:r>
+              <w:rPr>
+                <w:rFonts w:asciiTheme="majorBidi" w:hAnsiTheme="majorBidi" w:cstheme="majorBidi"/>
+                <w:sz w:val="22"/>
+                <w:szCs w:val="22"/>
+              </w:rPr>
+              <w:fldChar w:fldCharType="end"/>
+            </w:r>
+          </w:p>
+        </w:tc>
+      </w:tr>
+      <w:tr>
+        <w:tc>
+          <w:tcPr>
+            <w:tcW w:w="1795" w:type="dxa"/>
+          </w:tcPr>
+          <w:p>
+            <w:pPr>
+              <w:tabs>
+                <w:tab w:val="left" w:pos="1560"/>
+                <w:tab w:val="left" w:pos="1800"/>
+                <w:tab w:val="left" w:pos="2040"/>
+                <w:tab w:val="left" w:pos="2160"/>
+              </w:tabs>
+              <w:rPr>
+                <w:rFonts w:asciiTheme="majorBidi" w:hAnsiTheme="majorBidi" w:cstheme="majorBidi"/>
+                <w:sz w:val="22"/>
+                <w:szCs w:val="22"/>
+              </w:rPr>
+            </w:pPr>
+            <w:r>
+              <w:rPr>
+                <w:rFonts w:asciiTheme="majorBidi" w:hAnsiTheme="majorBidi" w:cstheme="majorBidi"/>
+                <w:sz w:val="22"/>
+                <w:szCs w:val="22"/>
+              </w:rPr>
+              <w:t>Discharge Date</w:t>
+            </w:r>
+          </w:p>
+        </w:tc>
+        <w:tc>
+          <w:tcPr>
+            <w:tcW w:w="7555" w:type="dxa"/>
+          </w:tcPr>
+          <w:p>
+            <w:pPr>
+              <w:tabs>
+                <w:tab w:val="left" w:pos="1560"/>
+                <w:tab w:val="left" w:pos="1800"/>
+                <w:tab w:val="left" w:pos="2040"/>
+                <w:tab w:val="left" w:pos="2160"/>
+              </w:tabs>
+              <w:rPr>
+                <w:rFonts w:asciiTheme="majorBidi" w:hAnsiTheme="majorBidi" w:cstheme="majorBidi"/>
+                <w:sz w:val="22"/>
+                <w:szCs w:val="22"/>
+              </w:rPr>
+            </w:pPr>
+            <w:r>
+              <w:rPr>
+                <w:rFonts w:asciiTheme="majorBidi" w:hAnsiTheme="majorBidi" w:cstheme="majorBidi"/>
+                <w:sz w:val="22"/>
+                <w:szCs w:val="22"/>
+              </w:rPr>
+              <w:t xml:space="preserve">: </w:t>
+            </w:r>
+            <w:r>
+              <w:rPr>
+                <w:rFonts w:asciiTheme="majorBidi" w:hAnsiTheme="majorBidi" w:cstheme="majorBidi"/>
+                <w:sz w:val="22"/>
+                <w:szCs w:val="22"/>
+              </w:rPr>
+              <w:fldChar w:fldCharType="begin"/>
+            </w:r>
+            <w:r>
+              <w:rPr>
+                <w:rFonts w:asciiTheme="majorBidi" w:hAnsiTheme="majorBidi" w:cstheme="majorBidi"/>
+                <w:sz w:val="22"/>
+                <w:szCs w:val="22"/>
+              </w:rPr>
+              <w:instrText xml:space="preserve"> MERGEFIELD  EncounterDischargeDate  \* MERGEFORMAT </w:instrText>
+            </w:r>
+            <w:r>
+              <w:rPr>
+                <w:rFonts w:asciiTheme="majorBidi" w:hAnsiTheme="majorBidi" w:cstheme="majorBidi"/>
+                <w:sz w:val="22"/>
+                <w:szCs w:val="22"/>
+              </w:rPr>
+              <w:fldChar w:fldCharType="separate"/>
+            </w:r>
+            <w:r>
+              <w:rPr>
+                <w:rFonts w:asciiTheme="majorBidi" w:hAnsiTheme="majorBidi" w:cstheme="majorBidi"/>
+                <w:noProof/>
+                <w:sz w:val="22"/>
+                <w:szCs w:val="22"/>
+              </w:rPr>
+              <w:t>«EncounterDischargeDate»</w:t>
+            </w:r>
+            <w:r>
+              <w:rPr>
+                <w:rFonts w:asciiTheme="majorBidi" w:hAnsiTheme="majorBidi" w:cstheme="majorBidi"/>
+                <w:sz w:val="22"/>
+                <w:szCs w:val="22"/>
+              </w:rPr>
+              <w:fldChar w:fldCharType="end"/>
+            </w:r>
+          </w:p>
+        </w:tc>
+      </w:tr>
+      <w:tr>
+        <w:tc>
+          <w:tcPr>
+            <w:tcW w:w="1795" w:type="dxa"/>
+          </w:tcPr>
+          <w:p>
+            <w:pPr>
+              <w:tabs>
+                <w:tab w:val="left" w:pos="1560"/>
+                <w:tab w:val="left" w:pos="1800"/>
+                <w:tab w:val="left" w:pos="2040"/>
+                <w:tab w:val="left" w:pos="2160"/>
+              </w:tabs>
+              <w:rPr>
+                <w:rFonts w:asciiTheme="majorBidi" w:hAnsiTheme="majorBidi" w:cstheme="majorBidi"/>
+                <w:sz w:val="22"/>
+                <w:szCs w:val="22"/>
+              </w:rPr>
+            </w:pPr>
+            <w:r>
+              <w:rPr>
+                <w:rFonts w:asciiTheme="majorBidi" w:hAnsiTheme="majorBidi" w:cstheme="majorBidi"/>
+                <w:sz w:val="22"/>
+                <w:szCs w:val="22"/>
+              </w:rPr>
+              <w:t>Ward/Room No</w:t>
+            </w:r>
+          </w:p>
+        </w:tc>
+        <w:tc>
+          <w:tcPr>
+            <w:tcW w:w="7555" w:type="dxa"/>
+          </w:tcPr>
+          <w:p>
+            <w:pPr>
+              <w:tabs>
+                <w:tab w:val="left" w:pos="1560"/>
+                <w:tab w:val="left" w:pos="1800"/>
+                <w:tab w:val="left" w:pos="2040"/>
+                <w:tab w:val="left" w:pos="2160"/>
+              </w:tabs>
+              <w:rPr>
+                <w:rFonts w:asciiTheme="majorBidi" w:hAnsiTheme="majorBidi" w:cstheme="majorBidi"/>
+                <w:sz w:val="22"/>
+                <w:szCs w:val="22"/>
+              </w:rPr>
+            </w:pPr>
+            <w:r>
+              <w:rPr>
+                <w:rFonts w:asciiTheme="majorBidi" w:hAnsiTheme="majorBidi" w:cstheme="majorBidi"/>
+                <w:sz w:val="22"/>
+                <w:szCs w:val="22"/>
+              </w:rPr>
+              <w:t xml:space="preserve">: </w:t>
+            </w:r>
+            <w:r>
+              <w:rPr>
+                <w:rFonts w:asciiTheme="majorBidi" w:hAnsiTheme="majorBidi" w:cstheme="majorBidi"/>
+                <w:sz w:val="22"/>
+                <w:szCs w:val="22"/>
+              </w:rPr>
+              <w:fldChar w:fldCharType="begin"/>
+            </w:r>
+            <w:r>
+              <w:rPr>
+                <w:rFonts w:asciiTheme="majorBidi" w:hAnsiTheme="majorBidi" w:cstheme="majorBidi"/>
+                <w:sz w:val="22"/>
+                <w:szCs w:val="22"/>
+              </w:rPr>
+              <w:instrText xml:space="preserve"> MERGEFIELD  WardRoomNumber  \* MERGEFORMAT </w:instrText>
+            </w:r>
+            <w:r>
+              <w:rPr>
+                <w:rFonts w:asciiTheme="majorBidi" w:hAnsiTheme="majorBidi" w:cstheme="majorBidi"/>
+                <w:sz w:val="22"/>
+                <w:szCs w:val="22"/>
+              </w:rPr>
+              <w:fldChar w:fldCharType="separate"/>
+            </w:r>
+            <w:r>
+              <w:rPr>
+                <w:rFonts w:asciiTheme="majorBidi" w:hAnsiTheme="majorBidi" w:cstheme="majorBidi"/>
+                <w:noProof/>
+                <w:sz w:val="22"/>
+                <w:szCs w:val="22"/>
+              </w:rPr>
+              <w:t>«WardRoomNumber»</w:t>
+            </w:r>
+            <w:r>
+              <w:rPr>
+                <w:rFonts w:asciiTheme="majorBidi" w:hAnsiTheme="majorBidi" w:cstheme="majorBidi"/>
+                <w:sz w:val="22"/>
+                <w:szCs w:val="22"/>
+              </w:rPr>
+              <w:fldChar w:fldCharType="end"/>
+            </w:r>
+          </w:p>
+        </w:tc>
+      </w:tr>
+      <w:tr>
+        <w:tc>
+          <w:tcPr>
+            <w:tcW w:w="1795" w:type="dxa"/>
+          </w:tcPr>
+          <w:p>
+            <w:pPr>
+              <w:tabs>
+                <w:tab w:val="left" w:pos="1560"/>
+                <w:tab w:val="left" w:pos="1800"/>
+                <w:tab w:val="left" w:pos="2040"/>
+                <w:tab w:val="left" w:pos="2160"/>
+              </w:tabs>
+              <w:rPr>
+                <w:rFonts w:asciiTheme="majorBidi" w:hAnsiTheme="majorBidi" w:cstheme="majorBidi"/>
+                <w:sz w:val="22"/>
+                <w:szCs w:val="22"/>
+              </w:rPr>
+            </w:pPr>
+            <w:r>
+              <w:rPr>
+                <w:rFonts w:asciiTheme="majorBidi" w:hAnsiTheme="majorBidi" w:cstheme="majorBidi"/>
+                <w:sz w:val="22"/>
+                <w:szCs w:val="22"/>
+              </w:rPr>
+              <w:t>Encounter ID</w:t>
+            </w:r>
+          </w:p>
+        </w:tc>
+        <w:tc>
+          <w:tcPr>
+            <w:tcW w:w="7555" w:type="dxa"/>
+          </w:tcPr>
+          <w:p>
+            <w:pPr>
+              <w:tabs>
+                <w:tab w:val="left" w:pos="1560"/>
+                <w:tab w:val="left" w:pos="1800"/>
+                <w:tab w:val="left" w:pos="2040"/>
+                <w:tab w:val="left" w:pos="2160"/>
+              </w:tabs>
+              <w:rPr>
+                <w:rFonts w:asciiTheme="majorBidi" w:hAnsiTheme="majorBidi" w:cstheme="majorBidi"/>
+                <w:sz w:val="22"/>
+                <w:szCs w:val="22"/>
+              </w:rPr>
+            </w:pPr>
+            <w:r>
+              <w:rPr>
+                <w:rFonts w:asciiTheme="majorBidi" w:hAnsiTheme="majorBidi" w:cstheme="majorBidi"/>
+                <w:sz w:val="22"/>
+                <w:szCs w:val="22"/>
+              </w:rPr>
+              <w:t xml:space="preserve">: </w:t>
+            </w:r>
+            <w:r>
+              <w:rPr>
+                <w:rFonts w:asciiTheme="majorBidi" w:hAnsiTheme="majorBidi" w:cstheme="majorBidi"/>
+                <w:sz w:val="22"/>
+                <w:szCs w:val="22"/>
+              </w:rPr>
+              <w:fldChar w:fldCharType="begin"/>
+            </w:r>
+            <w:r>
+              <w:rPr>
+                <w:rFonts w:asciiTheme="majorBidi" w:hAnsiTheme="majorBidi" w:cstheme="majorBidi"/>
+                <w:sz w:val="22"/>
+                <w:szCs w:val="22"/>
+              </w:rPr>
+              <w:instrText xml:space="preserve"> MERGEFIELD  EncounterID  \* MERGEFORMAT </w:instrText>
+            </w:r>
+            <w:r>
+              <w:rPr>
+                <w:rFonts w:asciiTheme="majorBidi" w:hAnsiTheme="majorBidi" w:cstheme="majorBidi"/>
+                <w:sz w:val="22"/>
+                <w:szCs w:val="22"/>
+              </w:rPr>
+              <w:fldChar w:fldCharType="separate"/>
+            </w:r>
+            <w:r>
+              <w:rPr>
+                <w:rFonts w:asciiTheme="majorBidi" w:hAnsiTheme="majorBidi" w:cstheme="majorBidi"/>
+                <w:noProof/>
+                <w:sz w:val="22"/>
+                <w:szCs w:val="22"/>
+              </w:rPr>
+              <w:t>«EncounterID»</w:t>
+            </w:r>
+            <w:r>
+              <w:rPr>
+                <w:rFonts w:asciiTheme="majorBidi" w:hAnsiTheme="majorBidi" w:cstheme="majorBidi"/>
+                <w:sz w:val="22"/>
+                <w:szCs w:val="22"/>
+              </w:rPr>
+              <w:fldChar w:fldCharType="end"/>
+            </w:r>
+          </w:p>
+        </w:tc>
+      </w:tr>
+      <w:tr>
+        <w:tc>
+          <w:tcPr>
+            <w:tcW w:w="1795" w:type="dxa"/>
+          </w:tcPr>
+          <w:p>
+            <w:pPr>
+              <w:tabs>
+                <w:tab w:val="left" w:pos="1560"/>
+                <w:tab w:val="left" w:pos="1800"/>
+                <w:tab w:val="left" w:pos="2040"/>
+                <w:tab w:val="left" w:pos="2160"/>
+              </w:tabs>
+              <w:rPr>
+                <w:rFonts w:asciiTheme="majorBidi" w:hAnsiTheme="majorBidi" w:cstheme="majorBidi"/>
+                <w:sz w:val="22"/>
+                <w:szCs w:val="22"/>
+              </w:rPr>
+            </w:pPr>
+            <w:r>
+              <w:rPr>
+                <w:rFonts w:asciiTheme="majorBidi" w:hAnsiTheme="majorBidi" w:cstheme="majorBidi"/>
+                <w:sz w:val="22"/>
+                <w:szCs w:val="22"/>
+              </w:rPr>
+              <w:t>Attending Doctor</w:t>
+            </w:r>
+          </w:p>
+        </w:tc>
+        <w:tc>
+          <w:tcPr>
+            <w:tcW w:w="7555" w:type="dxa"/>
+          </w:tcPr>
+          <w:p>
+            <w:pPr>
+              <w:tabs>
+                <w:tab w:val="left" w:pos="1560"/>
+                <w:tab w:val="left" w:pos="1800"/>
+                <w:tab w:val="left" w:pos="2040"/>
+                <w:tab w:val="left" w:pos="2160"/>
+              </w:tabs>
+              <w:rPr>
+                <w:rFonts w:asciiTheme="majorBidi" w:hAnsiTheme="majorBidi" w:cstheme="majorBidi"/>
+                <w:sz w:val="22"/>
+                <w:szCs w:val="22"/>
+              </w:rPr>
+            </w:pPr>
+            <w:r>
+              <w:rPr>
+                <w:rFonts w:asciiTheme="majorBidi" w:hAnsiTheme="majorBidi" w:cstheme="majorBidi"/>
+                <w:sz w:val="22"/>
+                <w:szCs w:val="22"/>
+              </w:rPr>
+              <w:t xml:space="preserve">: </w:t>
+            </w:r>
+            <w:r>
+              <w:rPr>
+                <w:rFonts w:asciiTheme="majorBidi" w:hAnsiTheme="majorBidi" w:cstheme="majorBidi"/>
+                <w:sz w:val="22"/>
+                <w:szCs w:val="22"/>
+              </w:rPr>
+              <w:fldChar w:fldCharType="begin"/>
+            </w:r>
+            <w:r>
+              <w:rPr>
+                <w:rFonts w:asciiTheme="majorBidi" w:hAnsiTheme="majorBidi" w:cstheme="majorBidi"/>
+                <w:sz w:val="22"/>
+                <w:szCs w:val="22"/>
+              </w:rPr>
+              <w:instrText xml:space="preserve"> MERGEFIELD  ProviderName  \* MERGEFORMAT </w:instrText>
+            </w:r>
+            <w:r>
+              <w:rPr>
+                <w:rFonts w:asciiTheme="majorBidi" w:hAnsiTheme="majorBidi" w:cstheme="majorBidi"/>
+                <w:sz w:val="22"/>
+                <w:szCs w:val="22"/>
+              </w:rPr>
+              <w:fldChar w:fldCharType="separate"/>
+            </w:r>
+            <w:r>
+              <w:rPr>
+                <w:rFonts w:asciiTheme="majorBidi" w:hAnsiTheme="majorBidi" w:cstheme="majorBidi"/>
+                <w:noProof/>
+                <w:sz w:val="22"/>
+                <w:szCs w:val="22"/>
+              </w:rPr>
+              <w:t>«ProviderName»</w:t>
+            </w:r>
+            <w:r>
+              <w:rPr>
+                <w:rFonts w:asciiTheme="majorBidi" w:hAnsiTheme="majorBidi" w:cstheme="majorBidi"/>
+                <w:sz w:val="22"/>
+                <w:szCs w:val="22"/>
+              </w:rPr>
+              <w:fldChar w:fldCharType="end"/>
+            </w:r>
+          </w:p>
+        </w:tc>
+      </w:tr>
+      <w:tr>
+        <w:tc>
+          <w:tcPr>
+            <w:tcW w:w="1795" w:type="dxa"/>
+          </w:tcPr>
+          <w:p>
+            <w:pPr>
+              <w:tabs>
+                <w:tab w:val="left" w:pos="1560"/>
+                <w:tab w:val="left" w:pos="1800"/>
+                <w:tab w:val="left" w:pos="2040"/>
+                <w:tab w:val="left" w:pos="2160"/>
+              </w:tabs>
+              <w:rPr>
+                <w:rFonts w:asciiTheme="majorBidi" w:hAnsiTheme="majorBidi" w:cstheme="majorBidi"/>
+                <w:sz w:val="22"/>
+                <w:szCs w:val="22"/>
+              </w:rPr>
+            </w:pPr>
+            <w:r>
+              <w:rPr>
+                <w:rFonts w:asciiTheme="majorBidi" w:hAnsiTheme="majorBidi" w:cstheme="majorBidi"/>
+                <w:sz w:val="22"/>
+                <w:szCs w:val="22"/>
+              </w:rPr>
+              <w:t>Department</w:t>
+            </w:r>
+          </w:p>
+        </w:tc>
+        <w:tc>
+          <w:tcPr>
+            <w:tcW w:w="7555" w:type="dxa"/>
+          </w:tcPr>
+          <w:p>
+            <w:pPr>
+              <w:tabs>
+                <w:tab w:val="left" w:pos="1560"/>
+                <w:tab w:val="left" w:pos="1800"/>
+                <w:tab w:val="left" w:pos="2040"/>
+                <w:tab w:val="left" w:pos="2160"/>
+              </w:tabs>
+              <w:rPr>
+                <w:rFonts w:asciiTheme="majorBidi" w:hAnsiTheme="majorBidi" w:cstheme="majorBidi"/>
+                <w:sz w:val="22"/>
+                <w:szCs w:val="22"/>
+              </w:rPr>
+            </w:pPr>
+            <w:r>
+              <w:rPr>
+                <w:rFonts w:asciiTheme="majorBidi" w:hAnsiTheme="majorBidi" w:cstheme="majorBidi"/>
+                <w:sz w:val="22"/>
+                <w:szCs w:val="22"/>
+              </w:rPr>
+              <w:t xml:space="preserve">: </w:t>
+            </w:r>
+            <w:r>
+              <w:rPr>
+                <w:rFonts w:asciiTheme="majorBidi" w:hAnsiTheme="majorBidi" w:cstheme="majorBidi"/>
+                <w:sz w:val="22"/>
+                <w:szCs w:val="22"/>
+              </w:rPr>
+              <w:fldChar w:fldCharType="begin"/>
+            </w:r>
+            <w:r>
+              <w:rPr>
+                <w:rFonts w:asciiTheme="majorBidi" w:hAnsiTheme="majorBidi" w:cstheme="majorBidi"/>
+                <w:sz w:val="22"/>
+                <w:szCs w:val="22"/>
+              </w:rPr>
+              <w:instrText xml:space="preserve"> MERGEFIELD  Department  \* MERGEFORMAT </w:instrText>
+            </w:r>
+            <w:r>
+              <w:rPr>
+                <w:rFonts w:asciiTheme="majorBidi" w:hAnsiTheme="majorBidi" w:cstheme="majorBidi"/>
+                <w:sz w:val="22"/>
+                <w:szCs w:val="22"/>
+              </w:rPr>
+              <w:fldChar w:fldCharType="separate"/>
+            </w:r>
+            <w:r>
+              <w:rPr>
+                <w:rFonts w:asciiTheme="majorBidi" w:hAnsiTheme="majorBidi" w:cstheme="majorBidi"/>
+                <w:noProof/>
+                <w:sz w:val="22"/>
+                <w:szCs w:val="22"/>
+              </w:rPr>
+              <w:t>«Department»</w:t>
+            </w:r>
+            <w:r>
+              <w:rPr>
+                <w:rFonts w:asciiTheme="majorBidi" w:hAnsiTheme="majorBidi" w:cstheme="majorBidi"/>
+                <w:sz w:val="22"/>
+                <w:szCs w:val="22"/>
+              </w:rPr>
+              <w:fldChar w:fldCharType="end"/>
+            </w:r>
+          </w:p>
+        </w:tc>
+      </w:tr>
+    </w:tbl>
     <w:p>
       <w:pPr>
         <w:tabs>
@@ -720,513 +1331,6 @@
           <w:szCs w:val="22"/>
         </w:rPr>
       </w:pPr>
-      <w:r>
-        <w:rPr>
-          <w:rFonts w:asciiTheme="majorBidi" w:hAnsiTheme="majorBidi" w:cstheme="majorBidi"/>
-          <w:sz w:val="22"/>
-          <w:szCs w:val="22"/>
-        </w:rPr>
-        <w:t>Admit Date</w:t>
-      </w:r>
-      <w:r>
-        <w:rPr>
-          <w:rFonts w:asciiTheme="majorBidi" w:hAnsiTheme="majorBidi" w:cstheme="majorBidi"/>
-          <w:sz w:val="22"/>
-          <w:szCs w:val="22"/>
-        </w:rPr>
-        <w:tab/>
-        <w:t xml:space="preserve">: </w:t>
-      </w:r>
-      <w:r>
-        <w:rPr>
-          <w:rFonts w:asciiTheme="majorBidi" w:hAnsiTheme="majorBidi" w:cstheme="majorBidi"/>
-          <w:sz w:val="22"/>
-          <w:szCs w:val="22"/>
-        </w:rPr>
-        <w:fldChar w:fldCharType="begin"/>
-      </w:r>
-      <w:r>
-        <w:rPr>
-          <w:rFonts w:asciiTheme="majorBidi" w:hAnsiTheme="majorBidi" w:cstheme="majorBidi"/>
-          <w:sz w:val="22"/>
-          <w:szCs w:val="22"/>
-        </w:rPr>
-        <w:instrText xml:space="preserve"> MERGEFIELD  EncounterAdmitDate  \* MERGEFORMAT </w:instrText>
-      </w:r>
-      <w:r>
-        <w:rPr>
-          <w:rFonts w:asciiTheme="majorBidi" w:hAnsiTheme="majorBidi" w:cstheme="majorBidi"/>
-          <w:sz w:val="22"/>
-          <w:szCs w:val="22"/>
-        </w:rPr>
-        <w:fldChar w:fldCharType="separate"/>
-      </w:r>
-      <w:r>
-        <w:rPr>
-          <w:rFonts w:asciiTheme="majorBidi" w:hAnsiTheme="majorBidi" w:cstheme="majorBidi"/>
-          <w:noProof/>
-          <w:sz w:val="22"/>
-          <w:szCs w:val="22"/>
-        </w:rPr>
-        <w:t>«EncounterAdmitDate»</w:t>
-      </w:r>
-      <w:r>
-        <w:rPr>
-          <w:rFonts w:asciiTheme="majorBidi" w:hAnsiTheme="majorBidi" w:cstheme="majorBidi"/>
-          <w:sz w:val="22"/>
-          <w:szCs w:val="22"/>
-        </w:rPr>
-        <w:fldChar w:fldCharType="end"/>
-      </w:r>
-    </w:p>
-    <w:p>
-      <w:pPr>
-        <w:tabs>
-          <w:tab w:val="left" w:pos="1560"/>
-          <w:tab w:val="left" w:pos="1800"/>
-          <w:tab w:val="left" w:pos="2040"/>
-          <w:tab w:val="left" w:pos="2160"/>
-        </w:tabs>
-        <w:rPr>
-          <w:rFonts w:asciiTheme="majorBidi" w:hAnsiTheme="majorBidi" w:cstheme="majorBidi"/>
-          <w:sz w:val="22"/>
-          <w:szCs w:val="22"/>
-        </w:rPr>
-      </w:pPr>
-      <w:r>
-        <w:rPr>
-          <w:rFonts w:asciiTheme="majorBidi" w:hAnsiTheme="majorBidi" w:cstheme="majorBidi"/>
-          <w:sz w:val="22"/>
-          <w:szCs w:val="22"/>
-        </w:rPr>
-        <w:t>Discharge Date</w:t>
-      </w:r>
-      <w:r>
-        <w:rPr>
-          <w:rFonts w:asciiTheme="majorBidi" w:hAnsiTheme="majorBidi" w:cstheme="majorBidi"/>
-          <w:sz w:val="22"/>
-          <w:szCs w:val="22"/>
-        </w:rPr>
-        <w:tab/>
-        <w:t xml:space="preserve">: </w:t>
-      </w:r>
-      <w:r>
-        <w:rPr>
-          <w:rFonts w:asciiTheme="majorBidi" w:hAnsiTheme="majorBidi" w:cstheme="majorBidi"/>
-          <w:sz w:val="22"/>
-          <w:szCs w:val="22"/>
-        </w:rPr>
-        <w:fldChar w:fldCharType="begin"/>
-      </w:r>
-      <w:r>
-        <w:rPr>
-          <w:rFonts w:asciiTheme="majorBidi" w:hAnsiTheme="majorBidi" w:cstheme="majorBidi"/>
-          <w:sz w:val="22"/>
-          <w:szCs w:val="22"/>
-        </w:rPr>
-        <w:instrText xml:space="preserve"> MERGEFIELD  EncounterDischargeDate  \* MERGEFORMAT </w:instrText>
-      </w:r>
-      <w:r>
-        <w:rPr>
-          <w:rFonts w:asciiTheme="majorBidi" w:hAnsiTheme="majorBidi" w:cstheme="majorBidi"/>
-          <w:sz w:val="22"/>
-          <w:szCs w:val="22"/>
-        </w:rPr>
-        <w:fldChar w:fldCharType="separate"/>
-      </w:r>
-      <w:r>
-        <w:rPr>
-          <w:rFonts w:asciiTheme="majorBidi" w:hAnsiTheme="majorBidi" w:cstheme="majorBidi"/>
-          <w:noProof/>
-          <w:sz w:val="22"/>
-          <w:szCs w:val="22"/>
-        </w:rPr>
-        <w:t>«EncounterDischargeDate»</w:t>
-      </w:r>
-      <w:r>
-        <w:rPr>
-          <w:rFonts w:asciiTheme="majorBidi" w:hAnsiTheme="majorBidi" w:cstheme="majorBidi"/>
-          <w:sz w:val="22"/>
-          <w:szCs w:val="22"/>
-        </w:rPr>
-        <w:fldChar w:fldCharType="end"/>
-      </w:r>
-    </w:p>
-    <w:p>
-      <w:pPr>
-        <w:tabs>
-          <w:tab w:val="left" w:pos="1560"/>
-          <w:tab w:val="left" w:pos="1800"/>
-          <w:tab w:val="left" w:pos="2040"/>
-          <w:tab w:val="left" w:pos="2160"/>
-        </w:tabs>
-        <w:rPr>
-          <w:rFonts w:asciiTheme="majorBidi" w:hAnsiTheme="majorBidi" w:cstheme="majorBidi"/>
-          <w:sz w:val="22"/>
-          <w:szCs w:val="22"/>
-        </w:rPr>
-      </w:pPr>
-      <w:r>
-        <w:rPr>
-          <w:rFonts w:asciiTheme="majorBidi" w:hAnsiTheme="majorBidi" w:cstheme="majorBidi"/>
-          <w:sz w:val="22"/>
-          <w:szCs w:val="22"/>
-        </w:rPr>
-        <w:t>Ward/Room No</w:t>
-      </w:r>
-      <w:r>
-        <w:rPr>
-          <w:rFonts w:asciiTheme="majorBidi" w:hAnsiTheme="majorBidi" w:cstheme="majorBidi"/>
-          <w:sz w:val="22"/>
-          <w:szCs w:val="22"/>
-        </w:rPr>
-        <w:tab/>
-        <w:t>:</w:t>
-      </w:r>
-      <w:r>
-        <w:rPr>
-          <w:rFonts w:asciiTheme="majorBidi" w:hAnsiTheme="majorBidi" w:cstheme="majorBidi"/>
-          <w:sz w:val="22"/>
-          <w:szCs w:val="22"/>
-        </w:rPr>
-        <w:t xml:space="preserve"> </w:t>
-      </w:r>
-      <w:r>
-        <w:rPr>
-          <w:rFonts w:asciiTheme="majorBidi" w:hAnsiTheme="majorBidi" w:cstheme="majorBidi"/>
-          <w:sz w:val="22"/>
-          <w:szCs w:val="22"/>
-        </w:rPr>
-        <w:fldChar w:fldCharType="begin"/>
-      </w:r>
-      <w:r>
-        <w:rPr>
-          <w:rFonts w:asciiTheme="majorBidi" w:hAnsiTheme="majorBidi" w:cstheme="majorBidi"/>
-          <w:sz w:val="22"/>
-          <w:szCs w:val="22"/>
-        </w:rPr>
-        <w:instrText xml:space="preserve"> MERGEFIELD  WardRoomNumber  \* MERGEFORMAT </w:instrText>
-      </w:r>
-      <w:r>
-        <w:rPr>
-          <w:rFonts w:asciiTheme="majorBidi" w:hAnsiTheme="majorBidi" w:cstheme="majorBidi"/>
-          <w:sz w:val="22"/>
-          <w:szCs w:val="22"/>
-        </w:rPr>
-        <w:fldChar w:fldCharType="separate"/>
-      </w:r>
-      <w:r>
-        <w:rPr>
-          <w:rFonts w:asciiTheme="majorBidi" w:hAnsiTheme="majorBidi" w:cstheme="majorBidi"/>
-          <w:noProof/>
-          <w:sz w:val="22"/>
-          <w:szCs w:val="22"/>
-        </w:rPr>
-        <w:t>«WardRoomNumber»</w:t>
-      </w:r>
-      <w:r>
-        <w:rPr>
-          <w:rFonts w:asciiTheme="majorBidi" w:hAnsiTheme="majorBidi" w:cstheme="majorBidi"/>
-          <w:sz w:val="22"/>
-          <w:szCs w:val="22"/>
-        </w:rPr>
-        <w:fldChar w:fldCharType="end"/>
-      </w:r>
-    </w:p>
-    <w:p>
-      <w:pPr>
-        <w:tabs>
-          <w:tab w:val="left" w:pos="1560"/>
-          <w:tab w:val="left" w:pos="1800"/>
-          <w:tab w:val="left" w:pos="2040"/>
-          <w:tab w:val="left" w:pos="2160"/>
-        </w:tabs>
-        <w:rPr>
-          <w:rFonts w:asciiTheme="majorBidi" w:hAnsiTheme="majorBidi" w:cstheme="majorBidi"/>
-          <w:sz w:val="22"/>
-          <w:szCs w:val="22"/>
-        </w:rPr>
-      </w:pPr>
-      <w:r>
-        <w:rPr>
-          <w:rFonts w:asciiTheme="majorBidi" w:hAnsiTheme="majorBidi" w:cstheme="majorBidi"/>
-          <w:sz w:val="22"/>
-          <w:szCs w:val="22"/>
-        </w:rPr>
-        <w:t xml:space="preserve">Encounter </w:t>
-      </w:r>
-      <w:r>
-        <w:rPr>
-          <w:rFonts w:asciiTheme="majorBidi" w:hAnsiTheme="majorBidi" w:cstheme="majorBidi"/>
-          <w:sz w:val="22"/>
-          <w:szCs w:val="22"/>
-        </w:rPr>
-        <w:t>ID</w:t>
-      </w:r>
-      <w:r>
-        <w:rPr>
-          <w:rFonts w:asciiTheme="majorBidi" w:hAnsiTheme="majorBidi" w:cstheme="majorBidi"/>
-          <w:sz w:val="22"/>
-          <w:szCs w:val="22"/>
-        </w:rPr>
-        <w:t xml:space="preserve">     </w:t>
-      </w:r>
-      <w:proofErr w:type="gramStart"/>
-      <w:r>
-        <w:rPr>
-          <w:rFonts w:asciiTheme="majorBidi" w:hAnsiTheme="majorBidi" w:cstheme="majorBidi"/>
-          <w:sz w:val="22"/>
-          <w:szCs w:val="22"/>
-        </w:rPr>
-        <w:t xml:space="preserve"> </w:t>
-      </w:r>
-      <w:r>
-        <w:rPr>
-          <w:rFonts w:asciiTheme="majorBidi" w:hAnsiTheme="majorBidi" w:cstheme="majorBidi"/>
-          <w:sz w:val="22"/>
-          <w:szCs w:val="22"/>
-        </w:rPr>
-        <w:t xml:space="preserve"> :</w:t>
-      </w:r>
-      <w:proofErr w:type="gramEnd"/>
-      <w:r>
-        <w:rPr>
-          <w:rFonts w:asciiTheme="majorBidi" w:hAnsiTheme="majorBidi" w:cstheme="majorBidi"/>
-          <w:sz w:val="22"/>
-          <w:szCs w:val="22"/>
-        </w:rPr>
-        <w:t xml:space="preserve"> </w:t>
-      </w:r>
-      <w:r>
-        <w:rPr>
-          <w:rFonts w:asciiTheme="majorBidi" w:hAnsiTheme="majorBidi" w:cstheme="majorBidi"/>
-          <w:sz w:val="22"/>
-          <w:szCs w:val="22"/>
-        </w:rPr>
-        <w:fldChar w:fldCharType="begin"/>
-      </w:r>
-      <w:r>
-        <w:rPr>
-          <w:rFonts w:asciiTheme="majorBidi" w:hAnsiTheme="majorBidi" w:cstheme="majorBidi"/>
-          <w:sz w:val="22"/>
-          <w:szCs w:val="22"/>
-        </w:rPr>
-        <w:instrText xml:space="preserve"> MERGEFIELD  EncounterID  \* MERGEFORMAT </w:instrText>
-      </w:r>
-      <w:r>
-        <w:rPr>
-          <w:rFonts w:asciiTheme="majorBidi" w:hAnsiTheme="majorBidi" w:cstheme="majorBidi"/>
-          <w:sz w:val="22"/>
-          <w:szCs w:val="22"/>
-        </w:rPr>
-        <w:fldChar w:fldCharType="separate"/>
-      </w:r>
-      <w:r>
-        <w:rPr>
-          <w:rFonts w:asciiTheme="majorBidi" w:hAnsiTheme="majorBidi" w:cstheme="majorBidi"/>
-          <w:noProof/>
-          <w:sz w:val="22"/>
-          <w:szCs w:val="22"/>
-        </w:rPr>
-        <w:t>«EncounterID»</w:t>
-      </w:r>
-      <w:r>
-        <w:rPr>
-          <w:rFonts w:asciiTheme="majorBidi" w:hAnsiTheme="majorBidi" w:cstheme="majorBidi"/>
-          <w:sz w:val="22"/>
-          <w:szCs w:val="22"/>
-        </w:rPr>
-        <w:fldChar w:fldCharType="end"/>
-      </w:r>
-      <w:r>
-        <w:rPr>
-          <w:rFonts w:asciiTheme="majorBidi" w:hAnsiTheme="majorBidi" w:cstheme="majorBidi"/>
-          <w:sz w:val="22"/>
-          <w:szCs w:val="22"/>
-        </w:rPr>
-        <w:t xml:space="preserve"> </w:t>
-      </w:r>
-    </w:p>
-    <w:p>
-      <w:pPr>
-        <w:tabs>
-          <w:tab w:val="left" w:pos="1200"/>
-          <w:tab w:val="left" w:pos="1560"/>
-          <w:tab w:val="left" w:pos="1800"/>
-          <w:tab w:val="left" w:pos="2040"/>
-          <w:tab w:val="left" w:pos="2160"/>
-          <w:tab w:val="left" w:pos="2640"/>
-        </w:tabs>
-        <w:rPr>
-          <w:rFonts w:asciiTheme="majorBidi" w:hAnsiTheme="majorBidi" w:cstheme="majorBidi"/>
-          <w:sz w:val="22"/>
-          <w:szCs w:val="22"/>
-        </w:rPr>
-      </w:pPr>
-      <w:r>
-        <w:rPr>
-          <w:rFonts w:asciiTheme="majorBidi" w:hAnsiTheme="majorBidi" w:cstheme="majorBidi"/>
-          <w:sz w:val="22"/>
-          <w:szCs w:val="22"/>
-        </w:rPr>
-        <w:t>Attending Doctor</w:t>
-      </w:r>
-      <w:r>
-        <w:rPr>
-          <w:rFonts w:asciiTheme="majorBidi" w:hAnsiTheme="majorBidi" w:cstheme="majorBidi"/>
-          <w:sz w:val="22"/>
-          <w:szCs w:val="22"/>
-        </w:rPr>
-        <w:tab/>
-        <w:t xml:space="preserve">: </w:t>
-      </w:r>
-      <w:r>
-        <w:rPr>
-          <w:rFonts w:asciiTheme="majorBidi" w:hAnsiTheme="majorBidi" w:cstheme="majorBidi"/>
-          <w:sz w:val="22"/>
-          <w:szCs w:val="22"/>
-        </w:rPr>
-        <w:fldChar w:fldCharType="begin"/>
-      </w:r>
-      <w:r>
-        <w:rPr>
-          <w:rFonts w:asciiTheme="majorBidi" w:hAnsiTheme="majorBidi" w:cstheme="majorBidi"/>
-          <w:sz w:val="22"/>
-          <w:szCs w:val="22"/>
-        </w:rPr>
-        <w:instrText xml:space="preserve"> MERGEFIELD  ProviderName  \* MERGEFORMAT </w:instrText>
-      </w:r>
-      <w:r>
-        <w:rPr>
-          <w:rFonts w:asciiTheme="majorBidi" w:hAnsiTheme="majorBidi" w:cstheme="majorBidi"/>
-          <w:sz w:val="22"/>
-          <w:szCs w:val="22"/>
-        </w:rPr>
-        <w:fldChar w:fldCharType="separate"/>
-      </w:r>
-      <w:r>
-        <w:rPr>
-          <w:rFonts w:asciiTheme="majorBidi" w:hAnsiTheme="majorBidi" w:cstheme="majorBidi"/>
-          <w:noProof/>
-          <w:sz w:val="22"/>
-          <w:szCs w:val="22"/>
-        </w:rPr>
-        <w:t>«ProviderName»</w:t>
-      </w:r>
-      <w:r>
-        <w:rPr>
-          <w:rFonts w:asciiTheme="majorBidi" w:hAnsiTheme="majorBidi" w:cstheme="majorBidi"/>
-          <w:sz w:val="22"/>
-          <w:szCs w:val="22"/>
-        </w:rPr>
-        <w:fldChar w:fldCharType="end"/>
-      </w:r>
-    </w:p>
-    <w:p>
-      <w:pPr>
-        <w:tabs>
-          <w:tab w:val="left" w:pos="1560"/>
-          <w:tab w:val="left" w:pos="1800"/>
-          <w:tab w:val="left" w:pos="2040"/>
-          <w:tab w:val="left" w:pos="2160"/>
-        </w:tabs>
-        <w:rPr>
-          <w:rFonts w:asciiTheme="majorBidi" w:hAnsiTheme="majorBidi" w:cstheme="majorBidi"/>
-          <w:sz w:val="22"/>
-          <w:szCs w:val="22"/>
-        </w:rPr>
-      </w:pPr>
-      <w:r>
-        <w:rPr>
-          <w:rFonts w:asciiTheme="majorBidi" w:hAnsiTheme="majorBidi" w:cstheme="majorBidi"/>
-          <w:sz w:val="22"/>
-          <w:szCs w:val="22"/>
-        </w:rPr>
-        <w:t xml:space="preserve">Department  </w:t>
-      </w:r>
-      <w:r>
-        <w:rPr>
-          <w:rFonts w:asciiTheme="majorBidi" w:hAnsiTheme="majorBidi" w:cstheme="majorBidi"/>
-          <w:sz w:val="22"/>
-          <w:szCs w:val="22"/>
-        </w:rPr>
-        <w:t xml:space="preserve"> </w:t>
-      </w:r>
-      <w:r>
-        <w:rPr>
-          <w:rFonts w:asciiTheme="majorBidi" w:hAnsiTheme="majorBidi" w:cstheme="majorBidi"/>
-          <w:sz w:val="22"/>
-          <w:szCs w:val="22"/>
-        </w:rPr>
-        <w:t xml:space="preserve">    </w:t>
-      </w:r>
-      <w:proofErr w:type="gramStart"/>
-      <w:r>
-        <w:rPr>
-          <w:rFonts w:asciiTheme="majorBidi" w:hAnsiTheme="majorBidi" w:cstheme="majorBidi"/>
-          <w:sz w:val="22"/>
-          <w:szCs w:val="22"/>
-        </w:rPr>
-        <w:t xml:space="preserve">  </w:t>
-      </w:r>
-      <w:r>
-        <w:rPr>
-          <w:rFonts w:asciiTheme="majorBidi" w:hAnsiTheme="majorBidi" w:cstheme="majorBidi"/>
-          <w:sz w:val="22"/>
-          <w:szCs w:val="22"/>
-        </w:rPr>
-        <w:t>:</w:t>
-      </w:r>
-      <w:proofErr w:type="gramEnd"/>
-      <w:r>
-        <w:rPr>
-          <w:rFonts w:asciiTheme="majorBidi" w:hAnsiTheme="majorBidi" w:cstheme="majorBidi"/>
-          <w:sz w:val="22"/>
-          <w:szCs w:val="22"/>
-        </w:rPr>
-        <w:t xml:space="preserve"> </w:t>
-      </w:r>
-      <w:r>
-        <w:rPr>
-          <w:rFonts w:asciiTheme="majorBidi" w:hAnsiTheme="majorBidi" w:cstheme="majorBidi"/>
-          <w:sz w:val="22"/>
-          <w:szCs w:val="22"/>
-        </w:rPr>
-        <w:fldChar w:fldCharType="begin"/>
-      </w:r>
-      <w:r>
-        <w:rPr>
-          <w:rFonts w:asciiTheme="majorBidi" w:hAnsiTheme="majorBidi" w:cstheme="majorBidi"/>
-          <w:sz w:val="22"/>
-          <w:szCs w:val="22"/>
-        </w:rPr>
-        <w:instrText xml:space="preserve"> MERGEFIELD  Department  \* MERGEFORMAT </w:instrText>
-      </w:r>
-      <w:r>
-        <w:rPr>
-          <w:rFonts w:asciiTheme="majorBidi" w:hAnsiTheme="majorBidi" w:cstheme="majorBidi"/>
-          <w:sz w:val="22"/>
-          <w:szCs w:val="22"/>
-        </w:rPr>
-        <w:fldChar w:fldCharType="separate"/>
-      </w:r>
-      <w:r>
-        <w:rPr>
-          <w:rFonts w:asciiTheme="majorBidi" w:hAnsiTheme="majorBidi" w:cstheme="majorBidi"/>
-          <w:noProof/>
-          <w:sz w:val="22"/>
-          <w:szCs w:val="22"/>
-        </w:rPr>
-        <w:t>«Department»</w:t>
-      </w:r>
-      <w:r>
-        <w:rPr>
-          <w:rFonts w:asciiTheme="majorBidi" w:hAnsiTheme="majorBidi" w:cstheme="majorBidi"/>
-          <w:sz w:val="22"/>
-          <w:szCs w:val="22"/>
-        </w:rPr>
-        <w:fldChar w:fldCharType="end"/>
-      </w:r>
     </w:p>
     <w:p>
       <w:pPr>
@@ -1264,15 +1368,20 @@
       <w:tblPr>
         <w:tblStyle w:val="TableGrid"/>
         <w:tblW w:w="0" w:type="auto"/>
+        <w:tblBorders>
+          <w:insideH w:val="none" w:sz="0" w:space="0" w:color="auto"/>
+          <w:insideV w:val="none" w:sz="0" w:space="0" w:color="auto"/>
+        </w:tblBorders>
         <w:tblLook w:val="04A0" w:firstRow="1" w:lastRow="0" w:firstColumn="1" w:lastColumn="0" w:noHBand="0" w:noVBand="1"/>
       </w:tblPr>
       <w:tblGrid>
-        <w:gridCol w:w="9350"/>
+        <w:gridCol w:w="1915"/>
+        <w:gridCol w:w="7435"/>
       </w:tblGrid>
       <w:tr>
         <w:tc>
           <w:tcPr>
-            <w:tcW w:w="9350" w:type="dxa"/>
+            <w:tcW w:w="1915" w:type="dxa"/>
           </w:tcPr>
           <w:p>
             <w:pPr>
@@ -1294,56 +1403,7 @@
                 <w:sz w:val="22"/>
                 <w:szCs w:val="22"/>
               </w:rPr>
-              <w:t>Primary Diagnosis:</w:t>
-            </w:r>
-            <w:r>
-              <w:rPr>
-                <w:rFonts w:asciiTheme="majorBidi" w:hAnsiTheme="majorBidi" w:cstheme="majorBidi"/>
-                <w:sz w:val="22"/>
-                <w:szCs w:val="22"/>
-              </w:rPr>
-              <w:t xml:space="preserve"> </w:t>
-            </w:r>
-            <w:r>
-              <w:rPr>
-                <w:rFonts w:asciiTheme="majorBidi" w:hAnsiTheme="majorBidi" w:cstheme="majorBidi"/>
-                <w:sz w:val="22"/>
-                <w:szCs w:val="22"/>
-              </w:rPr>
-              <w:fldChar w:fldCharType="begin"/>
-            </w:r>
-            <w:r>
-              <w:rPr>
-                <w:rFonts w:asciiTheme="majorBidi" w:hAnsiTheme="majorBidi" w:cstheme="majorBidi"/>
-                <w:sz w:val="22"/>
-                <w:szCs w:val="22"/>
-              </w:rPr>
-              <w:instrText xml:space="preserve"> MERGEFIELD  Diagnosis  \* MERGEFORMAT </w:instrText>
-            </w:r>
-            <w:r>
-              <w:rPr>
-                <w:rFonts w:asciiTheme="majorBidi" w:hAnsiTheme="majorBidi" w:cstheme="majorBidi"/>
-                <w:sz w:val="22"/>
-                <w:szCs w:val="22"/>
-              </w:rPr>
-              <w:fldChar w:fldCharType="separate"/>
-            </w:r>
-            <w:r>
-              <w:rPr>
-                <w:rFonts w:asciiTheme="majorBidi" w:hAnsiTheme="majorBidi" w:cstheme="majorBidi"/>
-                <w:noProof/>
-                <w:sz w:val="22"/>
-                <w:szCs w:val="22"/>
-              </w:rPr>
-              <w:t>«Diagnosis»</w:t>
-            </w:r>
-            <w:r>
-              <w:rPr>
-                <w:rFonts w:asciiTheme="majorBidi" w:hAnsiTheme="majorBidi" w:cstheme="majorBidi"/>
-                <w:sz w:val="22"/>
-                <w:szCs w:val="22"/>
-              </w:rPr>
-              <w:fldChar w:fldCharType="end"/>
+              <w:t>Primary Diagnosis</w:t>
             </w:r>
           </w:p>
           <w:p>
@@ -1360,82 +1420,12 @@
                 <w:szCs w:val="22"/>
               </w:rPr>
             </w:pPr>
-            <w:r>
-              <w:rPr>
-                <w:rFonts w:asciiTheme="majorBidi" w:hAnsiTheme="majorBidi" w:cstheme="majorBidi"/>
-                <w:sz w:val="22"/>
-                <w:szCs w:val="22"/>
-              </w:rPr>
-              <w:t xml:space="preserve">ICD Code        </w:t>
-            </w:r>
-            <w:proofErr w:type="gramStart"/>
-            <w:r>
-              <w:rPr>
-                <w:rFonts w:asciiTheme="majorBidi" w:hAnsiTheme="majorBidi" w:cstheme="majorBidi"/>
-                <w:sz w:val="22"/>
-                <w:szCs w:val="22"/>
-              </w:rPr>
-              <w:t xml:space="preserve">  </w:t>
-            </w:r>
-            <w:r>
-              <w:rPr>
-                <w:rFonts w:asciiTheme="majorBidi" w:hAnsiTheme="majorBidi" w:cstheme="majorBidi"/>
-                <w:sz w:val="22"/>
-                <w:szCs w:val="22"/>
-              </w:rPr>
-              <w:t>:</w:t>
-            </w:r>
-            <w:proofErr w:type="gramEnd"/>
-            <w:r>
-              <w:rPr>
-                <w:rFonts w:asciiTheme="majorBidi" w:hAnsiTheme="majorBidi" w:cstheme="majorBidi"/>
-                <w:sz w:val="22"/>
-                <w:szCs w:val="22"/>
-              </w:rPr>
-              <w:t xml:space="preserve"> </w:t>
-            </w:r>
-            <w:r>
-              <w:rPr>
-                <w:rFonts w:asciiTheme="majorBidi" w:hAnsiTheme="majorBidi" w:cstheme="majorBidi"/>
-                <w:sz w:val="22"/>
-                <w:szCs w:val="22"/>
-              </w:rPr>
-              <w:fldChar w:fldCharType="begin"/>
-            </w:r>
-            <w:r>
-              <w:rPr>
-                <w:rFonts w:asciiTheme="majorBidi" w:hAnsiTheme="majorBidi" w:cstheme="majorBidi"/>
-                <w:sz w:val="22"/>
-                <w:szCs w:val="22"/>
-              </w:rPr>
-              <w:instrText xml:space="preserve"> MERGEFIELD  ICDCode  \* MERGEFORMAT </w:instrText>
-            </w:r>
-            <w:r>
-              <w:rPr>
-                <w:rFonts w:asciiTheme="majorBidi" w:hAnsiTheme="majorBidi" w:cstheme="majorBidi"/>
-                <w:sz w:val="22"/>
-                <w:szCs w:val="22"/>
-              </w:rPr>
-              <w:fldChar w:fldCharType="separate"/>
-            </w:r>
-            <w:r>
-              <w:rPr>
-                <w:rFonts w:asciiTheme="majorBidi" w:hAnsiTheme="majorBidi" w:cstheme="majorBidi"/>
-                <w:noProof/>
-                <w:sz w:val="22"/>
-                <w:szCs w:val="22"/>
-              </w:rPr>
-              <w:t>«ICDCode»</w:t>
-            </w:r>
-            <w:r>
-              <w:rPr>
-                <w:rFonts w:asciiTheme="majorBidi" w:hAnsiTheme="majorBidi" w:cstheme="majorBidi"/>
-                <w:sz w:val="22"/>
-                <w:szCs w:val="22"/>
-              </w:rPr>
-              <w:fldChar w:fldCharType="end"/>
-            </w:r>
-          </w:p>
+          </w:p>
+        </w:tc>
+        <w:tc>
+          <w:tcPr>
+            <w:tcW w:w="7435" w:type="dxa"/>
+          </w:tcPr>
           <w:p>
             <w:pPr>
               <w:tabs>
@@ -1450,6 +1440,162 @@
                 <w:szCs w:val="22"/>
               </w:rPr>
             </w:pPr>
+            <w:r>
+              <w:rPr>
+                <w:rFonts w:asciiTheme="majorBidi" w:hAnsiTheme="majorBidi" w:cstheme="majorBidi"/>
+                <w:sz w:val="22"/>
+                <w:szCs w:val="22"/>
+              </w:rPr>
+              <w:t xml:space="preserve">: </w:t>
+            </w:r>
+            <w:r>
+              <w:rPr>
+                <w:rFonts w:asciiTheme="majorBidi" w:hAnsiTheme="majorBidi" w:cstheme="majorBidi"/>
+                <w:sz w:val="22"/>
+                <w:szCs w:val="22"/>
+              </w:rPr>
+              <w:fldChar w:fldCharType="begin"/>
+            </w:r>
+            <w:r>
+              <w:rPr>
+                <w:rFonts w:asciiTheme="majorBidi" w:hAnsiTheme="majorBidi" w:cstheme="majorBidi"/>
+                <w:sz w:val="22"/>
+                <w:szCs w:val="22"/>
+              </w:rPr>
+              <w:instrText xml:space="preserve"> MERGEFIELD  Diagnosis  \* MERGEFORMAT </w:instrText>
+            </w:r>
+            <w:r>
+              <w:rPr>
+                <w:rFonts w:asciiTheme="majorBidi" w:hAnsiTheme="majorBidi" w:cstheme="majorBidi"/>
+                <w:sz w:val="22"/>
+                <w:szCs w:val="22"/>
+              </w:rPr>
+              <w:fldChar w:fldCharType="separate"/>
+            </w:r>
+            <w:r>
+              <w:rPr>
+                <w:rFonts w:asciiTheme="majorBidi" w:hAnsiTheme="majorBidi" w:cstheme="majorBidi"/>
+                <w:noProof/>
+                <w:sz w:val="22"/>
+                <w:szCs w:val="22"/>
+              </w:rPr>
+              <w:t>«Diagnosis»</w:t>
+            </w:r>
+            <w:r>
+              <w:rPr>
+                <w:rFonts w:asciiTheme="majorBidi" w:hAnsiTheme="majorBidi" w:cstheme="majorBidi"/>
+                <w:sz w:val="22"/>
+                <w:szCs w:val="22"/>
+              </w:rPr>
+              <w:fldChar w:fldCharType="end"/>
+            </w:r>
+          </w:p>
+        </w:tc>
+      </w:tr>
+      <w:tr>
+        <w:tc>
+          <w:tcPr>
+            <w:tcW w:w="1915" w:type="dxa"/>
+          </w:tcPr>
+          <w:p>
+            <w:pPr>
+              <w:tabs>
+                <w:tab w:val="left" w:pos="1560"/>
+                <w:tab w:val="left" w:pos="1800"/>
+                <w:tab w:val="left" w:pos="2040"/>
+                <w:tab w:val="left" w:pos="2160"/>
+              </w:tabs>
+              <w:rPr>
+                <w:rFonts w:asciiTheme="majorBidi" w:hAnsiTheme="majorBidi" w:cstheme="majorBidi"/>
+                <w:sz w:val="22"/>
+                <w:szCs w:val="22"/>
+              </w:rPr>
+            </w:pPr>
+            <w:r>
+              <w:rPr>
+                <w:rFonts w:asciiTheme="majorBidi" w:hAnsiTheme="majorBidi" w:cstheme="majorBidi"/>
+                <w:sz w:val="22"/>
+                <w:szCs w:val="22"/>
+              </w:rPr>
+              <w:t xml:space="preserve">ICD Code        </w:t>
+            </w:r>
+            <w:r>
+              <w:rPr>
+                <w:rFonts w:asciiTheme="majorBidi" w:hAnsiTheme="majorBidi" w:cstheme="majorBidi"/>
+                <w:sz w:val="22"/>
+                <w:szCs w:val="22"/>
+              </w:rPr>
+              <w:t xml:space="preserve">  </w:t>
+            </w:r>
+          </w:p>
+        </w:tc>
+        <w:tc>
+          <w:tcPr>
+            <w:tcW w:w="7435" w:type="dxa"/>
+          </w:tcPr>
+          <w:p>
+            <w:pPr>
+              <w:tabs>
+                <w:tab w:val="left" w:pos="1560"/>
+                <w:tab w:val="left" w:pos="1800"/>
+                <w:tab w:val="left" w:pos="2040"/>
+                <w:tab w:val="left" w:pos="2160"/>
+              </w:tabs>
+              <w:rPr>
+                <w:rFonts w:asciiTheme="majorBidi" w:hAnsiTheme="majorBidi" w:cstheme="majorBidi"/>
+                <w:sz w:val="22"/>
+                <w:szCs w:val="22"/>
+              </w:rPr>
+            </w:pPr>
+            <w:r>
+              <w:rPr>
+                <w:rFonts w:asciiTheme="majorBidi" w:hAnsiTheme="majorBidi" w:cstheme="majorBidi"/>
+                <w:sz w:val="22"/>
+                <w:szCs w:val="22"/>
+              </w:rPr>
+              <w:t xml:space="preserve">: </w:t>
+            </w:r>
+            <w:r>
+              <w:rPr>
+                <w:rFonts w:asciiTheme="majorBidi" w:hAnsiTheme="majorBidi" w:cstheme="majorBidi"/>
+                <w:sz w:val="22"/>
+                <w:szCs w:val="22"/>
+              </w:rPr>
+              <w:fldChar w:fldCharType="begin"/>
+            </w:r>
+            <w:r>
+              <w:rPr>
+                <w:rFonts w:asciiTheme="majorBidi" w:hAnsiTheme="majorBidi" w:cstheme="majorBidi"/>
+                <w:sz w:val="22"/>
+                <w:szCs w:val="22"/>
+              </w:rPr>
+              <w:instrText xml:space="preserve"> MERGEFIELD  ICDCode  \* MERGEFORMAT </w:instrText>
+            </w:r>
+            <w:r>
+              <w:rPr>
+                <w:rFonts w:asciiTheme="majorBidi" w:hAnsiTheme="majorBidi" w:cstheme="majorBidi"/>
+                <w:sz w:val="22"/>
+                <w:szCs w:val="22"/>
+              </w:rPr>
+              <w:fldChar w:fldCharType="separate"/>
+            </w:r>
+            <w:r>
+              <w:rPr>
+                <w:rFonts w:asciiTheme="majorBidi" w:hAnsiTheme="majorBidi" w:cstheme="majorBidi"/>
+                <w:noProof/>
+                <w:sz w:val="22"/>
+                <w:szCs w:val="22"/>
+              </w:rPr>
+              <w:t>«ICDCode»</w:t>
+            </w:r>
+            <w:r>
+              <w:rPr>
+                <w:rFonts w:asciiTheme="majorBidi" w:hAnsiTheme="majorBidi" w:cstheme="majorBidi"/>
+                <w:sz w:val="22"/>
+                <w:szCs w:val="22"/>
+              </w:rPr>
+              <w:fldChar w:fldCharType="end"/>
+            </w:r>
           </w:p>
         </w:tc>
       </w:tr>
@@ -1924,19 +2070,19 @@
                 <w:tab w:val="left" w:pos="2040"/>
                 <w:tab w:val="left" w:pos="2160"/>
               </w:tabs>
-              <w:rPr>
-                <w:rFonts w:asciiTheme="majorBidi" w:hAnsiTheme="majorBidi" w:cstheme="majorBidi"/>
-                <w:sz w:val="22"/>
-                <w:szCs w:val="22"/>
-              </w:rPr>
-            </w:pPr>
-            <w:r>
-              <w:rPr>
-                <w:rFonts w:asciiTheme="majorBidi" w:hAnsiTheme="majorBidi" w:cstheme="majorBidi"/>
-                <w:sz w:val="22"/>
-                <w:szCs w:val="22"/>
-              </w:rPr>
-              <w:lastRenderedPageBreak/>
+              <w:jc w:val="center"/>
+              <w:rPr>
+                <w:rFonts w:asciiTheme="majorBidi" w:hAnsiTheme="majorBidi" w:cstheme="majorBidi"/>
+                <w:sz w:val="22"/>
+                <w:szCs w:val="22"/>
+              </w:rPr>
+            </w:pPr>
+            <w:r>
+              <w:rPr>
+                <w:rFonts w:asciiTheme="majorBidi" w:hAnsiTheme="majorBidi" w:cstheme="majorBidi"/>
+                <w:sz w:val="22"/>
+                <w:szCs w:val="22"/>
+              </w:rPr>
               <w:fldChar w:fldCharType="begin"/>
             </w:r>
             <w:r>
@@ -2036,6 +2182,7 @@
                 <w:tab w:val="left" w:pos="2040"/>
                 <w:tab w:val="left" w:pos="2160"/>
               </w:tabs>
+              <w:jc w:val="center"/>
               <w:rPr>
                 <w:rFonts w:asciiTheme="majorBidi" w:hAnsiTheme="majorBidi" w:cstheme="majorBidi"/>
                 <w:sz w:val="22"/>
@@ -2098,6 +2245,7 @@
                 <w:tab w:val="left" w:pos="2040"/>
                 <w:tab w:val="left" w:pos="2160"/>
               </w:tabs>
+              <w:jc w:val="center"/>
               <w:rPr>
                 <w:rFonts w:asciiTheme="majorBidi" w:hAnsiTheme="majorBidi" w:cstheme="majorBidi"/>
                 <w:sz w:val="22"/>
@@ -2152,6 +2300,7 @@
                 <w:tab w:val="left" w:pos="1560"/>
                 <w:tab w:val="left" w:pos="1800"/>
               </w:tabs>
+              <w:jc w:val="center"/>
               <w:rPr>
                 <w:rFonts w:asciiTheme="majorBidi" w:hAnsiTheme="majorBidi" w:cstheme="majorBidi"/>
                 <w:b/>
@@ -2173,6 +2322,7 @@
                 <w:tab w:val="left" w:pos="2040"/>
                 <w:tab w:val="left" w:pos="2160"/>
               </w:tabs>
+              <w:jc w:val="center"/>
               <w:rPr>
                 <w:rFonts w:asciiTheme="majorBidi" w:hAnsiTheme="majorBidi" w:cstheme="majorBidi"/>
                 <w:sz w:val="22"/>
@@ -2229,6 +2379,7 @@
                 <w:tab w:val="left" w:pos="2040"/>
                 <w:tab w:val="left" w:pos="2160"/>
               </w:tabs>
+              <w:jc w:val="center"/>
               <w:rPr>
                 <w:rFonts w:asciiTheme="majorBidi" w:hAnsiTheme="majorBidi" w:cstheme="majorBidi"/>
                 <w:sz w:val="22"/>
@@ -2283,6 +2434,7 @@
                 <w:tab w:val="left" w:pos="1560"/>
                 <w:tab w:val="left" w:pos="1800"/>
               </w:tabs>
+              <w:jc w:val="center"/>
               <w:rPr>
                 <w:rFonts w:asciiTheme="majorBidi" w:hAnsiTheme="majorBidi" w:cstheme="majorBidi"/>
                 <w:b/>
@@ -2512,6 +2664,7 @@
                 <w:tab w:val="left" w:pos="1560"/>
                 <w:tab w:val="left" w:pos="1800"/>
               </w:tabs>
+              <w:jc w:val="center"/>
               <w:rPr>
                 <w:rFonts w:asciiTheme="majorBidi" w:hAnsiTheme="majorBidi" w:cstheme="majorBidi"/>
                 <w:sz w:val="22"/>
@@ -2566,6 +2719,7 @@
                 <w:tab w:val="left" w:pos="1560"/>
                 <w:tab w:val="left" w:pos="1800"/>
               </w:tabs>
+              <w:jc w:val="center"/>
               <w:rPr>
                 <w:rFonts w:asciiTheme="majorBidi" w:hAnsiTheme="majorBidi" w:cstheme="majorBidi"/>
               </w:rPr>
@@ -2624,6 +2778,7 @@
                 <w:tab w:val="left" w:pos="1560"/>
                 <w:tab w:val="left" w:pos="1800"/>
               </w:tabs>
+              <w:jc w:val="center"/>
               <w:rPr>
                 <w:rFonts w:asciiTheme="majorBidi" w:hAnsiTheme="majorBidi" w:cstheme="majorBidi"/>
               </w:rPr>
@@ -2682,6 +2837,7 @@
                 <w:tab w:val="left" w:pos="1560"/>
                 <w:tab w:val="left" w:pos="1800"/>
               </w:tabs>
+              <w:jc w:val="center"/>
               <w:rPr>
                 <w:rFonts w:asciiTheme="majorBidi" w:hAnsiTheme="majorBidi" w:cstheme="majorBidi"/>
               </w:rPr>
@@ -2734,6 +2890,7 @@
                 <w:tab w:val="left" w:pos="1560"/>
                 <w:tab w:val="left" w:pos="1800"/>
               </w:tabs>
+              <w:jc w:val="center"/>
               <w:rPr>
                 <w:rFonts w:asciiTheme="majorBidi" w:hAnsiTheme="majorBidi" w:cstheme="majorBidi"/>
               </w:rPr>
@@ -2751,6 +2908,7 @@
                 <w:tab w:val="left" w:pos="1560"/>
                 <w:tab w:val="left" w:pos="1800"/>
               </w:tabs>
+              <w:jc w:val="center"/>
               <w:rPr>
                 <w:rFonts w:asciiTheme="majorBidi" w:hAnsiTheme="majorBidi" w:cstheme="majorBidi"/>
               </w:rPr>
@@ -2803,6 +2961,7 @@
                 <w:tab w:val="left" w:pos="1560"/>
                 <w:tab w:val="left" w:pos="1800"/>
               </w:tabs>
+              <w:jc w:val="center"/>
               <w:rPr>
                 <w:rFonts w:asciiTheme="majorBidi" w:hAnsiTheme="majorBidi" w:cstheme="majorBidi"/>
               </w:rPr>
@@ -2820,6 +2979,7 @@
                 <w:tab w:val="left" w:pos="1560"/>
                 <w:tab w:val="left" w:pos="1800"/>
               </w:tabs>
+              <w:jc w:val="center"/>
               <w:rPr>
                 <w:rFonts w:asciiTheme="majorBidi" w:hAnsiTheme="majorBidi" w:cstheme="majorBidi"/>
                 <w:sz w:val="22"/>
@@ -2874,6 +3034,7 @@
                 <w:tab w:val="left" w:pos="1560"/>
                 <w:tab w:val="left" w:pos="1800"/>
               </w:tabs>
+              <w:jc w:val="center"/>
               <w:rPr>
                 <w:rFonts w:asciiTheme="majorBidi" w:hAnsiTheme="majorBidi" w:cstheme="majorBidi"/>
               </w:rPr>
@@ -2919,17 +3080,6 @@
               </w:rPr>
               <w:fldChar w:fldCharType="end"/>
             </w:r>
-          </w:p>
-          <w:p>
-            <w:pPr>
-              <w:tabs>
-                <w:tab w:val="left" w:pos="1560"/>
-                <w:tab w:val="left" w:pos="1800"/>
-              </w:tabs>
-              <w:rPr>
-                <w:rFonts w:asciiTheme="majorBidi" w:hAnsiTheme="majorBidi" w:cstheme="majorBidi"/>
-              </w:rPr>
-            </w:pPr>
           </w:p>
         </w:tc>
       </w:tr>
@@ -2976,291 +3126,402 @@
         </w:rPr>
         <w:t xml:space="preserve"> DISCHARGE INSTRUCTIONS</w:t>
       </w:r>
+      <w:r>
+        <w:rPr>
+          <w:rFonts w:asciiTheme="majorBidi" w:hAnsiTheme="majorBidi" w:cstheme="majorBidi"/>
+          <w:sz w:val="22"/>
+          <w:szCs w:val="22"/>
+        </w:rPr>
+        <w:t xml:space="preserve"> </w:t>
+      </w:r>
     </w:p>
-    <w:p>
-      <w:pPr>
-        <w:tabs>
-          <w:tab w:val="left" w:pos="1560"/>
-          <w:tab w:val="left" w:pos="1800"/>
-          <w:tab w:val="left" w:pos="2520"/>
-          <w:tab w:val="left" w:pos="3240"/>
-        </w:tabs>
-        <w:rPr>
-          <w:rFonts w:asciiTheme="majorBidi" w:hAnsiTheme="majorBidi" w:cstheme="majorBidi"/>
-          <w:sz w:val="22"/>
-          <w:szCs w:val="22"/>
-        </w:rPr>
-      </w:pPr>
-      <w:r>
-        <w:rPr>
-          <w:rFonts w:asciiTheme="majorBidi" w:hAnsiTheme="majorBidi" w:cstheme="majorBidi"/>
-          <w:sz w:val="22"/>
-          <w:szCs w:val="22"/>
-        </w:rPr>
-        <w:fldChar w:fldCharType="begin"/>
-      </w:r>
-      <w:r>
-        <w:rPr>
-          <w:rFonts w:asciiTheme="majorBidi" w:hAnsiTheme="majorBidi" w:cstheme="majorBidi"/>
-          <w:sz w:val="22"/>
-          <w:szCs w:val="22"/>
-        </w:rPr>
-        <w:instrText xml:space="preserve"> MERGEFIELD  DischargeInstructions  \* MERGEFORMAT </w:instrText>
-      </w:r>
-      <w:r>
-        <w:rPr>
-          <w:rFonts w:asciiTheme="majorBidi" w:hAnsiTheme="majorBidi" w:cstheme="majorBidi"/>
-          <w:sz w:val="22"/>
-          <w:szCs w:val="22"/>
-        </w:rPr>
-        <w:fldChar w:fldCharType="separate"/>
-      </w:r>
-      <w:r>
-        <w:rPr>
-          <w:rFonts w:asciiTheme="majorBidi" w:hAnsiTheme="majorBidi" w:cstheme="majorBidi"/>
-          <w:noProof/>
-          <w:sz w:val="22"/>
-          <w:szCs w:val="22"/>
-        </w:rPr>
-        <w:t>«DischargeInstructions»</w:t>
-      </w:r>
-      <w:r>
-        <w:rPr>
-          <w:rFonts w:asciiTheme="majorBidi" w:hAnsiTheme="majorBidi" w:cstheme="majorBidi"/>
-          <w:sz w:val="22"/>
-          <w:szCs w:val="22"/>
-        </w:rPr>
-        <w:fldChar w:fldCharType="end"/>
-      </w:r>
-      <w:r>
-        <w:rPr>
-          <w:rFonts w:asciiTheme="majorBidi" w:hAnsiTheme="majorBidi" w:cstheme="majorBidi"/>
-          <w:sz w:val="22"/>
-          <w:szCs w:val="22"/>
-        </w:rPr>
-        <w:t xml:space="preserve"> </w:t>
-      </w:r>
-    </w:p>
-    <w:p>
-      <w:pPr>
-        <w:tabs>
-          <w:tab w:val="left" w:pos="1560"/>
-          <w:tab w:val="left" w:pos="1800"/>
-          <w:tab w:val="left" w:pos="2520"/>
-          <w:tab w:val="left" w:pos="3240"/>
-        </w:tabs>
-        <w:rPr>
-          <w:rFonts w:asciiTheme="majorBidi" w:hAnsiTheme="majorBidi" w:cstheme="majorBidi"/>
-          <w:sz w:val="22"/>
-          <w:szCs w:val="22"/>
-        </w:rPr>
-      </w:pPr>
-      <w:r>
-        <w:rPr>
-          <w:rFonts w:asciiTheme="majorBidi" w:hAnsiTheme="majorBidi" w:cstheme="majorBidi"/>
-          <w:sz w:val="22"/>
-          <w:szCs w:val="22"/>
-        </w:rPr>
-        <w:t xml:space="preserve">Follow-up </w:t>
-      </w:r>
-      <w:r>
-        <w:rPr>
-          <w:rFonts w:asciiTheme="majorBidi" w:hAnsiTheme="majorBidi" w:cstheme="majorBidi"/>
-          <w:sz w:val="22"/>
-          <w:szCs w:val="22"/>
-        </w:rPr>
-        <w:t>Date</w:t>
-      </w:r>
-      <w:r>
-        <w:rPr>
-          <w:rFonts w:asciiTheme="majorBidi" w:hAnsiTheme="majorBidi" w:cstheme="majorBidi"/>
-          <w:sz w:val="22"/>
-          <w:szCs w:val="22"/>
-        </w:rPr>
-        <w:t xml:space="preserve">  </w:t>
-      </w:r>
-      <w:proofErr w:type="gramStart"/>
-      <w:r>
-        <w:rPr>
-          <w:rFonts w:asciiTheme="majorBidi" w:hAnsiTheme="majorBidi" w:cstheme="majorBidi"/>
-          <w:sz w:val="22"/>
-          <w:szCs w:val="22"/>
-        </w:rPr>
-        <w:t xml:space="preserve">  </w:t>
-      </w:r>
-      <w:r>
-        <w:rPr>
-          <w:rFonts w:asciiTheme="majorBidi" w:hAnsiTheme="majorBidi" w:cstheme="majorBidi"/>
-          <w:sz w:val="22"/>
-          <w:szCs w:val="22"/>
-        </w:rPr>
-        <w:t>:</w:t>
-      </w:r>
-      <w:proofErr w:type="gramEnd"/>
-      <w:r>
-        <w:rPr>
-          <w:rFonts w:asciiTheme="majorBidi" w:hAnsiTheme="majorBidi" w:cstheme="majorBidi"/>
-          <w:sz w:val="22"/>
-          <w:szCs w:val="22"/>
-        </w:rPr>
-        <w:t xml:space="preserve"> </w:t>
-      </w:r>
-      <w:r>
-        <w:rPr>
-          <w:rFonts w:asciiTheme="majorBidi" w:hAnsiTheme="majorBidi" w:cstheme="majorBidi"/>
-          <w:sz w:val="22"/>
-          <w:szCs w:val="22"/>
-        </w:rPr>
-        <w:fldChar w:fldCharType="begin"/>
-      </w:r>
-      <w:r>
-        <w:rPr>
-          <w:rFonts w:asciiTheme="majorBidi" w:hAnsiTheme="majorBidi" w:cstheme="majorBidi"/>
-          <w:sz w:val="22"/>
-          <w:szCs w:val="22"/>
-        </w:rPr>
-        <w:instrText xml:space="preserve"> MERGEFIELD  FollowUpDate  \* MERGEFORMAT </w:instrText>
-      </w:r>
-      <w:r>
-        <w:rPr>
-          <w:rFonts w:asciiTheme="majorBidi" w:hAnsiTheme="majorBidi" w:cstheme="majorBidi"/>
-          <w:sz w:val="22"/>
-          <w:szCs w:val="22"/>
-        </w:rPr>
-        <w:fldChar w:fldCharType="separate"/>
-      </w:r>
-      <w:r>
-        <w:rPr>
-          <w:rFonts w:asciiTheme="majorBidi" w:hAnsiTheme="majorBidi" w:cstheme="majorBidi"/>
-          <w:noProof/>
-          <w:sz w:val="22"/>
-          <w:szCs w:val="22"/>
-        </w:rPr>
-        <w:t>«FollowUpDate»</w:t>
-      </w:r>
-      <w:r>
-        <w:rPr>
-          <w:rFonts w:asciiTheme="majorBidi" w:hAnsiTheme="majorBidi" w:cstheme="majorBidi"/>
-          <w:sz w:val="22"/>
-          <w:szCs w:val="22"/>
-        </w:rPr>
-        <w:fldChar w:fldCharType="end"/>
-      </w:r>
-      <w:r>
-        <w:rPr>
-          <w:rFonts w:asciiTheme="majorBidi" w:hAnsiTheme="majorBidi" w:cstheme="majorBidi"/>
-          <w:sz w:val="22"/>
-          <w:szCs w:val="22"/>
-        </w:rPr>
-        <w:t xml:space="preserve"> </w:t>
-      </w:r>
-    </w:p>
-    <w:p>
-      <w:pPr>
-        <w:tabs>
-          <w:tab w:val="left" w:pos="1560"/>
-          <w:tab w:val="left" w:pos="1800"/>
-          <w:tab w:val="left" w:pos="2520"/>
-          <w:tab w:val="left" w:pos="3240"/>
-        </w:tabs>
-        <w:rPr>
-          <w:rFonts w:asciiTheme="majorBidi" w:hAnsiTheme="majorBidi" w:cstheme="majorBidi"/>
-          <w:sz w:val="22"/>
-          <w:szCs w:val="22"/>
-        </w:rPr>
-      </w:pPr>
-      <w:r>
-        <w:rPr>
-          <w:rFonts w:asciiTheme="majorBidi" w:hAnsiTheme="majorBidi" w:cstheme="majorBidi"/>
-          <w:sz w:val="22"/>
-          <w:szCs w:val="22"/>
-        </w:rPr>
-        <w:t xml:space="preserve">Follow-up </w:t>
-      </w:r>
-      <w:proofErr w:type="gramStart"/>
-      <w:r>
-        <w:rPr>
-          <w:rFonts w:asciiTheme="majorBidi" w:hAnsiTheme="majorBidi" w:cstheme="majorBidi"/>
-          <w:sz w:val="22"/>
-          <w:szCs w:val="22"/>
-        </w:rPr>
-        <w:t>Doctor</w:t>
-      </w:r>
-      <w:r>
-        <w:rPr>
-          <w:rFonts w:asciiTheme="majorBidi" w:hAnsiTheme="majorBidi" w:cstheme="majorBidi"/>
-          <w:sz w:val="22"/>
-          <w:szCs w:val="22"/>
-        </w:rPr>
-        <w:t xml:space="preserve"> </w:t>
-      </w:r>
-      <w:r>
-        <w:rPr>
-          <w:rFonts w:asciiTheme="majorBidi" w:hAnsiTheme="majorBidi" w:cstheme="majorBidi"/>
-          <w:sz w:val="22"/>
-          <w:szCs w:val="22"/>
-        </w:rPr>
-        <w:t>:</w:t>
-      </w:r>
-      <w:proofErr w:type="gramEnd"/>
-      <w:r>
-        <w:rPr>
-          <w:rFonts w:asciiTheme="majorBidi" w:hAnsiTheme="majorBidi" w:cstheme="majorBidi"/>
-          <w:sz w:val="22"/>
-          <w:szCs w:val="22"/>
-        </w:rPr>
-        <w:t xml:space="preserve"> </w:t>
-      </w:r>
-      <w:r>
-        <w:rPr>
-          <w:rFonts w:asciiTheme="majorBidi" w:hAnsiTheme="majorBidi" w:cstheme="majorBidi"/>
-          <w:sz w:val="22"/>
-          <w:szCs w:val="22"/>
-        </w:rPr>
-        <w:fldChar w:fldCharType="begin"/>
-      </w:r>
-      <w:r>
-        <w:rPr>
-          <w:rFonts w:asciiTheme="majorBidi" w:hAnsiTheme="majorBidi" w:cstheme="majorBidi"/>
-          <w:sz w:val="22"/>
-          <w:szCs w:val="22"/>
-        </w:rPr>
-        <w:instrText xml:space="preserve"> MERGEFIELD  FollowUpDoctor  \* MERGEFORMAT </w:instrText>
-      </w:r>
-      <w:r>
-        <w:rPr>
-          <w:rFonts w:asciiTheme="majorBidi" w:hAnsiTheme="majorBidi" w:cstheme="majorBidi"/>
-          <w:sz w:val="22"/>
-          <w:szCs w:val="22"/>
-        </w:rPr>
-        <w:fldChar w:fldCharType="separate"/>
-      </w:r>
-      <w:r>
-        <w:rPr>
-          <w:rFonts w:asciiTheme="majorBidi" w:hAnsiTheme="majorBidi" w:cstheme="majorBidi"/>
-          <w:noProof/>
-          <w:sz w:val="22"/>
-          <w:szCs w:val="22"/>
-        </w:rPr>
-        <w:t>«FollowUpDoctor»</w:t>
-      </w:r>
-      <w:r>
-        <w:rPr>
-          <w:rFonts w:asciiTheme="majorBidi" w:hAnsiTheme="majorBidi" w:cstheme="majorBidi"/>
-          <w:sz w:val="22"/>
-          <w:szCs w:val="22"/>
-        </w:rPr>
-        <w:fldChar w:fldCharType="end"/>
-      </w:r>
-      <w:r>
-        <w:rPr>
-          <w:rFonts w:asciiTheme="majorBidi" w:hAnsiTheme="majorBidi" w:cstheme="majorBidi"/>
-          <w:sz w:val="22"/>
-          <w:szCs w:val="22"/>
-        </w:rPr>
-        <w:t xml:space="preserve">  </w:t>
-      </w:r>
-    </w:p>
+    <w:tbl>
+      <w:tblPr>
+        <w:tblStyle w:val="TableGrid"/>
+        <w:tblW w:w="0" w:type="auto"/>
+        <w:tblBorders>
+          <w:top w:val="none" w:sz="0" w:space="0" w:color="auto"/>
+          <w:left w:val="none" w:sz="0" w:space="0" w:color="auto"/>
+          <w:bottom w:val="none" w:sz="0" w:space="0" w:color="auto"/>
+          <w:right w:val="none" w:sz="0" w:space="0" w:color="auto"/>
+          <w:insideH w:val="none" w:sz="0" w:space="0" w:color="auto"/>
+          <w:insideV w:val="none" w:sz="0" w:space="0" w:color="auto"/>
+        </w:tblBorders>
+        <w:tblLook w:val="04A0" w:firstRow="1" w:lastRow="0" w:firstColumn="1" w:lastColumn="0" w:noHBand="0" w:noVBand="1"/>
+      </w:tblPr>
+      <w:tblGrid>
+        <w:gridCol w:w="2395"/>
+        <w:gridCol w:w="5760"/>
+      </w:tblGrid>
+      <w:tr>
+        <w:tc>
+          <w:tcPr>
+            <w:tcW w:w="8155" w:type="dxa"/>
+            <w:gridSpan w:val="2"/>
+          </w:tcPr>
+          <w:p>
+            <w:pPr>
+              <w:tabs>
+                <w:tab w:val="left" w:pos="1560"/>
+                <w:tab w:val="left" w:pos="1680"/>
+                <w:tab w:val="left" w:pos="1800"/>
+                <w:tab w:val="left" w:pos="2520"/>
+                <w:tab w:val="left" w:pos="3240"/>
+              </w:tabs>
+              <w:rPr>
+                <w:rFonts w:asciiTheme="majorBidi" w:hAnsiTheme="majorBidi" w:cstheme="majorBidi"/>
+                <w:sz w:val="22"/>
+                <w:szCs w:val="22"/>
+              </w:rPr>
+            </w:pPr>
+            <w:r>
+              <w:rPr>
+                <w:rFonts w:asciiTheme="majorBidi" w:hAnsiTheme="majorBidi" w:cstheme="majorBidi"/>
+                <w:sz w:val="22"/>
+                <w:szCs w:val="22"/>
+              </w:rPr>
+              <w:fldChar w:fldCharType="begin"/>
+            </w:r>
+            <w:r>
+              <w:rPr>
+                <w:rFonts w:asciiTheme="majorBidi" w:hAnsiTheme="majorBidi" w:cstheme="majorBidi"/>
+                <w:sz w:val="22"/>
+                <w:szCs w:val="22"/>
+              </w:rPr>
+              <w:instrText xml:space="preserve"> MERGEFIELD  DischargeInstructions  \* MERGEFORMAT </w:instrText>
+            </w:r>
+            <w:r>
+              <w:rPr>
+                <w:rFonts w:asciiTheme="majorBidi" w:hAnsiTheme="majorBidi" w:cstheme="majorBidi"/>
+                <w:sz w:val="22"/>
+                <w:szCs w:val="22"/>
+              </w:rPr>
+              <w:fldChar w:fldCharType="separate"/>
+            </w:r>
+            <w:r>
+              <w:rPr>
+                <w:rFonts w:asciiTheme="majorBidi" w:hAnsiTheme="majorBidi" w:cstheme="majorBidi"/>
+                <w:noProof/>
+                <w:sz w:val="22"/>
+                <w:szCs w:val="22"/>
+              </w:rPr>
+              <w:t>«DischargeInstructions»</w:t>
+            </w:r>
+            <w:r>
+              <w:rPr>
+                <w:rFonts w:asciiTheme="majorBidi" w:hAnsiTheme="majorBidi" w:cstheme="majorBidi"/>
+                <w:sz w:val="22"/>
+                <w:szCs w:val="22"/>
+              </w:rPr>
+              <w:fldChar w:fldCharType="end"/>
+            </w:r>
+          </w:p>
+        </w:tc>
+      </w:tr>
+      <w:tr>
+        <w:tc>
+          <w:tcPr>
+            <w:tcW w:w="2395" w:type="dxa"/>
+          </w:tcPr>
+          <w:p>
+            <w:pPr>
+              <w:tabs>
+                <w:tab w:val="left" w:pos="1560"/>
+                <w:tab w:val="left" w:pos="1680"/>
+                <w:tab w:val="left" w:pos="1800"/>
+                <w:tab w:val="left" w:pos="2520"/>
+                <w:tab w:val="left" w:pos="3240"/>
+              </w:tabs>
+              <w:rPr>
+                <w:rFonts w:asciiTheme="majorBidi" w:hAnsiTheme="majorBidi" w:cstheme="majorBidi"/>
+                <w:sz w:val="22"/>
+                <w:szCs w:val="22"/>
+              </w:rPr>
+            </w:pPr>
+            <w:r>
+              <w:rPr>
+                <w:rFonts w:asciiTheme="majorBidi" w:hAnsiTheme="majorBidi" w:cstheme="majorBidi"/>
+                <w:sz w:val="22"/>
+                <w:szCs w:val="22"/>
+              </w:rPr>
+              <w:t>Follow-up Date</w:t>
+            </w:r>
+          </w:p>
+        </w:tc>
+        <w:tc>
+          <w:tcPr>
+            <w:tcW w:w="5760" w:type="dxa"/>
+          </w:tcPr>
+          <w:p>
+            <w:pPr>
+              <w:tabs>
+                <w:tab w:val="left" w:pos="1560"/>
+                <w:tab w:val="left" w:pos="1680"/>
+                <w:tab w:val="left" w:pos="1800"/>
+                <w:tab w:val="left" w:pos="2520"/>
+                <w:tab w:val="left" w:pos="3240"/>
+              </w:tabs>
+              <w:rPr>
+                <w:rFonts w:asciiTheme="majorBidi" w:hAnsiTheme="majorBidi" w:cstheme="majorBidi"/>
+                <w:sz w:val="22"/>
+                <w:szCs w:val="22"/>
+              </w:rPr>
+            </w:pPr>
+            <w:r>
+              <w:rPr>
+                <w:rFonts w:asciiTheme="majorBidi" w:hAnsiTheme="majorBidi" w:cstheme="majorBidi"/>
+                <w:sz w:val="22"/>
+                <w:szCs w:val="22"/>
+              </w:rPr>
+              <w:t xml:space="preserve">: </w:t>
+            </w:r>
+            <w:r>
+              <w:rPr>
+                <w:rFonts w:asciiTheme="majorBidi" w:hAnsiTheme="majorBidi" w:cstheme="majorBidi"/>
+                <w:sz w:val="22"/>
+                <w:szCs w:val="22"/>
+              </w:rPr>
+              <w:fldChar w:fldCharType="begin"/>
+            </w:r>
+            <w:r>
+              <w:rPr>
+                <w:rFonts w:asciiTheme="majorBidi" w:hAnsiTheme="majorBidi" w:cstheme="majorBidi"/>
+                <w:sz w:val="22"/>
+                <w:szCs w:val="22"/>
+              </w:rPr>
+              <w:instrText xml:space="preserve"> MERGEFIELD  FollowUpDate  \* MERGEFORMAT </w:instrText>
+            </w:r>
+            <w:r>
+              <w:rPr>
+                <w:rFonts w:asciiTheme="majorBidi" w:hAnsiTheme="majorBidi" w:cstheme="majorBidi"/>
+                <w:sz w:val="22"/>
+                <w:szCs w:val="22"/>
+              </w:rPr>
+              <w:fldChar w:fldCharType="separate"/>
+            </w:r>
+            <w:r>
+              <w:rPr>
+                <w:rFonts w:asciiTheme="majorBidi" w:hAnsiTheme="majorBidi" w:cstheme="majorBidi"/>
+                <w:noProof/>
+                <w:sz w:val="22"/>
+                <w:szCs w:val="22"/>
+              </w:rPr>
+              <w:t>«FollowUpDate»</w:t>
+            </w:r>
+            <w:r>
+              <w:rPr>
+                <w:rFonts w:asciiTheme="majorBidi" w:hAnsiTheme="majorBidi" w:cstheme="majorBidi"/>
+                <w:sz w:val="22"/>
+                <w:szCs w:val="22"/>
+              </w:rPr>
+              <w:fldChar w:fldCharType="end"/>
+            </w:r>
+          </w:p>
+        </w:tc>
+      </w:tr>
+      <w:tr>
+        <w:tc>
+          <w:tcPr>
+            <w:tcW w:w="2395" w:type="dxa"/>
+          </w:tcPr>
+          <w:p>
+            <w:pPr>
+              <w:tabs>
+                <w:tab w:val="left" w:pos="1560"/>
+                <w:tab w:val="left" w:pos="1680"/>
+                <w:tab w:val="left" w:pos="1800"/>
+                <w:tab w:val="left" w:pos="2520"/>
+                <w:tab w:val="left" w:pos="3240"/>
+              </w:tabs>
+              <w:rPr>
+                <w:rFonts w:asciiTheme="majorBidi" w:hAnsiTheme="majorBidi" w:cstheme="majorBidi"/>
+                <w:sz w:val="22"/>
+                <w:szCs w:val="22"/>
+              </w:rPr>
+            </w:pPr>
+            <w:r>
+              <w:rPr>
+                <w:rFonts w:asciiTheme="majorBidi" w:hAnsiTheme="majorBidi" w:cstheme="majorBidi"/>
+                <w:sz w:val="22"/>
+                <w:szCs w:val="22"/>
+              </w:rPr>
+              <w:t>Follow-up Doctor</w:t>
+            </w:r>
+          </w:p>
+        </w:tc>
+        <w:tc>
+          <w:tcPr>
+            <w:tcW w:w="5760" w:type="dxa"/>
+          </w:tcPr>
+          <w:p>
+            <w:pPr>
+              <w:tabs>
+                <w:tab w:val="left" w:pos="1560"/>
+                <w:tab w:val="left" w:pos="1680"/>
+                <w:tab w:val="left" w:pos="1800"/>
+                <w:tab w:val="left" w:pos="2520"/>
+                <w:tab w:val="left" w:pos="3240"/>
+              </w:tabs>
+              <w:rPr>
+                <w:rFonts w:asciiTheme="majorBidi" w:hAnsiTheme="majorBidi" w:cstheme="majorBidi"/>
+                <w:sz w:val="22"/>
+                <w:szCs w:val="22"/>
+              </w:rPr>
+            </w:pPr>
+            <w:r>
+              <w:rPr>
+                <w:rFonts w:asciiTheme="majorBidi" w:hAnsiTheme="majorBidi" w:cstheme="majorBidi"/>
+                <w:sz w:val="22"/>
+                <w:szCs w:val="22"/>
+              </w:rPr>
+              <w:t xml:space="preserve">: </w:t>
+            </w:r>
+            <w:r>
+              <w:rPr>
+                <w:rFonts w:asciiTheme="majorBidi" w:hAnsiTheme="majorBidi" w:cstheme="majorBidi"/>
+                <w:sz w:val="22"/>
+                <w:szCs w:val="22"/>
+              </w:rPr>
+              <w:fldChar w:fldCharType="begin"/>
+            </w:r>
+            <w:r>
+              <w:rPr>
+                <w:rFonts w:asciiTheme="majorBidi" w:hAnsiTheme="majorBidi" w:cstheme="majorBidi"/>
+                <w:sz w:val="22"/>
+                <w:szCs w:val="22"/>
+              </w:rPr>
+              <w:instrText xml:space="preserve"> MERGEFIELD  FollowUpDoctor  \* MERGEFORMAT </w:instrText>
+            </w:r>
+            <w:r>
+              <w:rPr>
+                <w:rFonts w:asciiTheme="majorBidi" w:hAnsiTheme="majorBidi" w:cstheme="majorBidi"/>
+                <w:sz w:val="22"/>
+                <w:szCs w:val="22"/>
+              </w:rPr>
+              <w:fldChar w:fldCharType="separate"/>
+            </w:r>
+            <w:r>
+              <w:rPr>
+                <w:rFonts w:asciiTheme="majorBidi" w:hAnsiTheme="majorBidi" w:cstheme="majorBidi"/>
+                <w:noProof/>
+                <w:sz w:val="22"/>
+                <w:szCs w:val="22"/>
+              </w:rPr>
+              <w:t>«FollowUpDoctor»</w:t>
+            </w:r>
+            <w:r>
+              <w:rPr>
+                <w:rFonts w:asciiTheme="majorBidi" w:hAnsiTheme="majorBidi" w:cstheme="majorBidi"/>
+                <w:sz w:val="22"/>
+                <w:szCs w:val="22"/>
+              </w:rPr>
+              <w:fldChar w:fldCharType="end"/>
+            </w:r>
+          </w:p>
+        </w:tc>
+      </w:tr>
+      <w:tr>
+        <w:tc>
+          <w:tcPr>
+            <w:tcW w:w="2395" w:type="dxa"/>
+          </w:tcPr>
+          <w:p>
+            <w:pPr>
+              <w:tabs>
+                <w:tab w:val="left" w:pos="1560"/>
+                <w:tab w:val="left" w:pos="1680"/>
+                <w:tab w:val="left" w:pos="1800"/>
+                <w:tab w:val="left" w:pos="2520"/>
+                <w:tab w:val="left" w:pos="3240"/>
+              </w:tabs>
+              <w:rPr>
+                <w:rFonts w:asciiTheme="majorBidi" w:hAnsiTheme="majorBidi" w:cstheme="majorBidi"/>
+                <w:sz w:val="22"/>
+                <w:szCs w:val="22"/>
+              </w:rPr>
+            </w:pPr>
+            <w:r>
+              <w:rPr>
+                <w:rFonts w:asciiTheme="majorBidi" w:hAnsiTheme="majorBidi" w:cstheme="majorBidi"/>
+                <w:sz w:val="22"/>
+                <w:szCs w:val="22"/>
+              </w:rPr>
+              <w:t>Follow-up Notes</w:t>
+            </w:r>
+          </w:p>
+        </w:tc>
+        <w:tc>
+          <w:tcPr>
+            <w:tcW w:w="5760" w:type="dxa"/>
+          </w:tcPr>
+          <w:p>
+            <w:pPr>
+              <w:tabs>
+                <w:tab w:val="left" w:pos="1560"/>
+                <w:tab w:val="left" w:pos="1680"/>
+                <w:tab w:val="left" w:pos="1800"/>
+                <w:tab w:val="left" w:pos="2520"/>
+                <w:tab w:val="left" w:pos="3240"/>
+              </w:tabs>
+              <w:rPr>
+                <w:rFonts w:asciiTheme="majorBidi" w:hAnsiTheme="majorBidi" w:cstheme="majorBidi"/>
+                <w:sz w:val="22"/>
+                <w:szCs w:val="22"/>
+              </w:rPr>
+            </w:pPr>
+            <w:r>
+              <w:rPr>
+                <w:rFonts w:asciiTheme="majorBidi" w:hAnsiTheme="majorBidi" w:cstheme="majorBidi"/>
+                <w:sz w:val="22"/>
+                <w:szCs w:val="22"/>
+              </w:rPr>
+              <w:t xml:space="preserve">: </w:t>
+            </w:r>
+            <w:r>
+              <w:rPr>
+                <w:rFonts w:asciiTheme="majorBidi" w:hAnsiTheme="majorBidi" w:cstheme="majorBidi"/>
+                <w:sz w:val="22"/>
+                <w:szCs w:val="22"/>
+              </w:rPr>
+              <w:fldChar w:fldCharType="begin"/>
+            </w:r>
+            <w:r>
+              <w:rPr>
+                <w:rFonts w:asciiTheme="majorBidi" w:hAnsiTheme="majorBidi" w:cstheme="majorBidi"/>
+                <w:sz w:val="22"/>
+                <w:szCs w:val="22"/>
+              </w:rPr>
+              <w:instrText xml:space="preserve"> MERGEFIELD  FollowUpNotes  \* MERGEFORMAT </w:instrText>
+            </w:r>
+            <w:r>
+              <w:rPr>
+                <w:rFonts w:asciiTheme="majorBidi" w:hAnsiTheme="majorBidi" w:cstheme="majorBidi"/>
+                <w:sz w:val="22"/>
+                <w:szCs w:val="22"/>
+              </w:rPr>
+              <w:fldChar w:fldCharType="separate"/>
+            </w:r>
+            <w:r>
+              <w:rPr>
+                <w:rFonts w:asciiTheme="majorBidi" w:hAnsiTheme="majorBidi" w:cstheme="majorBidi"/>
+                <w:noProof/>
+                <w:sz w:val="22"/>
+                <w:szCs w:val="22"/>
+              </w:rPr>
+              <w:t>«FollowUpNotes»</w:t>
+            </w:r>
+            <w:r>
+              <w:rPr>
+                <w:rFonts w:asciiTheme="majorBidi" w:hAnsiTheme="majorBidi" w:cstheme="majorBidi"/>
+                <w:sz w:val="22"/>
+                <w:szCs w:val="22"/>
+              </w:rPr>
+              <w:fldChar w:fldCharType="end"/>
+            </w:r>
+          </w:p>
+        </w:tc>
+      </w:tr>
+    </w:tbl>
     <w:p>
       <w:pPr>
         <w:tabs>
@@ -3276,97 +3537,6 @@
           <w:szCs w:val="22"/>
         </w:rPr>
       </w:pPr>
-      <w:r>
-        <w:rPr>
-          <w:rFonts w:asciiTheme="majorBidi" w:hAnsiTheme="majorBidi" w:cstheme="majorBidi"/>
-          <w:sz w:val="22"/>
-          <w:szCs w:val="22"/>
-        </w:rPr>
-        <w:t xml:space="preserve">Follow-up </w:t>
-      </w:r>
-      <w:proofErr w:type="gramStart"/>
-      <w:r>
-        <w:rPr>
-          <w:rFonts w:asciiTheme="majorBidi" w:hAnsiTheme="majorBidi" w:cstheme="majorBidi"/>
-          <w:sz w:val="22"/>
-          <w:szCs w:val="22"/>
-        </w:rPr>
-        <w:t>Notes</w:t>
-      </w:r>
-      <w:r>
-        <w:rPr>
-          <w:rFonts w:asciiTheme="majorBidi" w:hAnsiTheme="majorBidi" w:cstheme="majorBidi"/>
-          <w:sz w:val="22"/>
-          <w:szCs w:val="22"/>
-        </w:rPr>
-        <w:t xml:space="preserve">  </w:t>
-      </w:r>
-      <w:r>
-        <w:rPr>
-          <w:rFonts w:asciiTheme="majorBidi" w:hAnsiTheme="majorBidi" w:cstheme="majorBidi"/>
-          <w:sz w:val="22"/>
-          <w:szCs w:val="22"/>
-        </w:rPr>
-        <w:t>:</w:t>
-      </w:r>
-      <w:proofErr w:type="gramEnd"/>
-      <w:r>
-        <w:rPr>
-          <w:rFonts w:asciiTheme="majorBidi" w:hAnsiTheme="majorBidi" w:cstheme="majorBidi"/>
-          <w:sz w:val="22"/>
-          <w:szCs w:val="22"/>
-        </w:rPr>
-        <w:t xml:space="preserve"> </w:t>
-      </w:r>
-      <w:r>
-        <w:rPr>
-          <w:rFonts w:asciiTheme="majorBidi" w:hAnsiTheme="majorBidi" w:cstheme="majorBidi"/>
-          <w:sz w:val="22"/>
-          <w:szCs w:val="22"/>
-        </w:rPr>
-        <w:fldChar w:fldCharType="begin"/>
-      </w:r>
-      <w:r>
-        <w:rPr>
-          <w:rFonts w:asciiTheme="majorBidi" w:hAnsiTheme="majorBidi" w:cstheme="majorBidi"/>
-          <w:sz w:val="22"/>
-          <w:szCs w:val="22"/>
-        </w:rPr>
-        <w:instrText xml:space="preserve"> MERGEFIELD  FollowUpNotes  \* MERGEFORMAT </w:instrText>
-      </w:r>
-      <w:r>
-        <w:rPr>
-          <w:rFonts w:asciiTheme="majorBidi" w:hAnsiTheme="majorBidi" w:cstheme="majorBidi"/>
-          <w:sz w:val="22"/>
-          <w:szCs w:val="22"/>
-        </w:rPr>
-        <w:fldChar w:fldCharType="separate"/>
-      </w:r>
-      <w:r>
-        <w:rPr>
-          <w:rFonts w:asciiTheme="majorBidi" w:hAnsiTheme="majorBidi" w:cstheme="majorBidi"/>
-          <w:noProof/>
-          <w:sz w:val="22"/>
-          <w:szCs w:val="22"/>
-        </w:rPr>
-        <w:t>«FollowUpNotes»</w:t>
-      </w:r>
-      <w:r>
-        <w:rPr>
-          <w:rFonts w:asciiTheme="majorBidi" w:hAnsiTheme="majorBidi" w:cstheme="majorBidi"/>
-          <w:sz w:val="22"/>
-          <w:szCs w:val="22"/>
-        </w:rPr>
-        <w:fldChar w:fldCharType="end"/>
-      </w:r>
-      <w:r>
-        <w:rPr>
-          <w:rFonts w:asciiTheme="majorBidi" w:hAnsiTheme="majorBidi" w:cstheme="majorBidi"/>
-          <w:sz w:val="22"/>
-          <w:szCs w:val="22"/>
-        </w:rPr>
-        <w:t xml:space="preserve">  </w:t>
-      </w:r>
     </w:p>
     <w:p>
       <w:pPr>
@@ -3403,302 +3573,461 @@
         </w:rPr>
         <w:t xml:space="preserve"> AUTHORIZED BY</w:t>
       </w:r>
+      <w:r>
+        <w:rPr>
+          <w:rFonts w:asciiTheme="majorBidi" w:hAnsiTheme="majorBidi" w:cstheme="majorBidi"/>
+          <w:sz w:val="22"/>
+          <w:szCs w:val="22"/>
+        </w:rPr>
+        <w:t xml:space="preserve"> </w:t>
+      </w:r>
     </w:p>
-    <w:p>
-      <w:pPr>
-        <w:tabs>
-          <w:tab w:val="left" w:pos="840"/>
-          <w:tab w:val="left" w:pos="1080"/>
-          <w:tab w:val="left" w:pos="1560"/>
-          <w:tab w:val="left" w:pos="1800"/>
-          <w:tab w:val="left" w:pos="2040"/>
-          <w:tab w:val="left" w:pos="2160"/>
-          <w:tab w:val="left" w:pos="2880"/>
-        </w:tabs>
-        <w:rPr>
-          <w:rFonts w:asciiTheme="majorBidi" w:hAnsiTheme="majorBidi" w:cstheme="majorBidi"/>
-          <w:sz w:val="22"/>
-          <w:szCs w:val="22"/>
-        </w:rPr>
-      </w:pPr>
-      <w:r>
-        <w:rPr>
-          <w:rFonts w:asciiTheme="majorBidi" w:hAnsiTheme="majorBidi" w:cstheme="majorBidi"/>
-          <w:sz w:val="22"/>
-          <w:szCs w:val="22"/>
-        </w:rPr>
-        <w:t xml:space="preserve">Attending </w:t>
-      </w:r>
-      <w:proofErr w:type="gramStart"/>
-      <w:r>
-        <w:rPr>
-          <w:rFonts w:asciiTheme="majorBidi" w:hAnsiTheme="majorBidi" w:cstheme="majorBidi"/>
-          <w:sz w:val="22"/>
-          <w:szCs w:val="22"/>
-        </w:rPr>
-        <w:t>Physician :</w:t>
-      </w:r>
-      <w:proofErr w:type="gramEnd"/>
-      <w:r>
-        <w:rPr>
-          <w:rFonts w:asciiTheme="majorBidi" w:hAnsiTheme="majorBidi" w:cstheme="majorBidi"/>
-          <w:sz w:val="22"/>
-          <w:szCs w:val="22"/>
-        </w:rPr>
-        <w:t xml:space="preserve"> </w:t>
-      </w:r>
-      <w:r>
-        <w:rPr>
-          <w:rFonts w:asciiTheme="majorBidi" w:hAnsiTheme="majorBidi" w:cstheme="majorBidi"/>
-          <w:sz w:val="22"/>
-          <w:szCs w:val="22"/>
-        </w:rPr>
-        <w:fldChar w:fldCharType="begin"/>
-      </w:r>
-      <w:r>
-        <w:rPr>
-          <w:rFonts w:asciiTheme="majorBidi" w:hAnsiTheme="majorBidi" w:cstheme="majorBidi"/>
-          <w:sz w:val="22"/>
-          <w:szCs w:val="22"/>
-        </w:rPr>
-        <w:instrText xml:space="preserve"> MERGEFIELD  ProviderName  \* MERGEFORMAT </w:instrText>
-      </w:r>
-      <w:r>
-        <w:rPr>
-          <w:rFonts w:asciiTheme="majorBidi" w:hAnsiTheme="majorBidi" w:cstheme="majorBidi"/>
-          <w:sz w:val="22"/>
-          <w:szCs w:val="22"/>
-        </w:rPr>
-        <w:fldChar w:fldCharType="separate"/>
-      </w:r>
-      <w:r>
-        <w:rPr>
-          <w:rFonts w:asciiTheme="majorBidi" w:hAnsiTheme="majorBidi" w:cstheme="majorBidi"/>
-          <w:noProof/>
-          <w:sz w:val="22"/>
-          <w:szCs w:val="22"/>
-        </w:rPr>
-        <w:t>«ProviderName»</w:t>
-      </w:r>
-      <w:r>
-        <w:rPr>
-          <w:rFonts w:asciiTheme="majorBidi" w:hAnsiTheme="majorBidi" w:cstheme="majorBidi"/>
-          <w:sz w:val="22"/>
-          <w:szCs w:val="22"/>
-        </w:rPr>
-        <w:fldChar w:fldCharType="end"/>
-      </w:r>
-    </w:p>
-    <w:p>
-      <w:pPr>
-        <w:tabs>
-          <w:tab w:val="left" w:pos="840"/>
-          <w:tab w:val="left" w:pos="1080"/>
-          <w:tab w:val="left" w:pos="1560"/>
-          <w:tab w:val="left" w:pos="1800"/>
-          <w:tab w:val="left" w:pos="2040"/>
-          <w:tab w:val="left" w:pos="2160"/>
-          <w:tab w:val="left" w:pos="2880"/>
-        </w:tabs>
-        <w:rPr>
-          <w:rFonts w:asciiTheme="majorBidi" w:hAnsiTheme="majorBidi" w:cstheme="majorBidi"/>
-          <w:sz w:val="22"/>
-          <w:szCs w:val="22"/>
-        </w:rPr>
-      </w:pPr>
-      <w:r>
-        <w:rPr>
-          <w:rFonts w:asciiTheme="majorBidi" w:hAnsiTheme="majorBidi" w:cstheme="majorBidi"/>
-          <w:sz w:val="22"/>
-          <w:szCs w:val="22"/>
-        </w:rPr>
-        <w:t xml:space="preserve">Designation        </w:t>
-      </w:r>
-      <w:r>
-        <w:rPr>
-          <w:rFonts w:asciiTheme="majorBidi" w:hAnsiTheme="majorBidi" w:cstheme="majorBidi"/>
-          <w:sz w:val="22"/>
-          <w:szCs w:val="22"/>
-        </w:rPr>
-        <w:t xml:space="preserve">    </w:t>
-      </w:r>
-      <w:proofErr w:type="gramStart"/>
-      <w:r>
-        <w:rPr>
-          <w:rFonts w:asciiTheme="majorBidi" w:hAnsiTheme="majorBidi" w:cstheme="majorBidi"/>
-          <w:sz w:val="22"/>
-          <w:szCs w:val="22"/>
-        </w:rPr>
-        <w:t xml:space="preserve"> </w:t>
-      </w:r>
-      <w:r>
-        <w:rPr>
-          <w:rFonts w:asciiTheme="majorBidi" w:hAnsiTheme="majorBidi" w:cstheme="majorBidi"/>
-          <w:sz w:val="22"/>
-          <w:szCs w:val="22"/>
-        </w:rPr>
-        <w:t xml:space="preserve"> </w:t>
-      </w:r>
-      <w:r>
-        <w:rPr>
-          <w:rFonts w:asciiTheme="majorBidi" w:hAnsiTheme="majorBidi" w:cstheme="majorBidi"/>
-          <w:sz w:val="22"/>
-          <w:szCs w:val="22"/>
-        </w:rPr>
-        <w:t>:</w:t>
-      </w:r>
-      <w:proofErr w:type="gramEnd"/>
-      <w:r>
-        <w:rPr>
-          <w:rFonts w:asciiTheme="majorBidi" w:hAnsiTheme="majorBidi" w:cstheme="majorBidi"/>
-          <w:sz w:val="22"/>
-          <w:szCs w:val="22"/>
-        </w:rPr>
-        <w:t xml:space="preserve"> </w:t>
-      </w:r>
-      <w:r>
-        <w:rPr>
-          <w:rFonts w:asciiTheme="majorBidi" w:hAnsiTheme="majorBidi" w:cstheme="majorBidi"/>
-          <w:sz w:val="22"/>
-          <w:szCs w:val="22"/>
-        </w:rPr>
-        <w:fldChar w:fldCharType="begin"/>
-      </w:r>
-      <w:r>
-        <w:rPr>
-          <w:rFonts w:asciiTheme="majorBidi" w:hAnsiTheme="majorBidi" w:cstheme="majorBidi"/>
-          <w:sz w:val="22"/>
-          <w:szCs w:val="22"/>
-        </w:rPr>
-        <w:instrText xml:space="preserve"> MERGEFIELD  ProviderDesignation  \* MERGEFORMAT </w:instrText>
-      </w:r>
-      <w:r>
-        <w:rPr>
-          <w:rFonts w:asciiTheme="majorBidi" w:hAnsiTheme="majorBidi" w:cstheme="majorBidi"/>
-          <w:sz w:val="22"/>
-          <w:szCs w:val="22"/>
-        </w:rPr>
-        <w:fldChar w:fldCharType="separate"/>
-      </w:r>
-      <w:r>
-        <w:rPr>
-          <w:rFonts w:asciiTheme="majorBidi" w:hAnsiTheme="majorBidi" w:cstheme="majorBidi"/>
-          <w:noProof/>
-          <w:sz w:val="22"/>
-          <w:szCs w:val="22"/>
-        </w:rPr>
-        <w:t>«ProviderDesignation»</w:t>
-      </w:r>
-      <w:r>
-        <w:rPr>
-          <w:rFonts w:asciiTheme="majorBidi" w:hAnsiTheme="majorBidi" w:cstheme="majorBidi"/>
-          <w:sz w:val="22"/>
-          <w:szCs w:val="22"/>
-        </w:rPr>
-        <w:fldChar w:fldCharType="end"/>
-      </w:r>
-    </w:p>
-    <w:p>
-      <w:pPr>
-        <w:tabs>
-          <w:tab w:val="left" w:pos="840"/>
-          <w:tab w:val="left" w:pos="1080"/>
-          <w:tab w:val="left" w:pos="1560"/>
-          <w:tab w:val="left" w:pos="1800"/>
-          <w:tab w:val="left" w:pos="2040"/>
-          <w:tab w:val="left" w:pos="2160"/>
-          <w:tab w:val="left" w:pos="2880"/>
-        </w:tabs>
-        <w:rPr>
-          <w:rFonts w:asciiTheme="majorBidi" w:hAnsiTheme="majorBidi" w:cstheme="majorBidi"/>
-          <w:sz w:val="22"/>
-          <w:szCs w:val="22"/>
-        </w:rPr>
-      </w:pPr>
-      <w:r>
-        <w:rPr>
-          <w:rFonts w:asciiTheme="majorBidi" w:hAnsiTheme="majorBidi" w:cstheme="majorBidi"/>
-          <w:sz w:val="22"/>
-          <w:szCs w:val="22"/>
-        </w:rPr>
-        <w:t xml:space="preserve">Department         </w:t>
-      </w:r>
-      <w:r>
-        <w:rPr>
-          <w:rFonts w:asciiTheme="majorBidi" w:hAnsiTheme="majorBidi" w:cstheme="majorBidi"/>
-          <w:sz w:val="22"/>
-          <w:szCs w:val="22"/>
-        </w:rPr>
-        <w:t xml:space="preserve">   </w:t>
-      </w:r>
-      <w:proofErr w:type="gramStart"/>
-      <w:r>
-        <w:rPr>
-          <w:rFonts w:asciiTheme="majorBidi" w:hAnsiTheme="majorBidi" w:cstheme="majorBidi"/>
-          <w:sz w:val="22"/>
-          <w:szCs w:val="22"/>
-        </w:rPr>
-        <w:t xml:space="preserve">  </w:t>
-      </w:r>
-      <w:r>
-        <w:rPr>
-          <w:rFonts w:asciiTheme="majorBidi" w:hAnsiTheme="majorBidi" w:cstheme="majorBidi"/>
-          <w:sz w:val="22"/>
-          <w:szCs w:val="22"/>
-        </w:rPr>
-        <w:t>:</w:t>
-      </w:r>
-      <w:proofErr w:type="gramEnd"/>
-      <w:r>
-        <w:rPr>
-          <w:rFonts w:asciiTheme="majorBidi" w:hAnsiTheme="majorBidi" w:cstheme="majorBidi"/>
-          <w:sz w:val="22"/>
-          <w:szCs w:val="22"/>
-        </w:rPr>
-        <w:t xml:space="preserve"> </w:t>
-      </w:r>
-      <w:r>
-        <w:rPr>
-          <w:rFonts w:asciiTheme="majorBidi" w:hAnsiTheme="majorBidi" w:cstheme="majorBidi"/>
-          <w:sz w:val="22"/>
-          <w:szCs w:val="22"/>
-        </w:rPr>
-        <w:fldChar w:fldCharType="begin"/>
-      </w:r>
-      <w:r>
-        <w:rPr>
-          <w:rFonts w:asciiTheme="majorBidi" w:hAnsiTheme="majorBidi" w:cstheme="majorBidi"/>
-          <w:sz w:val="22"/>
-          <w:szCs w:val="22"/>
-        </w:rPr>
-        <w:instrText xml:space="preserve"> MERGEFIELD  ProviderDepartment  \* MERGEFORMAT </w:instrText>
-      </w:r>
-      <w:r>
-        <w:rPr>
-          <w:rFonts w:asciiTheme="majorBidi" w:hAnsiTheme="majorBidi" w:cstheme="majorBidi"/>
-          <w:sz w:val="22"/>
-          <w:szCs w:val="22"/>
-        </w:rPr>
-        <w:fldChar w:fldCharType="separate"/>
-      </w:r>
-      <w:r>
-        <w:rPr>
-          <w:rFonts w:asciiTheme="majorBidi" w:hAnsiTheme="majorBidi" w:cstheme="majorBidi"/>
-          <w:noProof/>
-          <w:sz w:val="22"/>
-          <w:szCs w:val="22"/>
-        </w:rPr>
-        <w:t>«ProviderDepartment»</w:t>
-      </w:r>
-      <w:r>
-        <w:rPr>
-          <w:rFonts w:asciiTheme="majorBidi" w:hAnsiTheme="majorBidi" w:cstheme="majorBidi"/>
-          <w:sz w:val="22"/>
-          <w:szCs w:val="22"/>
-        </w:rPr>
-        <w:fldChar w:fldCharType="end"/>
-      </w:r>
-    </w:p>
+    <w:tbl>
+      <w:tblPr>
+        <w:tblStyle w:val="TableGrid"/>
+        <w:tblW w:w="0" w:type="auto"/>
+        <w:tblBorders>
+          <w:top w:val="none" w:sz="0" w:space="0" w:color="auto"/>
+          <w:left w:val="none" w:sz="0" w:space="0" w:color="auto"/>
+          <w:bottom w:val="none" w:sz="0" w:space="0" w:color="auto"/>
+          <w:right w:val="none" w:sz="0" w:space="0" w:color="auto"/>
+          <w:insideH w:val="none" w:sz="0" w:space="0" w:color="auto"/>
+          <w:insideV w:val="none" w:sz="0" w:space="0" w:color="auto"/>
+        </w:tblBorders>
+        <w:tblLook w:val="04A0" w:firstRow="1" w:lastRow="0" w:firstColumn="1" w:lastColumn="0" w:noHBand="0" w:noVBand="1"/>
+      </w:tblPr>
+      <w:tblGrid>
+        <w:gridCol w:w="2035"/>
+        <w:gridCol w:w="3480"/>
+      </w:tblGrid>
+      <w:tr>
+        <w:tc>
+          <w:tcPr>
+            <w:tcW w:w="2035" w:type="dxa"/>
+          </w:tcPr>
+          <w:p>
+            <w:pPr>
+              <w:tabs>
+                <w:tab w:val="left" w:pos="840"/>
+                <w:tab w:val="left" w:pos="1080"/>
+                <w:tab w:val="left" w:pos="1560"/>
+                <w:tab w:val="left" w:pos="1800"/>
+                <w:tab w:val="left" w:pos="1920"/>
+                <w:tab w:val="left" w:pos="2040"/>
+                <w:tab w:val="left" w:pos="2160"/>
+                <w:tab w:val="left" w:pos="2880"/>
+              </w:tabs>
+              <w:rPr>
+                <w:rFonts w:asciiTheme="majorBidi" w:hAnsiTheme="majorBidi" w:cstheme="majorBidi"/>
+                <w:sz w:val="22"/>
+                <w:szCs w:val="22"/>
+              </w:rPr>
+            </w:pPr>
+            <w:r>
+              <w:rPr>
+                <w:rFonts w:asciiTheme="majorBidi" w:hAnsiTheme="majorBidi" w:cstheme="majorBidi"/>
+                <w:sz w:val="22"/>
+                <w:szCs w:val="22"/>
+              </w:rPr>
+              <w:t>Attending Physician</w:t>
+            </w:r>
+          </w:p>
+        </w:tc>
+        <w:tc>
+          <w:tcPr>
+            <w:tcW w:w="3480" w:type="dxa"/>
+          </w:tcPr>
+          <w:p>
+            <w:pPr>
+              <w:tabs>
+                <w:tab w:val="left" w:pos="840"/>
+                <w:tab w:val="left" w:pos="1080"/>
+                <w:tab w:val="left" w:pos="1560"/>
+                <w:tab w:val="left" w:pos="1800"/>
+                <w:tab w:val="left" w:pos="2040"/>
+                <w:tab w:val="left" w:pos="2160"/>
+                <w:tab w:val="left" w:pos="2880"/>
+              </w:tabs>
+              <w:rPr>
+                <w:rFonts w:asciiTheme="majorBidi" w:hAnsiTheme="majorBidi" w:cstheme="majorBidi"/>
+                <w:sz w:val="22"/>
+                <w:szCs w:val="22"/>
+              </w:rPr>
+            </w:pPr>
+            <w:r>
+              <w:rPr>
+                <w:rFonts w:asciiTheme="majorBidi" w:hAnsiTheme="majorBidi" w:cstheme="majorBidi"/>
+                <w:sz w:val="22"/>
+                <w:szCs w:val="22"/>
+              </w:rPr>
+              <w:t xml:space="preserve">: </w:t>
+            </w:r>
+            <w:r>
+              <w:rPr>
+                <w:rFonts w:asciiTheme="majorBidi" w:hAnsiTheme="majorBidi" w:cstheme="majorBidi"/>
+                <w:sz w:val="22"/>
+                <w:szCs w:val="22"/>
+              </w:rPr>
+              <w:fldChar w:fldCharType="begin"/>
+            </w:r>
+            <w:r>
+              <w:rPr>
+                <w:rFonts w:asciiTheme="majorBidi" w:hAnsiTheme="majorBidi" w:cstheme="majorBidi"/>
+                <w:sz w:val="22"/>
+                <w:szCs w:val="22"/>
+              </w:rPr>
+              <w:instrText xml:space="preserve"> MERGEFIELD  ProviderName  \* MERGEFORMAT </w:instrText>
+            </w:r>
+            <w:r>
+              <w:rPr>
+                <w:rFonts w:asciiTheme="majorBidi" w:hAnsiTheme="majorBidi" w:cstheme="majorBidi"/>
+                <w:sz w:val="22"/>
+                <w:szCs w:val="22"/>
+              </w:rPr>
+              <w:fldChar w:fldCharType="separate"/>
+            </w:r>
+            <w:r>
+              <w:rPr>
+                <w:rFonts w:asciiTheme="majorBidi" w:hAnsiTheme="majorBidi" w:cstheme="majorBidi"/>
+                <w:noProof/>
+                <w:sz w:val="22"/>
+                <w:szCs w:val="22"/>
+              </w:rPr>
+              <w:t>«ProviderName»</w:t>
+            </w:r>
+            <w:r>
+              <w:rPr>
+                <w:rFonts w:asciiTheme="majorBidi" w:hAnsiTheme="majorBidi" w:cstheme="majorBidi"/>
+                <w:sz w:val="22"/>
+                <w:szCs w:val="22"/>
+              </w:rPr>
+              <w:fldChar w:fldCharType="end"/>
+            </w:r>
+          </w:p>
+        </w:tc>
+      </w:tr>
+      <w:tr>
+        <w:tc>
+          <w:tcPr>
+            <w:tcW w:w="2035" w:type="dxa"/>
+          </w:tcPr>
+          <w:p>
+            <w:pPr>
+              <w:tabs>
+                <w:tab w:val="left" w:pos="840"/>
+                <w:tab w:val="left" w:pos="1080"/>
+                <w:tab w:val="left" w:pos="1560"/>
+                <w:tab w:val="left" w:pos="1800"/>
+                <w:tab w:val="left" w:pos="1920"/>
+                <w:tab w:val="left" w:pos="2040"/>
+                <w:tab w:val="left" w:pos="2160"/>
+                <w:tab w:val="left" w:pos="2880"/>
+              </w:tabs>
+              <w:rPr>
+                <w:rFonts w:asciiTheme="majorBidi" w:hAnsiTheme="majorBidi" w:cstheme="majorBidi"/>
+                <w:sz w:val="22"/>
+                <w:szCs w:val="22"/>
+              </w:rPr>
+            </w:pPr>
+            <w:r>
+              <w:rPr>
+                <w:rFonts w:asciiTheme="majorBidi" w:hAnsiTheme="majorBidi" w:cstheme="majorBidi"/>
+                <w:sz w:val="22"/>
+                <w:szCs w:val="22"/>
+              </w:rPr>
+              <w:t>Designation</w:t>
+            </w:r>
+          </w:p>
+        </w:tc>
+        <w:tc>
+          <w:tcPr>
+            <w:tcW w:w="3480" w:type="dxa"/>
+          </w:tcPr>
+          <w:p>
+            <w:pPr>
+              <w:tabs>
+                <w:tab w:val="left" w:pos="840"/>
+                <w:tab w:val="left" w:pos="1080"/>
+                <w:tab w:val="left" w:pos="1560"/>
+                <w:tab w:val="left" w:pos="1800"/>
+                <w:tab w:val="left" w:pos="1920"/>
+                <w:tab w:val="left" w:pos="2040"/>
+                <w:tab w:val="left" w:pos="2160"/>
+                <w:tab w:val="left" w:pos="2880"/>
+              </w:tabs>
+              <w:rPr>
+                <w:rFonts w:asciiTheme="majorBidi" w:hAnsiTheme="majorBidi" w:cstheme="majorBidi"/>
+                <w:sz w:val="22"/>
+                <w:szCs w:val="22"/>
+              </w:rPr>
+            </w:pPr>
+            <w:r>
+              <w:rPr>
+                <w:rFonts w:asciiTheme="majorBidi" w:hAnsiTheme="majorBidi" w:cstheme="majorBidi"/>
+                <w:sz w:val="22"/>
+                <w:szCs w:val="22"/>
+              </w:rPr>
+              <w:t xml:space="preserve">: </w:t>
+            </w:r>
+            <w:r>
+              <w:rPr>
+                <w:rFonts w:asciiTheme="majorBidi" w:hAnsiTheme="majorBidi" w:cstheme="majorBidi"/>
+                <w:sz w:val="22"/>
+                <w:szCs w:val="22"/>
+              </w:rPr>
+              <w:fldChar w:fldCharType="begin"/>
+            </w:r>
+            <w:r>
+              <w:rPr>
+                <w:rFonts w:asciiTheme="majorBidi" w:hAnsiTheme="majorBidi" w:cstheme="majorBidi"/>
+                <w:sz w:val="22"/>
+                <w:szCs w:val="22"/>
+              </w:rPr>
+              <w:instrText xml:space="preserve"> MERGEFIELD  ProviderDesignation  \* MERGEFORMAT </w:instrText>
+            </w:r>
+            <w:r>
+              <w:rPr>
+                <w:rFonts w:asciiTheme="majorBidi" w:hAnsiTheme="majorBidi" w:cstheme="majorBidi"/>
+                <w:sz w:val="22"/>
+                <w:szCs w:val="22"/>
+              </w:rPr>
+              <w:fldChar w:fldCharType="separate"/>
+            </w:r>
+            <w:r>
+              <w:rPr>
+                <w:rFonts w:asciiTheme="majorBidi" w:hAnsiTheme="majorBidi" w:cstheme="majorBidi"/>
+                <w:noProof/>
+                <w:sz w:val="22"/>
+                <w:szCs w:val="22"/>
+              </w:rPr>
+              <w:t>«ProviderDesignation»</w:t>
+            </w:r>
+            <w:r>
+              <w:rPr>
+                <w:rFonts w:asciiTheme="majorBidi" w:hAnsiTheme="majorBidi" w:cstheme="majorBidi"/>
+                <w:sz w:val="22"/>
+                <w:szCs w:val="22"/>
+              </w:rPr>
+              <w:fldChar w:fldCharType="end"/>
+            </w:r>
+          </w:p>
+        </w:tc>
+      </w:tr>
+      <w:tr>
+        <w:tc>
+          <w:tcPr>
+            <w:tcW w:w="2035" w:type="dxa"/>
+          </w:tcPr>
+          <w:p>
+            <w:pPr>
+              <w:tabs>
+                <w:tab w:val="left" w:pos="840"/>
+                <w:tab w:val="left" w:pos="1080"/>
+                <w:tab w:val="left" w:pos="1560"/>
+                <w:tab w:val="left" w:pos="1800"/>
+                <w:tab w:val="left" w:pos="1920"/>
+                <w:tab w:val="left" w:pos="2040"/>
+                <w:tab w:val="left" w:pos="2160"/>
+                <w:tab w:val="left" w:pos="2880"/>
+              </w:tabs>
+              <w:rPr>
+                <w:rFonts w:asciiTheme="majorBidi" w:hAnsiTheme="majorBidi" w:cstheme="majorBidi"/>
+                <w:sz w:val="22"/>
+                <w:szCs w:val="22"/>
+              </w:rPr>
+            </w:pPr>
+            <w:r>
+              <w:rPr>
+                <w:rFonts w:asciiTheme="majorBidi" w:hAnsiTheme="majorBidi" w:cstheme="majorBidi"/>
+                <w:sz w:val="22"/>
+                <w:szCs w:val="22"/>
+              </w:rPr>
+              <w:t>Department</w:t>
+            </w:r>
+          </w:p>
+        </w:tc>
+        <w:tc>
+          <w:tcPr>
+            <w:tcW w:w="3480" w:type="dxa"/>
+          </w:tcPr>
+          <w:p>
+            <w:pPr>
+              <w:tabs>
+                <w:tab w:val="left" w:pos="840"/>
+                <w:tab w:val="left" w:pos="1080"/>
+                <w:tab w:val="left" w:pos="1560"/>
+                <w:tab w:val="left" w:pos="1800"/>
+                <w:tab w:val="left" w:pos="1920"/>
+                <w:tab w:val="left" w:pos="2040"/>
+                <w:tab w:val="left" w:pos="2160"/>
+                <w:tab w:val="left" w:pos="2880"/>
+              </w:tabs>
+              <w:rPr>
+                <w:rFonts w:asciiTheme="majorBidi" w:hAnsiTheme="majorBidi" w:cstheme="majorBidi"/>
+                <w:sz w:val="22"/>
+                <w:szCs w:val="22"/>
+              </w:rPr>
+            </w:pPr>
+            <w:r>
+              <w:rPr>
+                <w:rFonts w:asciiTheme="majorBidi" w:hAnsiTheme="majorBidi" w:cstheme="majorBidi"/>
+                <w:sz w:val="22"/>
+                <w:szCs w:val="22"/>
+              </w:rPr>
+              <w:t xml:space="preserve">: </w:t>
+            </w:r>
+            <w:r>
+              <w:rPr>
+                <w:rFonts w:asciiTheme="majorBidi" w:hAnsiTheme="majorBidi" w:cstheme="majorBidi"/>
+                <w:sz w:val="22"/>
+                <w:szCs w:val="22"/>
+              </w:rPr>
+              <w:fldChar w:fldCharType="begin"/>
+            </w:r>
+            <w:r>
+              <w:rPr>
+                <w:rFonts w:asciiTheme="majorBidi" w:hAnsiTheme="majorBidi" w:cstheme="majorBidi"/>
+                <w:sz w:val="22"/>
+                <w:szCs w:val="22"/>
+              </w:rPr>
+              <w:instrText xml:space="preserve"> MERGEFIELD  ProviderDepartment  \* MERGEFORMAT </w:instrText>
+            </w:r>
+            <w:r>
+              <w:rPr>
+                <w:rFonts w:asciiTheme="majorBidi" w:hAnsiTheme="majorBidi" w:cstheme="majorBidi"/>
+                <w:sz w:val="22"/>
+                <w:szCs w:val="22"/>
+              </w:rPr>
+              <w:fldChar w:fldCharType="separate"/>
+            </w:r>
+            <w:r>
+              <w:rPr>
+                <w:rFonts w:asciiTheme="majorBidi" w:hAnsiTheme="majorBidi" w:cstheme="majorBidi"/>
+                <w:noProof/>
+                <w:sz w:val="22"/>
+                <w:szCs w:val="22"/>
+              </w:rPr>
+              <w:t>«ProviderDepartment»</w:t>
+            </w:r>
+            <w:r>
+              <w:rPr>
+                <w:rFonts w:asciiTheme="majorBidi" w:hAnsiTheme="majorBidi" w:cstheme="majorBidi"/>
+                <w:sz w:val="22"/>
+                <w:szCs w:val="22"/>
+              </w:rPr>
+              <w:fldChar w:fldCharType="end"/>
+            </w:r>
+          </w:p>
+        </w:tc>
+      </w:tr>
+      <w:tr>
+        <w:tc>
+          <w:tcPr>
+            <w:tcW w:w="2035" w:type="dxa"/>
+          </w:tcPr>
+          <w:p>
+            <w:pPr>
+              <w:tabs>
+                <w:tab w:val="left" w:pos="840"/>
+                <w:tab w:val="left" w:pos="1080"/>
+                <w:tab w:val="left" w:pos="1560"/>
+                <w:tab w:val="left" w:pos="1800"/>
+                <w:tab w:val="left" w:pos="1920"/>
+                <w:tab w:val="left" w:pos="2040"/>
+                <w:tab w:val="left" w:pos="2160"/>
+                <w:tab w:val="left" w:pos="2880"/>
+              </w:tabs>
+              <w:rPr>
+                <w:rFonts w:asciiTheme="majorBidi" w:hAnsiTheme="majorBidi" w:cstheme="majorBidi"/>
+                <w:sz w:val="22"/>
+                <w:szCs w:val="22"/>
+              </w:rPr>
+            </w:pPr>
+            <w:r>
+              <w:rPr>
+                <w:rFonts w:asciiTheme="majorBidi" w:hAnsiTheme="majorBidi" w:cstheme="majorBidi"/>
+                <w:sz w:val="22"/>
+                <w:szCs w:val="22"/>
+              </w:rPr>
+              <w:t>Date</w:t>
+            </w:r>
+          </w:p>
+        </w:tc>
+        <w:tc>
+          <w:tcPr>
+            <w:tcW w:w="3480" w:type="dxa"/>
+          </w:tcPr>
+          <w:p>
+            <w:pPr>
+              <w:tabs>
+                <w:tab w:val="left" w:pos="840"/>
+                <w:tab w:val="left" w:pos="1080"/>
+                <w:tab w:val="left" w:pos="1560"/>
+                <w:tab w:val="left" w:pos="1800"/>
+                <w:tab w:val="left" w:pos="1920"/>
+                <w:tab w:val="left" w:pos="2040"/>
+                <w:tab w:val="left" w:pos="2160"/>
+                <w:tab w:val="left" w:pos="2880"/>
+              </w:tabs>
+              <w:rPr>
+                <w:rFonts w:asciiTheme="majorBidi" w:hAnsiTheme="majorBidi" w:cstheme="majorBidi"/>
+                <w:sz w:val="22"/>
+                <w:szCs w:val="22"/>
+              </w:rPr>
+            </w:pPr>
+            <w:r>
+              <w:rPr>
+                <w:rFonts w:asciiTheme="majorBidi" w:hAnsiTheme="majorBidi" w:cstheme="majorBidi"/>
+                <w:sz w:val="22"/>
+                <w:szCs w:val="22"/>
+              </w:rPr>
+              <w:t xml:space="preserve">: </w:t>
+            </w:r>
+            <w:r>
+              <w:rPr>
+                <w:rFonts w:asciiTheme="majorBidi" w:hAnsiTheme="majorBidi" w:cstheme="majorBidi"/>
+                <w:sz w:val="22"/>
+                <w:szCs w:val="22"/>
+              </w:rPr>
+              <w:fldChar w:fldCharType="begin"/>
+            </w:r>
+            <w:r>
+              <w:rPr>
+                <w:rFonts w:asciiTheme="majorBidi" w:hAnsiTheme="majorBidi" w:cstheme="majorBidi"/>
+                <w:sz w:val="22"/>
+                <w:szCs w:val="22"/>
+              </w:rPr>
+              <w:instrText xml:space="preserve"> MERGEFIELD  SignatureDate  \* MERGEFORMAT </w:instrText>
+            </w:r>
+            <w:r>
+              <w:rPr>
+                <w:rFonts w:asciiTheme="majorBidi" w:hAnsiTheme="majorBidi" w:cstheme="majorBidi"/>
+                <w:sz w:val="22"/>
+                <w:szCs w:val="22"/>
+              </w:rPr>
+              <w:fldChar w:fldCharType="separate"/>
+            </w:r>
+            <w:r>
+              <w:rPr>
+                <w:rFonts w:asciiTheme="majorBidi" w:hAnsiTheme="majorBidi" w:cstheme="majorBidi"/>
+                <w:noProof/>
+                <w:sz w:val="22"/>
+                <w:szCs w:val="22"/>
+              </w:rPr>
+              <w:t>«SignatureDate»</w:t>
+            </w:r>
+            <w:r>
+              <w:rPr>
+                <w:rFonts w:asciiTheme="majorBidi" w:hAnsiTheme="majorBidi" w:cstheme="majorBidi"/>
+                <w:sz w:val="22"/>
+                <w:szCs w:val="22"/>
+              </w:rPr>
+              <w:fldChar w:fldCharType="end"/>
+            </w:r>
+          </w:p>
+        </w:tc>
+      </w:tr>
+    </w:tbl>
     <w:p>
       <w:pPr>
         <w:tabs>
@@ -3717,98 +4046,6 @@
           <w:szCs w:val="22"/>
         </w:rPr>
       </w:pPr>
-      <w:r>
-        <w:rPr>
-          <w:rFonts w:asciiTheme="majorBidi" w:hAnsiTheme="majorBidi" w:cstheme="majorBidi"/>
-          <w:sz w:val="22"/>
-          <w:szCs w:val="22"/>
-        </w:rPr>
-        <w:t xml:space="preserve">Date                </w:t>
-      </w:r>
-      <w:r>
-        <w:rPr>
-          <w:rFonts w:asciiTheme="majorBidi" w:hAnsiTheme="majorBidi" w:cstheme="majorBidi"/>
-          <w:sz w:val="22"/>
-          <w:szCs w:val="22"/>
-        </w:rPr>
-        <w:t xml:space="preserve">         </w:t>
-      </w:r>
-      <w:r>
-        <w:rPr>
-          <w:rFonts w:asciiTheme="majorBidi" w:hAnsiTheme="majorBidi" w:cstheme="majorBidi"/>
-          <w:sz w:val="22"/>
-          <w:szCs w:val="22"/>
-        </w:rPr>
-        <w:tab/>
-      </w:r>
-      <w:r>
-        <w:rPr>
-          <w:rFonts w:asciiTheme="majorBidi" w:hAnsiTheme="majorBidi" w:cstheme="majorBidi"/>
-          <w:sz w:val="22"/>
-          <w:szCs w:val="22"/>
-        </w:rPr>
-        <w:t xml:space="preserve">: </w:t>
-      </w:r>
-      <w:r>
-        <w:rPr>
-          <w:rFonts w:asciiTheme="majorBidi" w:hAnsiTheme="majorBidi" w:cstheme="majorBidi"/>
-          <w:sz w:val="22"/>
-          <w:szCs w:val="22"/>
-        </w:rPr>
-        <w:fldChar w:fldCharType="begin"/>
-      </w:r>
-      <w:r>
-        <w:rPr>
-          <w:rFonts w:asciiTheme="majorBidi" w:hAnsiTheme="majorBidi" w:cstheme="majorBidi"/>
-          <w:sz w:val="22"/>
-          <w:szCs w:val="22"/>
-        </w:rPr>
-        <w:instrText xml:space="preserve"> MERGEFIELD  SignatureDate  \* MERGEFORMAT </w:instrText>
-      </w:r>
-      <w:r>
-        <w:rPr>
-          <w:rFonts w:asciiTheme="majorBidi" w:hAnsiTheme="majorBidi" w:cstheme="majorBidi"/>
-          <w:sz w:val="22"/>
-          <w:szCs w:val="22"/>
-        </w:rPr>
-        <w:fldChar w:fldCharType="separate"/>
-      </w:r>
-      <w:r>
-        <w:rPr>
-          <w:rFonts w:asciiTheme="majorBidi" w:hAnsiTheme="majorBidi" w:cstheme="majorBidi"/>
-          <w:noProof/>
-          <w:sz w:val="22"/>
-          <w:szCs w:val="22"/>
-        </w:rPr>
-        <w:t>«SignatureDate»</w:t>
-      </w:r>
-      <w:r>
-        <w:rPr>
-          <w:rFonts w:asciiTheme="majorBidi" w:hAnsiTheme="majorBidi" w:cstheme="majorBidi"/>
-          <w:sz w:val="22"/>
-          <w:szCs w:val="22"/>
-        </w:rPr>
-        <w:fldChar w:fldCharType="end"/>
-      </w:r>
-    </w:p>
-    <w:p>
-      <w:pPr>
-        <w:tabs>
-          <w:tab w:val="left" w:pos="840"/>
-          <w:tab w:val="left" w:pos="1080"/>
-          <w:tab w:val="left" w:pos="1560"/>
-          <w:tab w:val="left" w:pos="1800"/>
-          <w:tab w:val="left" w:pos="1920"/>
-          <w:tab w:val="left" w:pos="2040"/>
-          <w:tab w:val="left" w:pos="2160"/>
-          <w:tab w:val="left" w:pos="2880"/>
-        </w:tabs>
-        <w:rPr>
-          <w:rFonts w:asciiTheme="majorBidi" w:hAnsiTheme="majorBidi" w:cstheme="majorBidi"/>
-          <w:sz w:val="22"/>
-          <w:szCs w:val="22"/>
-        </w:rPr>
-      </w:pPr>
     </w:p>
     <w:p>
       <w:pPr>
@@ -3828,13 +4065,7 @@
           <w:sz w:val="22"/>
           <w:szCs w:val="22"/>
         </w:rPr>
-        <w:t>Signature: _______________________</w:t>
-      </w:r>
-      <w:r>
-        <w:rPr>
-          <w:rFonts w:asciiTheme="majorBidi" w:hAnsiTheme="majorBidi" w:cstheme="majorBidi"/>
-        </w:rPr>
-        <w:t xml:space="preserve">   </w:t>
+        <w:t>Signature:</w:t>
       </w:r>
     </w:p>
     <w:p>
@@ -4052,15 +4283,15 @@
         <w:szCs w:val="48"/>
       </w:rPr>
       <w:drawing>
-        <wp:anchor distT="0" distB="0" distL="114300" distR="114300" simplePos="0" relativeHeight="251658240" behindDoc="0" locked="0" layoutInCell="1" allowOverlap="1" wp14:anchorId="71438BD9" wp14:editId="3AFFCDD5">
+        <wp:anchor distT="0" distB="0" distL="114300" distR="114300" simplePos="0" relativeHeight="251658240" behindDoc="0" locked="0" layoutInCell="1" allowOverlap="1" wp14:anchorId="71438BD9" wp14:editId="4168BFAB">
           <wp:simplePos x="0" y="0"/>
           <wp:positionH relativeFrom="column">
-            <wp:posOffset>-800100</wp:posOffset>
+            <wp:posOffset>-795867</wp:posOffset>
           </wp:positionH>
           <wp:positionV relativeFrom="paragraph">
-            <wp:posOffset>-281940</wp:posOffset>
+            <wp:posOffset>-414866</wp:posOffset>
           </wp:positionV>
-          <wp:extent cx="1127760" cy="708660"/>
+          <wp:extent cx="1269044" cy="843492"/>
           <wp:effectExtent l="0" t="0" r="0" b="0"/>
           <wp:wrapNone/>
           <wp:docPr id="551660284" name="Picture 1"/>
@@ -4071,7 +4302,7 @@
             <a:graphicData uri="http://schemas.openxmlformats.org/drawingml/2006/picture">
               <pic:pic xmlns:pic="http://schemas.openxmlformats.org/drawingml/2006/picture">
                 <pic:nvPicPr>
-                  <pic:cNvPr id="551660284" name="Picture 551660284"/>
+                  <pic:cNvPr id="551660284" name="Picture 1"/>
                   <pic:cNvPicPr/>
                 </pic:nvPicPr>
                 <pic:blipFill>
@@ -4089,7 +4320,7 @@
                 <pic:spPr>
                   <a:xfrm>
                     <a:off x="0" y="0"/>
-                    <a:ext cx="1127760" cy="708660"/>
+                    <a:ext cx="1283304" cy="852970"/>
                   </a:xfrm>
                   <a:prstGeom prst="rect">
                     <a:avLst/>
@@ -4116,7 +4347,7 @@
         <w:sz w:val="48"/>
         <w:szCs w:val="48"/>
       </w:rPr>
-      <w:t>Mayo Clinic in Rochester, Minnesota</w:t>
+      <w:t>National Medical Clinic</w:t>
     </w:r>
   </w:p>
   <w:p>
@@ -4738,7 +4969,6 @@
   <w:style w:type="character" w:default="1" w:styleId="DefaultParagraphFont">
     <w:name w:val="Default Paragraph Font"/>
     <w:uiPriority w:val="1"/>
-    <w:semiHidden/>
     <w:unhideWhenUsed/>
   </w:style>
   <w:style w:type="table" w:default="1" w:styleId="TableNormal">

--- a/Patient_Report_Creation/.NET/Patient_Report_Creation/wwwroot/Data/Template.docx
+++ b/Patient_Report_Creation/.NET/Patient_Report_Creation/wwwroot/Data/Template.docx
@@ -63,8 +63,8 @@
           <w:rFonts w:ascii="Segoe UI Symbol" w:hAnsi="Segoe UI Symbol" w:cs="Segoe UI Symbol"/>
           <w:b/>
           <w:bCs/>
-          <w:sz w:val="32"/>
-          <w:szCs w:val="32"/>
+          <w:sz w:val="36"/>
+          <w:szCs w:val="36"/>
         </w:rPr>
       </w:pPr>
       <w:r>
@@ -72,8 +72,8 @@
           <w:rFonts w:ascii="Segoe UI Symbol" w:hAnsi="Segoe UI Symbol" w:cs="Segoe UI Symbol"/>
           <w:b/>
           <w:bCs/>
-          <w:sz w:val="32"/>
-          <w:szCs w:val="32"/>
+          <w:sz w:val="36"/>
+          <w:szCs w:val="36"/>
         </w:rPr>
         <w:t>★</w:t>
       </w:r>
@@ -82,8 +82,8 @@
           <w:rFonts w:asciiTheme="majorBidi" w:hAnsiTheme="majorBidi" w:cstheme="majorBidi"/>
           <w:b/>
           <w:bCs/>
-          <w:sz w:val="32"/>
-          <w:szCs w:val="32"/>
+          <w:sz w:val="36"/>
+          <w:szCs w:val="36"/>
         </w:rPr>
         <w:t xml:space="preserve"> </w:t>
       </w:r>
@@ -92,8 +92,8 @@
           <w:rFonts w:asciiTheme="majorBidi" w:hAnsiTheme="majorBidi" w:cstheme="majorBidi"/>
           <w:b/>
           <w:bCs/>
-          <w:sz w:val="32"/>
-          <w:szCs w:val="32"/>
+          <w:sz w:val="36"/>
+          <w:szCs w:val="36"/>
         </w:rPr>
         <w:t>PATIENT REPORT</w:t>
       </w:r>
@@ -102,8 +102,8 @@
           <w:rFonts w:asciiTheme="majorBidi" w:hAnsiTheme="majorBidi" w:cstheme="majorBidi"/>
           <w:b/>
           <w:bCs/>
-          <w:sz w:val="32"/>
-          <w:szCs w:val="32"/>
+          <w:sz w:val="36"/>
+          <w:szCs w:val="36"/>
         </w:rPr>
         <w:t xml:space="preserve"> </w:t>
       </w:r>
@@ -112,8 +112,8 @@
           <w:rFonts w:ascii="Segoe UI Symbol" w:hAnsi="Segoe UI Symbol" w:cs="Segoe UI Symbol"/>
           <w:b/>
           <w:bCs/>
-          <w:sz w:val="32"/>
-          <w:szCs w:val="32"/>
+          <w:sz w:val="36"/>
+          <w:szCs w:val="36"/>
         </w:rPr>
         <w:t>★</w:t>
       </w:r>
@@ -168,505 +168,705 @@
         <w:t>:</w:t>
       </w:r>
     </w:p>
-    <w:p>
-      <w:pPr>
-        <w:tabs>
-          <w:tab w:val="left" w:pos="1560"/>
-          <w:tab w:val="left" w:pos="1800"/>
-          <w:tab w:val="left" w:pos="1920"/>
-          <w:tab w:val="left" w:pos="2040"/>
-          <w:tab w:val="left" w:pos="2160"/>
-          <w:tab w:val="left" w:pos="2280"/>
-          <w:tab w:val="left" w:pos="2760"/>
-          <w:tab w:val="left" w:pos="3120"/>
-          <w:tab w:val="left" w:pos="3960"/>
-        </w:tabs>
-        <w:rPr>
-          <w:rFonts w:asciiTheme="majorBidi" w:hAnsiTheme="majorBidi" w:cstheme="majorBidi"/>
-          <w:sz w:val="22"/>
-          <w:szCs w:val="22"/>
-        </w:rPr>
-      </w:pPr>
-      <w:r>
-        <w:rPr>
-          <w:rFonts w:asciiTheme="majorBidi" w:hAnsiTheme="majorBidi" w:cstheme="majorBidi"/>
-          <w:sz w:val="22"/>
-          <w:szCs w:val="22"/>
-        </w:rPr>
-        <w:t>Patient Name</w:t>
-      </w:r>
-      <w:r>
-        <w:rPr>
-          <w:rFonts w:asciiTheme="majorBidi" w:hAnsiTheme="majorBidi" w:cstheme="majorBidi"/>
-          <w:sz w:val="22"/>
-          <w:szCs w:val="22"/>
-        </w:rPr>
-        <w:tab/>
-        <w:t>:</w:t>
-      </w:r>
-      <w:r>
-        <w:rPr>
-          <w:rFonts w:asciiTheme="majorBidi" w:hAnsiTheme="majorBidi" w:cstheme="majorBidi"/>
-          <w:sz w:val="22"/>
-          <w:szCs w:val="22"/>
-        </w:rPr>
-        <w:t xml:space="preserve"> </w:t>
-      </w:r>
-      <w:r>
-        <w:rPr>
-          <w:rFonts w:asciiTheme="majorBidi" w:hAnsiTheme="majorBidi" w:cstheme="majorBidi"/>
-          <w:sz w:val="22"/>
-          <w:szCs w:val="22"/>
-        </w:rPr>
-        <w:fldChar w:fldCharType="begin"/>
-      </w:r>
-      <w:r>
-        <w:rPr>
-          <w:rFonts w:asciiTheme="majorBidi" w:hAnsiTheme="majorBidi" w:cstheme="majorBidi"/>
-          <w:sz w:val="22"/>
-          <w:szCs w:val="22"/>
-        </w:rPr>
-        <w:instrText xml:space="preserve"> MERGEFIELD  PatientName \* MERGEFORMAT </w:instrText>
-      </w:r>
-      <w:r>
-        <w:rPr>
-          <w:rFonts w:asciiTheme="majorBidi" w:hAnsiTheme="majorBidi" w:cstheme="majorBidi"/>
-          <w:sz w:val="22"/>
-          <w:szCs w:val="22"/>
-        </w:rPr>
-        <w:fldChar w:fldCharType="separate"/>
-      </w:r>
-      <w:r>
-        <w:rPr>
-          <w:rFonts w:asciiTheme="majorBidi" w:hAnsiTheme="majorBidi" w:cstheme="majorBidi"/>
-          <w:noProof/>
-          <w:sz w:val="22"/>
-          <w:szCs w:val="22"/>
-        </w:rPr>
-        <w:t>«PatientName»</w:t>
-      </w:r>
-      <w:r>
-        <w:rPr>
-          <w:rFonts w:asciiTheme="majorBidi" w:hAnsiTheme="majorBidi" w:cstheme="majorBidi"/>
-          <w:sz w:val="22"/>
-          <w:szCs w:val="22"/>
-        </w:rPr>
-        <w:fldChar w:fldCharType="end"/>
-      </w:r>
-    </w:p>
-    <w:p>
-      <w:pPr>
-        <w:tabs>
-          <w:tab w:val="left" w:pos="1560"/>
-          <w:tab w:val="left" w:pos="1800"/>
-          <w:tab w:val="left" w:pos="1920"/>
-          <w:tab w:val="left" w:pos="2040"/>
-          <w:tab w:val="left" w:pos="2160"/>
-          <w:tab w:val="left" w:pos="2280"/>
-          <w:tab w:val="left" w:pos="2760"/>
-          <w:tab w:val="left" w:pos="3120"/>
-          <w:tab w:val="left" w:pos="3960"/>
-        </w:tabs>
-        <w:rPr>
-          <w:rFonts w:asciiTheme="majorBidi" w:hAnsiTheme="majorBidi" w:cstheme="majorBidi"/>
-          <w:sz w:val="22"/>
-          <w:szCs w:val="22"/>
-        </w:rPr>
-      </w:pPr>
-      <w:r>
-        <w:rPr>
-          <w:rFonts w:asciiTheme="majorBidi" w:hAnsiTheme="majorBidi" w:cstheme="majorBidi"/>
-          <w:sz w:val="22"/>
-          <w:szCs w:val="22"/>
-        </w:rPr>
-        <w:t>PatientID</w:t>
-      </w:r>
-      <w:r>
-        <w:rPr>
-          <w:rFonts w:asciiTheme="majorBidi" w:hAnsiTheme="majorBidi" w:cstheme="majorBidi"/>
-          <w:sz w:val="22"/>
-          <w:szCs w:val="22"/>
-        </w:rPr>
-        <w:tab/>
-        <w:t xml:space="preserve">: </w:t>
-      </w:r>
-      <w:r>
-        <w:rPr>
-          <w:rFonts w:asciiTheme="majorBidi" w:hAnsiTheme="majorBidi" w:cstheme="majorBidi"/>
-          <w:sz w:val="22"/>
-          <w:szCs w:val="22"/>
-        </w:rPr>
-        <w:fldChar w:fldCharType="begin"/>
-      </w:r>
-      <w:r>
-        <w:rPr>
-          <w:rFonts w:asciiTheme="majorBidi" w:hAnsiTheme="majorBidi" w:cstheme="majorBidi"/>
-          <w:sz w:val="22"/>
-          <w:szCs w:val="22"/>
-        </w:rPr>
-        <w:instrText xml:space="preserve"> MERGEFIELD  PatientID  \* MERGEFORMAT </w:instrText>
-      </w:r>
-      <w:r>
-        <w:rPr>
-          <w:rFonts w:asciiTheme="majorBidi" w:hAnsiTheme="majorBidi" w:cstheme="majorBidi"/>
-          <w:sz w:val="22"/>
-          <w:szCs w:val="22"/>
-        </w:rPr>
-        <w:fldChar w:fldCharType="separate"/>
-      </w:r>
-      <w:r>
-        <w:rPr>
-          <w:rFonts w:asciiTheme="majorBidi" w:hAnsiTheme="majorBidi" w:cstheme="majorBidi"/>
-          <w:noProof/>
-          <w:sz w:val="22"/>
-          <w:szCs w:val="22"/>
-        </w:rPr>
-        <w:t>«PatientID»</w:t>
-      </w:r>
-      <w:r>
-        <w:rPr>
-          <w:rFonts w:asciiTheme="majorBidi" w:hAnsiTheme="majorBidi" w:cstheme="majorBidi"/>
-          <w:sz w:val="22"/>
-          <w:szCs w:val="22"/>
-        </w:rPr>
-        <w:fldChar w:fldCharType="end"/>
-      </w:r>
-    </w:p>
-    <w:p>
-      <w:pPr>
-        <w:tabs>
-          <w:tab w:val="left" w:pos="1560"/>
-          <w:tab w:val="left" w:pos="1800"/>
-          <w:tab w:val="left" w:pos="1920"/>
-          <w:tab w:val="left" w:pos="2040"/>
-          <w:tab w:val="left" w:pos="2160"/>
-          <w:tab w:val="left" w:pos="2280"/>
-          <w:tab w:val="left" w:pos="2760"/>
-          <w:tab w:val="left" w:pos="3120"/>
-          <w:tab w:val="left" w:pos="3960"/>
-        </w:tabs>
-        <w:rPr>
-          <w:rFonts w:asciiTheme="majorBidi" w:hAnsiTheme="majorBidi" w:cstheme="majorBidi"/>
-          <w:sz w:val="22"/>
-          <w:szCs w:val="22"/>
-        </w:rPr>
-      </w:pPr>
-      <w:r>
-        <w:rPr>
-          <w:rFonts w:asciiTheme="majorBidi" w:hAnsiTheme="majorBidi" w:cstheme="majorBidi"/>
-          <w:sz w:val="22"/>
-          <w:szCs w:val="22"/>
-        </w:rPr>
-        <w:t>Date of Birth</w:t>
-      </w:r>
-      <w:r>
-        <w:rPr>
-          <w:rFonts w:asciiTheme="majorBidi" w:hAnsiTheme="majorBidi" w:cstheme="majorBidi"/>
-          <w:sz w:val="22"/>
-          <w:szCs w:val="22"/>
-        </w:rPr>
-        <w:tab/>
-        <w:t xml:space="preserve">: </w:t>
-      </w:r>
-      <w:r>
-        <w:rPr>
-          <w:rFonts w:asciiTheme="majorBidi" w:hAnsiTheme="majorBidi" w:cstheme="majorBidi"/>
-          <w:sz w:val="22"/>
-          <w:szCs w:val="22"/>
-        </w:rPr>
-        <w:fldChar w:fldCharType="begin"/>
-      </w:r>
-      <w:r>
-        <w:rPr>
-          <w:rFonts w:asciiTheme="majorBidi" w:hAnsiTheme="majorBidi" w:cstheme="majorBidi"/>
-          <w:sz w:val="22"/>
-          <w:szCs w:val="22"/>
-        </w:rPr>
-        <w:instrText xml:space="preserve"> MERGEFIELD  PatientDOB  \* MERGEFORMAT </w:instrText>
-      </w:r>
-      <w:r>
-        <w:rPr>
-          <w:rFonts w:asciiTheme="majorBidi" w:hAnsiTheme="majorBidi" w:cstheme="majorBidi"/>
-          <w:sz w:val="22"/>
-          <w:szCs w:val="22"/>
-        </w:rPr>
-        <w:fldChar w:fldCharType="separate"/>
-      </w:r>
-      <w:r>
-        <w:rPr>
-          <w:rFonts w:asciiTheme="majorBidi" w:hAnsiTheme="majorBidi" w:cstheme="majorBidi"/>
-          <w:noProof/>
-          <w:sz w:val="22"/>
-          <w:szCs w:val="22"/>
-        </w:rPr>
-        <w:t>«PatientDOB»</w:t>
-      </w:r>
-      <w:r>
-        <w:rPr>
-          <w:rFonts w:asciiTheme="majorBidi" w:hAnsiTheme="majorBidi" w:cstheme="majorBidi"/>
-          <w:sz w:val="22"/>
-          <w:szCs w:val="22"/>
-        </w:rPr>
-        <w:fldChar w:fldCharType="end"/>
-      </w:r>
-    </w:p>
-    <w:p>
-      <w:pPr>
-        <w:tabs>
-          <w:tab w:val="left" w:pos="1560"/>
-          <w:tab w:val="left" w:pos="1800"/>
-          <w:tab w:val="left" w:pos="1920"/>
-          <w:tab w:val="left" w:pos="2040"/>
-          <w:tab w:val="left" w:pos="2160"/>
-          <w:tab w:val="left" w:pos="2280"/>
-          <w:tab w:val="left" w:pos="2760"/>
-          <w:tab w:val="left" w:pos="3120"/>
-          <w:tab w:val="left" w:pos="3960"/>
-        </w:tabs>
-        <w:rPr>
-          <w:rFonts w:asciiTheme="majorBidi" w:hAnsiTheme="majorBidi" w:cstheme="majorBidi"/>
-          <w:sz w:val="22"/>
-          <w:szCs w:val="22"/>
-        </w:rPr>
-      </w:pPr>
-      <w:r>
-        <w:rPr>
-          <w:rFonts w:asciiTheme="majorBidi" w:hAnsiTheme="majorBidi" w:cstheme="majorBidi"/>
-          <w:sz w:val="22"/>
-          <w:szCs w:val="22"/>
-        </w:rPr>
-        <w:t xml:space="preserve">Gender </w:t>
-      </w:r>
-      <w:r>
-        <w:rPr>
-          <w:rFonts w:asciiTheme="majorBidi" w:hAnsiTheme="majorBidi" w:cstheme="majorBidi"/>
-          <w:sz w:val="22"/>
-          <w:szCs w:val="22"/>
-        </w:rPr>
-        <w:tab/>
-        <w:t xml:space="preserve">: </w:t>
-      </w:r>
-      <w:r>
-        <w:rPr>
-          <w:rFonts w:asciiTheme="majorBidi" w:hAnsiTheme="majorBidi" w:cstheme="majorBidi"/>
-          <w:sz w:val="22"/>
-          <w:szCs w:val="22"/>
-        </w:rPr>
-        <w:fldChar w:fldCharType="begin"/>
-      </w:r>
-      <w:r>
-        <w:rPr>
-          <w:rFonts w:asciiTheme="majorBidi" w:hAnsiTheme="majorBidi" w:cstheme="majorBidi"/>
-          <w:sz w:val="22"/>
-          <w:szCs w:val="22"/>
-        </w:rPr>
-        <w:instrText xml:space="preserve"> MERGEFIELD  Gender  \* MERGEFORMAT </w:instrText>
-      </w:r>
-      <w:r>
-        <w:rPr>
-          <w:rFonts w:asciiTheme="majorBidi" w:hAnsiTheme="majorBidi" w:cstheme="majorBidi"/>
-          <w:sz w:val="22"/>
-          <w:szCs w:val="22"/>
-        </w:rPr>
-        <w:fldChar w:fldCharType="separate"/>
-      </w:r>
-      <w:r>
-        <w:rPr>
-          <w:rFonts w:asciiTheme="majorBidi" w:hAnsiTheme="majorBidi" w:cstheme="majorBidi"/>
-          <w:noProof/>
-          <w:sz w:val="22"/>
-          <w:szCs w:val="22"/>
-        </w:rPr>
-        <w:t>«Gender»</w:t>
-      </w:r>
-      <w:r>
-        <w:rPr>
-          <w:rFonts w:asciiTheme="majorBidi" w:hAnsiTheme="majorBidi" w:cstheme="majorBidi"/>
-          <w:sz w:val="22"/>
-          <w:szCs w:val="22"/>
-        </w:rPr>
-        <w:fldChar w:fldCharType="end"/>
-      </w:r>
-    </w:p>
-    <w:p>
-      <w:pPr>
-        <w:tabs>
-          <w:tab w:val="left" w:pos="1560"/>
-          <w:tab w:val="left" w:pos="1800"/>
-          <w:tab w:val="left" w:pos="1920"/>
-          <w:tab w:val="left" w:pos="2040"/>
-          <w:tab w:val="left" w:pos="2160"/>
-          <w:tab w:val="left" w:pos="2280"/>
-          <w:tab w:val="left" w:pos="2760"/>
-          <w:tab w:val="left" w:pos="3120"/>
-          <w:tab w:val="left" w:pos="3960"/>
-        </w:tabs>
-        <w:rPr>
-          <w:rFonts w:asciiTheme="majorBidi" w:hAnsiTheme="majorBidi" w:cstheme="majorBidi"/>
-          <w:sz w:val="22"/>
-          <w:szCs w:val="22"/>
-        </w:rPr>
-      </w:pPr>
-      <w:r>
-        <w:rPr>
-          <w:rFonts w:asciiTheme="majorBidi" w:hAnsiTheme="majorBidi" w:cstheme="majorBidi"/>
-          <w:sz w:val="22"/>
-          <w:szCs w:val="22"/>
-        </w:rPr>
-        <w:t>Blood group</w:t>
-      </w:r>
-      <w:r>
-        <w:rPr>
-          <w:rFonts w:asciiTheme="majorBidi" w:hAnsiTheme="majorBidi" w:cstheme="majorBidi"/>
-          <w:sz w:val="22"/>
-          <w:szCs w:val="22"/>
-        </w:rPr>
-        <w:tab/>
-        <w:t xml:space="preserve">: </w:t>
-      </w:r>
-      <w:r>
-        <w:rPr>
-          <w:rFonts w:asciiTheme="majorBidi" w:hAnsiTheme="majorBidi" w:cstheme="majorBidi"/>
-          <w:sz w:val="22"/>
-          <w:szCs w:val="22"/>
-        </w:rPr>
-        <w:fldChar w:fldCharType="begin"/>
-      </w:r>
-      <w:r>
-        <w:rPr>
-          <w:rFonts w:asciiTheme="majorBidi" w:hAnsiTheme="majorBidi" w:cstheme="majorBidi"/>
-          <w:sz w:val="22"/>
-          <w:szCs w:val="22"/>
-        </w:rPr>
-        <w:instrText xml:space="preserve"> MERGEFIELD  BloodGroup  \* MERGEFORMAT </w:instrText>
-      </w:r>
-      <w:r>
-        <w:rPr>
-          <w:rFonts w:asciiTheme="majorBidi" w:hAnsiTheme="majorBidi" w:cstheme="majorBidi"/>
-          <w:sz w:val="22"/>
-          <w:szCs w:val="22"/>
-        </w:rPr>
-        <w:fldChar w:fldCharType="separate"/>
-      </w:r>
-      <w:r>
-        <w:rPr>
-          <w:rFonts w:asciiTheme="majorBidi" w:hAnsiTheme="majorBidi" w:cstheme="majorBidi"/>
-          <w:noProof/>
-          <w:sz w:val="22"/>
-          <w:szCs w:val="22"/>
-        </w:rPr>
-        <w:t>«BloodGroup»</w:t>
-      </w:r>
-      <w:r>
-        <w:rPr>
-          <w:rFonts w:asciiTheme="majorBidi" w:hAnsiTheme="majorBidi" w:cstheme="majorBidi"/>
-          <w:sz w:val="22"/>
-          <w:szCs w:val="22"/>
-        </w:rPr>
-        <w:fldChar w:fldCharType="end"/>
-      </w:r>
-    </w:p>
-    <w:p>
-      <w:pPr>
-        <w:tabs>
-          <w:tab w:val="left" w:pos="1560"/>
-          <w:tab w:val="left" w:pos="1800"/>
-          <w:tab w:val="left" w:pos="1920"/>
-          <w:tab w:val="left" w:pos="2040"/>
-          <w:tab w:val="left" w:pos="2160"/>
-          <w:tab w:val="left" w:pos="2280"/>
-          <w:tab w:val="left" w:pos="2760"/>
-          <w:tab w:val="left" w:pos="3120"/>
-          <w:tab w:val="left" w:pos="3960"/>
-        </w:tabs>
-        <w:rPr>
-          <w:rFonts w:asciiTheme="majorBidi" w:hAnsiTheme="majorBidi" w:cstheme="majorBidi"/>
-          <w:sz w:val="22"/>
-          <w:szCs w:val="22"/>
-        </w:rPr>
-      </w:pPr>
-      <w:r>
-        <w:rPr>
-          <w:rFonts w:asciiTheme="majorBidi" w:hAnsiTheme="majorBidi" w:cstheme="majorBidi"/>
-          <w:sz w:val="22"/>
-          <w:szCs w:val="22"/>
-        </w:rPr>
-        <w:t xml:space="preserve">Phone </w:t>
-      </w:r>
-      <w:r>
-        <w:rPr>
-          <w:rFonts w:asciiTheme="majorBidi" w:hAnsiTheme="majorBidi" w:cstheme="majorBidi"/>
-          <w:sz w:val="22"/>
-          <w:szCs w:val="22"/>
-        </w:rPr>
-        <w:t xml:space="preserve">Number </w:t>
-      </w:r>
-      <w:r>
-        <w:rPr>
-          <w:rFonts w:asciiTheme="majorBidi" w:hAnsiTheme="majorBidi" w:cstheme="majorBidi"/>
-          <w:sz w:val="22"/>
-          <w:szCs w:val="22"/>
-        </w:rPr>
-        <w:tab/>
-      </w:r>
-      <w:r>
-        <w:rPr>
-          <w:rFonts w:asciiTheme="majorBidi" w:hAnsiTheme="majorBidi" w:cstheme="majorBidi"/>
-          <w:sz w:val="22"/>
-          <w:szCs w:val="22"/>
-        </w:rPr>
-        <w:t>:</w:t>
-      </w:r>
-      <w:r>
-        <w:rPr>
-          <w:rFonts w:asciiTheme="majorBidi" w:hAnsiTheme="majorBidi" w:cstheme="majorBidi"/>
-          <w:sz w:val="22"/>
-          <w:szCs w:val="22"/>
-        </w:rPr>
-        <w:t xml:space="preserve"> </w:t>
-      </w:r>
-      <w:r>
-        <w:rPr>
-          <w:rFonts w:asciiTheme="majorBidi" w:hAnsiTheme="majorBidi" w:cstheme="majorBidi"/>
-          <w:sz w:val="22"/>
-          <w:szCs w:val="22"/>
-        </w:rPr>
-        <w:fldChar w:fldCharType="begin"/>
-      </w:r>
-      <w:r>
-        <w:rPr>
-          <w:rFonts w:asciiTheme="majorBidi" w:hAnsiTheme="majorBidi" w:cstheme="majorBidi"/>
-          <w:sz w:val="22"/>
-          <w:szCs w:val="22"/>
-        </w:rPr>
-        <w:instrText xml:space="preserve"> MERGEFIELD  PatientContact  \* MERGEFORMAT </w:instrText>
-      </w:r>
-      <w:r>
-        <w:rPr>
-          <w:rFonts w:asciiTheme="majorBidi" w:hAnsiTheme="majorBidi" w:cstheme="majorBidi"/>
-          <w:sz w:val="22"/>
-          <w:szCs w:val="22"/>
-        </w:rPr>
-        <w:fldChar w:fldCharType="separate"/>
-      </w:r>
-      <w:r>
-        <w:rPr>
-          <w:rFonts w:asciiTheme="majorBidi" w:hAnsiTheme="majorBidi" w:cstheme="majorBidi"/>
-          <w:noProof/>
-          <w:sz w:val="22"/>
-          <w:szCs w:val="22"/>
-        </w:rPr>
-        <w:t>«PatientContact»</w:t>
-      </w:r>
-      <w:r>
-        <w:rPr>
-          <w:rFonts w:asciiTheme="majorBidi" w:hAnsiTheme="majorBidi" w:cstheme="majorBidi"/>
-          <w:sz w:val="22"/>
-          <w:szCs w:val="22"/>
-        </w:rPr>
-        <w:fldChar w:fldCharType="end"/>
-      </w:r>
-    </w:p>
+    <w:tbl>
+      <w:tblPr>
+        <w:tblStyle w:val="TableGrid"/>
+        <w:tblW w:w="0" w:type="auto"/>
+        <w:tblBorders>
+          <w:top w:val="none" w:sz="0" w:space="0" w:color="auto"/>
+          <w:left w:val="none" w:sz="0" w:space="0" w:color="auto"/>
+          <w:bottom w:val="none" w:sz="0" w:space="0" w:color="auto"/>
+          <w:right w:val="none" w:sz="0" w:space="0" w:color="auto"/>
+          <w:insideH w:val="none" w:sz="0" w:space="0" w:color="auto"/>
+          <w:insideV w:val="none" w:sz="0" w:space="0" w:color="auto"/>
+        </w:tblBorders>
+        <w:tblLook w:val="04A0" w:firstRow="1" w:lastRow="0" w:firstColumn="1" w:lastColumn="0" w:noHBand="0" w:noVBand="1"/>
+      </w:tblPr>
+      <w:tblGrid>
+        <w:gridCol w:w="2035"/>
+        <w:gridCol w:w="7315"/>
+      </w:tblGrid>
+      <w:tr>
+        <w:trPr>
+          <w:trHeight w:hRule="exact" w:val="400"/>
+        </w:trPr>
+        <w:tc>
+          <w:tcPr>
+            <w:tcW w:w="2035" w:type="dxa"/>
+          </w:tcPr>
+          <w:p>
+            <w:pPr>
+              <w:tabs>
+                <w:tab w:val="left" w:pos="1560"/>
+                <w:tab w:val="left" w:pos="1800"/>
+                <w:tab w:val="left" w:pos="1920"/>
+                <w:tab w:val="left" w:pos="2040"/>
+                <w:tab w:val="left" w:pos="2160"/>
+                <w:tab w:val="left" w:pos="2280"/>
+                <w:tab w:val="left" w:pos="2760"/>
+                <w:tab w:val="left" w:pos="3120"/>
+                <w:tab w:val="left" w:pos="3960"/>
+              </w:tabs>
+              <w:rPr>
+                <w:rFonts w:asciiTheme="majorBidi" w:hAnsiTheme="majorBidi" w:cstheme="majorBidi"/>
+                <w:sz w:val="22"/>
+                <w:szCs w:val="22"/>
+              </w:rPr>
+            </w:pPr>
+            <w:r>
+              <w:rPr>
+                <w:rFonts w:asciiTheme="majorBidi" w:hAnsiTheme="majorBidi" w:cstheme="majorBidi"/>
+                <w:sz w:val="22"/>
+                <w:szCs w:val="22"/>
+              </w:rPr>
+              <w:t>Patient Name</w:t>
+            </w:r>
+          </w:p>
+        </w:tc>
+        <w:tc>
+          <w:tcPr>
+            <w:tcW w:w="7315" w:type="dxa"/>
+          </w:tcPr>
+          <w:p>
+            <w:pPr>
+              <w:tabs>
+                <w:tab w:val="left" w:pos="1560"/>
+                <w:tab w:val="left" w:pos="1800"/>
+                <w:tab w:val="left" w:pos="1920"/>
+                <w:tab w:val="left" w:pos="2040"/>
+                <w:tab w:val="left" w:pos="2160"/>
+                <w:tab w:val="left" w:pos="2280"/>
+                <w:tab w:val="left" w:pos="2760"/>
+                <w:tab w:val="left" w:pos="3120"/>
+                <w:tab w:val="left" w:pos="3960"/>
+              </w:tabs>
+              <w:rPr>
+                <w:rFonts w:asciiTheme="majorBidi" w:hAnsiTheme="majorBidi" w:cstheme="majorBidi"/>
+                <w:sz w:val="22"/>
+                <w:szCs w:val="22"/>
+              </w:rPr>
+            </w:pPr>
+            <w:r>
+              <w:rPr>
+                <w:rFonts w:asciiTheme="majorBidi" w:hAnsiTheme="majorBidi" w:cstheme="majorBidi"/>
+                <w:sz w:val="22"/>
+                <w:szCs w:val="22"/>
+              </w:rPr>
+              <w:t>:</w:t>
+            </w:r>
+            <w:r>
+              <w:rPr>
+                <w:rFonts w:asciiTheme="majorBidi" w:hAnsiTheme="majorBidi" w:cstheme="majorBidi"/>
+                <w:sz w:val="22"/>
+                <w:szCs w:val="22"/>
+              </w:rPr>
+              <w:t xml:space="preserve"> </w:t>
+            </w:r>
+            <w:r>
+              <w:rPr>
+                <w:rFonts w:asciiTheme="majorBidi" w:hAnsiTheme="majorBidi" w:cstheme="majorBidi"/>
+                <w:sz w:val="22"/>
+                <w:szCs w:val="22"/>
+              </w:rPr>
+              <w:fldChar w:fldCharType="begin"/>
+            </w:r>
+            <w:r>
+              <w:rPr>
+                <w:rFonts w:asciiTheme="majorBidi" w:hAnsiTheme="majorBidi" w:cstheme="majorBidi"/>
+                <w:sz w:val="22"/>
+                <w:szCs w:val="22"/>
+              </w:rPr>
+              <w:instrText xml:space="preserve"> MERGEFIELD  PatientName \* MERGEFORMAT </w:instrText>
+            </w:r>
+            <w:r>
+              <w:rPr>
+                <w:rFonts w:asciiTheme="majorBidi" w:hAnsiTheme="majorBidi" w:cstheme="majorBidi"/>
+                <w:sz w:val="22"/>
+                <w:szCs w:val="22"/>
+              </w:rPr>
+              <w:fldChar w:fldCharType="separate"/>
+            </w:r>
+            <w:r>
+              <w:rPr>
+                <w:rFonts w:asciiTheme="majorBidi" w:hAnsiTheme="majorBidi" w:cstheme="majorBidi"/>
+                <w:noProof/>
+                <w:sz w:val="22"/>
+                <w:szCs w:val="22"/>
+              </w:rPr>
+              <w:t>«PatientName»</w:t>
+            </w:r>
+            <w:r>
+              <w:rPr>
+                <w:rFonts w:asciiTheme="majorBidi" w:hAnsiTheme="majorBidi" w:cstheme="majorBidi"/>
+                <w:sz w:val="22"/>
+                <w:szCs w:val="22"/>
+              </w:rPr>
+              <w:fldChar w:fldCharType="end"/>
+            </w:r>
+          </w:p>
+        </w:tc>
+      </w:tr>
+      <w:tr>
+        <w:trPr>
+          <w:trHeight w:hRule="exact" w:val="400"/>
+        </w:trPr>
+        <w:tc>
+          <w:tcPr>
+            <w:tcW w:w="2035" w:type="dxa"/>
+          </w:tcPr>
+          <w:p>
+            <w:pPr>
+              <w:tabs>
+                <w:tab w:val="left" w:pos="1560"/>
+                <w:tab w:val="left" w:pos="1800"/>
+                <w:tab w:val="left" w:pos="1920"/>
+                <w:tab w:val="left" w:pos="2040"/>
+                <w:tab w:val="left" w:pos="2160"/>
+                <w:tab w:val="left" w:pos="2280"/>
+                <w:tab w:val="left" w:pos="2760"/>
+                <w:tab w:val="left" w:pos="3120"/>
+                <w:tab w:val="left" w:pos="3960"/>
+              </w:tabs>
+              <w:rPr>
+                <w:rFonts w:asciiTheme="majorBidi" w:hAnsiTheme="majorBidi" w:cstheme="majorBidi"/>
+                <w:sz w:val="22"/>
+                <w:szCs w:val="22"/>
+              </w:rPr>
+            </w:pPr>
+            <w:r>
+              <w:rPr>
+                <w:rFonts w:asciiTheme="majorBidi" w:hAnsiTheme="majorBidi" w:cstheme="majorBidi"/>
+                <w:sz w:val="22"/>
+                <w:szCs w:val="22"/>
+              </w:rPr>
+              <w:t>PatientID</w:t>
+            </w:r>
+          </w:p>
+        </w:tc>
+        <w:tc>
+          <w:tcPr>
+            <w:tcW w:w="7315" w:type="dxa"/>
+          </w:tcPr>
+          <w:p>
+            <w:pPr>
+              <w:tabs>
+                <w:tab w:val="left" w:pos="1560"/>
+                <w:tab w:val="left" w:pos="1800"/>
+                <w:tab w:val="left" w:pos="1920"/>
+                <w:tab w:val="left" w:pos="2040"/>
+                <w:tab w:val="left" w:pos="2160"/>
+                <w:tab w:val="left" w:pos="2280"/>
+                <w:tab w:val="left" w:pos="2760"/>
+                <w:tab w:val="left" w:pos="3120"/>
+                <w:tab w:val="left" w:pos="3960"/>
+              </w:tabs>
+              <w:rPr>
+                <w:rFonts w:asciiTheme="majorBidi" w:hAnsiTheme="majorBidi" w:cstheme="majorBidi"/>
+                <w:sz w:val="22"/>
+                <w:szCs w:val="22"/>
+              </w:rPr>
+            </w:pPr>
+            <w:r>
+              <w:rPr>
+                <w:rFonts w:asciiTheme="majorBidi" w:hAnsiTheme="majorBidi" w:cstheme="majorBidi"/>
+                <w:sz w:val="22"/>
+                <w:szCs w:val="22"/>
+              </w:rPr>
+              <w:t xml:space="preserve">: </w:t>
+            </w:r>
+            <w:r>
+              <w:rPr>
+                <w:rFonts w:asciiTheme="majorBidi" w:hAnsiTheme="majorBidi" w:cstheme="majorBidi"/>
+                <w:sz w:val="22"/>
+                <w:szCs w:val="22"/>
+              </w:rPr>
+              <w:fldChar w:fldCharType="begin"/>
+            </w:r>
+            <w:r>
+              <w:rPr>
+                <w:rFonts w:asciiTheme="majorBidi" w:hAnsiTheme="majorBidi" w:cstheme="majorBidi"/>
+                <w:sz w:val="22"/>
+                <w:szCs w:val="22"/>
+              </w:rPr>
+              <w:instrText xml:space="preserve"> MERGEFIELD  PatientID  \* MERGEFORMAT </w:instrText>
+            </w:r>
+            <w:r>
+              <w:rPr>
+                <w:rFonts w:asciiTheme="majorBidi" w:hAnsiTheme="majorBidi" w:cstheme="majorBidi"/>
+                <w:sz w:val="22"/>
+                <w:szCs w:val="22"/>
+              </w:rPr>
+              <w:fldChar w:fldCharType="separate"/>
+            </w:r>
+            <w:r>
+              <w:rPr>
+                <w:rFonts w:asciiTheme="majorBidi" w:hAnsiTheme="majorBidi" w:cstheme="majorBidi"/>
+                <w:noProof/>
+                <w:sz w:val="22"/>
+                <w:szCs w:val="22"/>
+              </w:rPr>
+              <w:t>«PatientID»</w:t>
+            </w:r>
+            <w:r>
+              <w:rPr>
+                <w:rFonts w:asciiTheme="majorBidi" w:hAnsiTheme="majorBidi" w:cstheme="majorBidi"/>
+                <w:sz w:val="22"/>
+                <w:szCs w:val="22"/>
+              </w:rPr>
+              <w:fldChar w:fldCharType="end"/>
+            </w:r>
+          </w:p>
+        </w:tc>
+      </w:tr>
+      <w:tr>
+        <w:trPr>
+          <w:trHeight w:hRule="exact" w:val="400"/>
+        </w:trPr>
+        <w:tc>
+          <w:tcPr>
+            <w:tcW w:w="2035" w:type="dxa"/>
+          </w:tcPr>
+          <w:p>
+            <w:pPr>
+              <w:tabs>
+                <w:tab w:val="left" w:pos="1560"/>
+                <w:tab w:val="left" w:pos="1800"/>
+                <w:tab w:val="left" w:pos="1920"/>
+                <w:tab w:val="left" w:pos="2040"/>
+                <w:tab w:val="left" w:pos="2160"/>
+                <w:tab w:val="left" w:pos="2280"/>
+                <w:tab w:val="left" w:pos="2760"/>
+                <w:tab w:val="left" w:pos="3120"/>
+                <w:tab w:val="left" w:pos="3960"/>
+              </w:tabs>
+              <w:rPr>
+                <w:rFonts w:asciiTheme="majorBidi" w:hAnsiTheme="majorBidi" w:cstheme="majorBidi"/>
+                <w:sz w:val="22"/>
+                <w:szCs w:val="22"/>
+              </w:rPr>
+            </w:pPr>
+            <w:r>
+              <w:rPr>
+                <w:rFonts w:asciiTheme="majorBidi" w:hAnsiTheme="majorBidi" w:cstheme="majorBidi"/>
+                <w:sz w:val="22"/>
+                <w:szCs w:val="22"/>
+              </w:rPr>
+              <w:t>Date of Birth</w:t>
+            </w:r>
+          </w:p>
+        </w:tc>
+        <w:tc>
+          <w:tcPr>
+            <w:tcW w:w="7315" w:type="dxa"/>
+          </w:tcPr>
+          <w:p>
+            <w:pPr>
+              <w:tabs>
+                <w:tab w:val="left" w:pos="1560"/>
+                <w:tab w:val="left" w:pos="1800"/>
+                <w:tab w:val="left" w:pos="1920"/>
+                <w:tab w:val="left" w:pos="2040"/>
+                <w:tab w:val="left" w:pos="2160"/>
+                <w:tab w:val="left" w:pos="2280"/>
+                <w:tab w:val="left" w:pos="2760"/>
+                <w:tab w:val="left" w:pos="3120"/>
+                <w:tab w:val="left" w:pos="3960"/>
+              </w:tabs>
+              <w:rPr>
+                <w:rFonts w:asciiTheme="majorBidi" w:hAnsiTheme="majorBidi" w:cstheme="majorBidi"/>
+                <w:sz w:val="22"/>
+                <w:szCs w:val="22"/>
+              </w:rPr>
+            </w:pPr>
+            <w:r>
+              <w:rPr>
+                <w:rFonts w:asciiTheme="majorBidi" w:hAnsiTheme="majorBidi" w:cstheme="majorBidi"/>
+                <w:sz w:val="22"/>
+                <w:szCs w:val="22"/>
+              </w:rPr>
+              <w:t xml:space="preserve">: </w:t>
+            </w:r>
+            <w:r>
+              <w:rPr>
+                <w:rFonts w:asciiTheme="majorBidi" w:hAnsiTheme="majorBidi" w:cstheme="majorBidi"/>
+                <w:sz w:val="22"/>
+                <w:szCs w:val="22"/>
+              </w:rPr>
+              <w:fldChar w:fldCharType="begin"/>
+            </w:r>
+            <w:r>
+              <w:rPr>
+                <w:rFonts w:asciiTheme="majorBidi" w:hAnsiTheme="majorBidi" w:cstheme="majorBidi"/>
+                <w:sz w:val="22"/>
+                <w:szCs w:val="22"/>
+              </w:rPr>
+              <w:instrText xml:space="preserve"> MERGEFIELD  PatientDOB  \* MERGEFORMAT </w:instrText>
+            </w:r>
+            <w:r>
+              <w:rPr>
+                <w:rFonts w:asciiTheme="majorBidi" w:hAnsiTheme="majorBidi" w:cstheme="majorBidi"/>
+                <w:sz w:val="22"/>
+                <w:szCs w:val="22"/>
+              </w:rPr>
+              <w:fldChar w:fldCharType="separate"/>
+            </w:r>
+            <w:r>
+              <w:rPr>
+                <w:rFonts w:asciiTheme="majorBidi" w:hAnsiTheme="majorBidi" w:cstheme="majorBidi"/>
+                <w:noProof/>
+                <w:sz w:val="22"/>
+                <w:szCs w:val="22"/>
+              </w:rPr>
+              <w:t>«PatientDOB»</w:t>
+            </w:r>
+            <w:r>
+              <w:rPr>
+                <w:rFonts w:asciiTheme="majorBidi" w:hAnsiTheme="majorBidi" w:cstheme="majorBidi"/>
+                <w:sz w:val="22"/>
+                <w:szCs w:val="22"/>
+              </w:rPr>
+              <w:fldChar w:fldCharType="end"/>
+            </w:r>
+          </w:p>
+        </w:tc>
+      </w:tr>
+      <w:tr>
+        <w:trPr>
+          <w:trHeight w:hRule="exact" w:val="400"/>
+        </w:trPr>
+        <w:tc>
+          <w:tcPr>
+            <w:tcW w:w="2035" w:type="dxa"/>
+          </w:tcPr>
+          <w:p>
+            <w:pPr>
+              <w:tabs>
+                <w:tab w:val="left" w:pos="1560"/>
+                <w:tab w:val="left" w:pos="1800"/>
+                <w:tab w:val="left" w:pos="1920"/>
+                <w:tab w:val="left" w:pos="2040"/>
+                <w:tab w:val="left" w:pos="2160"/>
+                <w:tab w:val="left" w:pos="2280"/>
+                <w:tab w:val="left" w:pos="2760"/>
+                <w:tab w:val="left" w:pos="3120"/>
+                <w:tab w:val="left" w:pos="3960"/>
+              </w:tabs>
+              <w:rPr>
+                <w:rFonts w:asciiTheme="majorBidi" w:hAnsiTheme="majorBidi" w:cstheme="majorBidi"/>
+                <w:sz w:val="22"/>
+                <w:szCs w:val="22"/>
+              </w:rPr>
+            </w:pPr>
+            <w:r>
+              <w:rPr>
+                <w:rFonts w:asciiTheme="majorBidi" w:hAnsiTheme="majorBidi" w:cstheme="majorBidi"/>
+                <w:sz w:val="22"/>
+                <w:szCs w:val="22"/>
+              </w:rPr>
+              <w:t>Gender</w:t>
+            </w:r>
+          </w:p>
+        </w:tc>
+        <w:tc>
+          <w:tcPr>
+            <w:tcW w:w="7315" w:type="dxa"/>
+          </w:tcPr>
+          <w:p>
+            <w:pPr>
+              <w:tabs>
+                <w:tab w:val="left" w:pos="1560"/>
+                <w:tab w:val="left" w:pos="1800"/>
+                <w:tab w:val="left" w:pos="1920"/>
+                <w:tab w:val="left" w:pos="2040"/>
+                <w:tab w:val="left" w:pos="2160"/>
+                <w:tab w:val="left" w:pos="2280"/>
+                <w:tab w:val="left" w:pos="2760"/>
+                <w:tab w:val="left" w:pos="3120"/>
+                <w:tab w:val="left" w:pos="3960"/>
+              </w:tabs>
+              <w:rPr>
+                <w:rFonts w:asciiTheme="majorBidi" w:hAnsiTheme="majorBidi" w:cstheme="majorBidi"/>
+                <w:sz w:val="22"/>
+                <w:szCs w:val="22"/>
+              </w:rPr>
+            </w:pPr>
+            <w:r>
+              <w:rPr>
+                <w:rFonts w:asciiTheme="majorBidi" w:hAnsiTheme="majorBidi" w:cstheme="majorBidi"/>
+                <w:sz w:val="22"/>
+                <w:szCs w:val="22"/>
+              </w:rPr>
+              <w:t xml:space="preserve">: </w:t>
+            </w:r>
+            <w:r>
+              <w:rPr>
+                <w:rFonts w:asciiTheme="majorBidi" w:hAnsiTheme="majorBidi" w:cstheme="majorBidi"/>
+                <w:sz w:val="22"/>
+                <w:szCs w:val="22"/>
+              </w:rPr>
+              <w:fldChar w:fldCharType="begin"/>
+            </w:r>
+            <w:r>
+              <w:rPr>
+                <w:rFonts w:asciiTheme="majorBidi" w:hAnsiTheme="majorBidi" w:cstheme="majorBidi"/>
+                <w:sz w:val="22"/>
+                <w:szCs w:val="22"/>
+              </w:rPr>
+              <w:instrText xml:space="preserve"> MERGEFIELD  Gender  \* MERGEFORMAT </w:instrText>
+            </w:r>
+            <w:r>
+              <w:rPr>
+                <w:rFonts w:asciiTheme="majorBidi" w:hAnsiTheme="majorBidi" w:cstheme="majorBidi"/>
+                <w:sz w:val="22"/>
+                <w:szCs w:val="22"/>
+              </w:rPr>
+              <w:fldChar w:fldCharType="separate"/>
+            </w:r>
+            <w:r>
+              <w:rPr>
+                <w:rFonts w:asciiTheme="majorBidi" w:hAnsiTheme="majorBidi" w:cstheme="majorBidi"/>
+                <w:noProof/>
+                <w:sz w:val="22"/>
+                <w:szCs w:val="22"/>
+              </w:rPr>
+              <w:t>«Gender»</w:t>
+            </w:r>
+            <w:r>
+              <w:rPr>
+                <w:rFonts w:asciiTheme="majorBidi" w:hAnsiTheme="majorBidi" w:cstheme="majorBidi"/>
+                <w:sz w:val="22"/>
+                <w:szCs w:val="22"/>
+              </w:rPr>
+              <w:fldChar w:fldCharType="end"/>
+            </w:r>
+          </w:p>
+        </w:tc>
+      </w:tr>
+      <w:tr>
+        <w:trPr>
+          <w:trHeight w:hRule="exact" w:val="400"/>
+        </w:trPr>
+        <w:tc>
+          <w:tcPr>
+            <w:tcW w:w="2035" w:type="dxa"/>
+          </w:tcPr>
+          <w:p>
+            <w:pPr>
+              <w:tabs>
+                <w:tab w:val="left" w:pos="1560"/>
+                <w:tab w:val="left" w:pos="1800"/>
+                <w:tab w:val="left" w:pos="1920"/>
+                <w:tab w:val="left" w:pos="2040"/>
+                <w:tab w:val="left" w:pos="2160"/>
+                <w:tab w:val="left" w:pos="2280"/>
+                <w:tab w:val="left" w:pos="2760"/>
+                <w:tab w:val="left" w:pos="3120"/>
+                <w:tab w:val="left" w:pos="3960"/>
+              </w:tabs>
+              <w:rPr>
+                <w:rFonts w:asciiTheme="majorBidi" w:hAnsiTheme="majorBidi" w:cstheme="majorBidi"/>
+                <w:sz w:val="22"/>
+                <w:szCs w:val="22"/>
+              </w:rPr>
+            </w:pPr>
+            <w:r>
+              <w:rPr>
+                <w:rFonts w:asciiTheme="majorBidi" w:hAnsiTheme="majorBidi" w:cstheme="majorBidi"/>
+                <w:sz w:val="22"/>
+                <w:szCs w:val="22"/>
+              </w:rPr>
+              <w:t>Blood group</w:t>
+            </w:r>
+          </w:p>
+        </w:tc>
+        <w:tc>
+          <w:tcPr>
+            <w:tcW w:w="7315" w:type="dxa"/>
+          </w:tcPr>
+          <w:p>
+            <w:pPr>
+              <w:tabs>
+                <w:tab w:val="left" w:pos="1560"/>
+                <w:tab w:val="left" w:pos="1800"/>
+                <w:tab w:val="left" w:pos="1920"/>
+                <w:tab w:val="left" w:pos="2040"/>
+                <w:tab w:val="left" w:pos="2160"/>
+                <w:tab w:val="left" w:pos="2280"/>
+                <w:tab w:val="left" w:pos="2760"/>
+                <w:tab w:val="left" w:pos="3120"/>
+                <w:tab w:val="left" w:pos="3960"/>
+              </w:tabs>
+              <w:rPr>
+                <w:rFonts w:asciiTheme="majorBidi" w:hAnsiTheme="majorBidi" w:cstheme="majorBidi"/>
+                <w:sz w:val="22"/>
+                <w:szCs w:val="22"/>
+              </w:rPr>
+            </w:pPr>
+            <w:r>
+              <w:rPr>
+                <w:rFonts w:asciiTheme="majorBidi" w:hAnsiTheme="majorBidi" w:cstheme="majorBidi"/>
+                <w:sz w:val="22"/>
+                <w:szCs w:val="22"/>
+              </w:rPr>
+              <w:t xml:space="preserve">: </w:t>
+            </w:r>
+            <w:r>
+              <w:rPr>
+                <w:rFonts w:asciiTheme="majorBidi" w:hAnsiTheme="majorBidi" w:cstheme="majorBidi"/>
+                <w:sz w:val="22"/>
+                <w:szCs w:val="22"/>
+              </w:rPr>
+              <w:fldChar w:fldCharType="begin"/>
+            </w:r>
+            <w:r>
+              <w:rPr>
+                <w:rFonts w:asciiTheme="majorBidi" w:hAnsiTheme="majorBidi" w:cstheme="majorBidi"/>
+                <w:sz w:val="22"/>
+                <w:szCs w:val="22"/>
+              </w:rPr>
+              <w:instrText xml:space="preserve"> MERGEFIELD  BloodGroup  \* MERGEFORMAT </w:instrText>
+            </w:r>
+            <w:r>
+              <w:rPr>
+                <w:rFonts w:asciiTheme="majorBidi" w:hAnsiTheme="majorBidi" w:cstheme="majorBidi"/>
+                <w:sz w:val="22"/>
+                <w:szCs w:val="22"/>
+              </w:rPr>
+              <w:fldChar w:fldCharType="separate"/>
+            </w:r>
+            <w:r>
+              <w:rPr>
+                <w:rFonts w:asciiTheme="majorBidi" w:hAnsiTheme="majorBidi" w:cstheme="majorBidi"/>
+                <w:noProof/>
+                <w:sz w:val="22"/>
+                <w:szCs w:val="22"/>
+              </w:rPr>
+              <w:t>«BloodGroup»</w:t>
+            </w:r>
+            <w:r>
+              <w:rPr>
+                <w:rFonts w:asciiTheme="majorBidi" w:hAnsiTheme="majorBidi" w:cstheme="majorBidi"/>
+                <w:sz w:val="22"/>
+                <w:szCs w:val="22"/>
+              </w:rPr>
+              <w:fldChar w:fldCharType="end"/>
+            </w:r>
+          </w:p>
+        </w:tc>
+      </w:tr>
+      <w:tr>
+        <w:trPr>
+          <w:trHeight w:hRule="exact" w:val="400"/>
+        </w:trPr>
+        <w:tc>
+          <w:tcPr>
+            <w:tcW w:w="2035" w:type="dxa"/>
+          </w:tcPr>
+          <w:p>
+            <w:pPr>
+              <w:tabs>
+                <w:tab w:val="left" w:pos="1560"/>
+                <w:tab w:val="left" w:pos="1800"/>
+                <w:tab w:val="left" w:pos="1920"/>
+                <w:tab w:val="left" w:pos="2040"/>
+                <w:tab w:val="left" w:pos="2160"/>
+                <w:tab w:val="left" w:pos="2280"/>
+                <w:tab w:val="left" w:pos="2760"/>
+                <w:tab w:val="left" w:pos="3120"/>
+                <w:tab w:val="left" w:pos="3960"/>
+              </w:tabs>
+              <w:rPr>
+                <w:rFonts w:asciiTheme="majorBidi" w:hAnsiTheme="majorBidi" w:cstheme="majorBidi"/>
+                <w:sz w:val="22"/>
+                <w:szCs w:val="22"/>
+              </w:rPr>
+            </w:pPr>
+            <w:r>
+              <w:rPr>
+                <w:rFonts w:asciiTheme="majorBidi" w:hAnsiTheme="majorBidi" w:cstheme="majorBidi"/>
+                <w:sz w:val="22"/>
+                <w:szCs w:val="22"/>
+              </w:rPr>
+              <w:t>Phone Number</w:t>
+            </w:r>
+          </w:p>
+        </w:tc>
+        <w:tc>
+          <w:tcPr>
+            <w:tcW w:w="7315" w:type="dxa"/>
+          </w:tcPr>
+          <w:p>
+            <w:pPr>
+              <w:tabs>
+                <w:tab w:val="left" w:pos="1560"/>
+                <w:tab w:val="left" w:pos="1800"/>
+                <w:tab w:val="left" w:pos="1920"/>
+                <w:tab w:val="left" w:pos="2040"/>
+                <w:tab w:val="left" w:pos="2160"/>
+                <w:tab w:val="left" w:pos="2280"/>
+                <w:tab w:val="left" w:pos="2760"/>
+                <w:tab w:val="left" w:pos="3120"/>
+                <w:tab w:val="left" w:pos="3960"/>
+              </w:tabs>
+              <w:rPr>
+                <w:rFonts w:asciiTheme="majorBidi" w:hAnsiTheme="majorBidi" w:cstheme="majorBidi"/>
+                <w:sz w:val="22"/>
+                <w:szCs w:val="22"/>
+              </w:rPr>
+            </w:pPr>
+            <w:r>
+              <w:rPr>
+                <w:rFonts w:asciiTheme="majorBidi" w:hAnsiTheme="majorBidi" w:cstheme="majorBidi"/>
+                <w:sz w:val="22"/>
+                <w:szCs w:val="22"/>
+              </w:rPr>
+              <w:t xml:space="preserve">: </w:t>
+            </w:r>
+            <w:r>
+              <w:rPr>
+                <w:rFonts w:asciiTheme="majorBidi" w:hAnsiTheme="majorBidi" w:cstheme="majorBidi"/>
+                <w:sz w:val="22"/>
+                <w:szCs w:val="22"/>
+              </w:rPr>
+              <w:fldChar w:fldCharType="begin"/>
+            </w:r>
+            <w:r>
+              <w:rPr>
+                <w:rFonts w:asciiTheme="majorBidi" w:hAnsiTheme="majorBidi" w:cstheme="majorBidi"/>
+                <w:sz w:val="22"/>
+                <w:szCs w:val="22"/>
+              </w:rPr>
+              <w:instrText xml:space="preserve"> MERGEFIELD  PatientContact  \* MERGEFORMAT </w:instrText>
+            </w:r>
+            <w:r>
+              <w:rPr>
+                <w:rFonts w:asciiTheme="majorBidi" w:hAnsiTheme="majorBidi" w:cstheme="majorBidi"/>
+                <w:sz w:val="22"/>
+                <w:szCs w:val="22"/>
+              </w:rPr>
+              <w:fldChar w:fldCharType="separate"/>
+            </w:r>
+            <w:r>
+              <w:rPr>
+                <w:rFonts w:asciiTheme="majorBidi" w:hAnsiTheme="majorBidi" w:cstheme="majorBidi"/>
+                <w:noProof/>
+                <w:sz w:val="22"/>
+                <w:szCs w:val="22"/>
+              </w:rPr>
+              <w:t>«PatientContact»</w:t>
+            </w:r>
+            <w:r>
+              <w:rPr>
+                <w:rFonts w:asciiTheme="majorBidi" w:hAnsiTheme="majorBidi" w:cstheme="majorBidi"/>
+                <w:sz w:val="22"/>
+                <w:szCs w:val="22"/>
+              </w:rPr>
+              <w:fldChar w:fldCharType="end"/>
+            </w:r>
+          </w:p>
+        </w:tc>
+      </w:tr>
+    </w:tbl>
     <w:p>
       <w:pPr>
         <w:shd w:val="clear" w:color="auto" w:fill="A5C9EB" w:themeFill="text2" w:themeFillTint="40"/>
@@ -681,6 +881,7 @@
           <w:tab w:val="left" w:pos="3120"/>
           <w:tab w:val="left" w:pos="3960"/>
         </w:tabs>
+        <w:spacing w:before="240" w:line="240" w:lineRule="auto"/>
         <w:rPr>
           <w:rFonts w:asciiTheme="majorBidi" w:hAnsiTheme="majorBidi" w:cstheme="majorBidi"/>
           <w:b/>
@@ -719,13 +920,16 @@
         <w:tblLook w:val="04A0" w:firstRow="1" w:lastRow="0" w:firstColumn="1" w:lastColumn="0" w:noHBand="0" w:noVBand="1"/>
       </w:tblPr>
       <w:tblGrid>
-        <w:gridCol w:w="1795"/>
-        <w:gridCol w:w="7555"/>
+        <w:gridCol w:w="2035"/>
+        <w:gridCol w:w="7315"/>
       </w:tblGrid>
       <w:tr>
-        <w:tc>
-          <w:tcPr>
-            <w:tcW w:w="1795" w:type="dxa"/>
+        <w:trPr>
+          <w:trHeight w:hRule="exact" w:val="400"/>
+        </w:trPr>
+        <w:tc>
+          <w:tcPr>
+            <w:tcW w:w="2035" w:type="dxa"/>
           </w:tcPr>
           <w:p>
             <w:pPr>
@@ -753,7 +957,7 @@
         </w:tc>
         <w:tc>
           <w:tcPr>
-            <w:tcW w:w="7555" w:type="dxa"/>
+            <w:tcW w:w="7315" w:type="dxa"/>
           </w:tcPr>
           <w:p>
             <w:pPr>
@@ -822,9 +1026,12 @@
         </w:tc>
       </w:tr>
       <w:tr>
-        <w:tc>
-          <w:tcPr>
-            <w:tcW w:w="1795" w:type="dxa"/>
+        <w:trPr>
+          <w:trHeight w:hRule="exact" w:val="400"/>
+        </w:trPr>
+        <w:tc>
+          <w:tcPr>
+            <w:tcW w:w="2035" w:type="dxa"/>
           </w:tcPr>
           <w:p>
             <w:pPr>
@@ -852,7 +1059,7 @@
         </w:tc>
         <w:tc>
           <w:tcPr>
-            <w:tcW w:w="7555" w:type="dxa"/>
+            <w:tcW w:w="7315" w:type="dxa"/>
           </w:tcPr>
           <w:p>
             <w:pPr>
@@ -921,9 +1128,12 @@
         </w:tc>
       </w:tr>
       <w:tr>
-        <w:tc>
-          <w:tcPr>
-            <w:tcW w:w="1795" w:type="dxa"/>
+        <w:trPr>
+          <w:trHeight w:hRule="exact" w:val="400"/>
+        </w:trPr>
+        <w:tc>
+          <w:tcPr>
+            <w:tcW w:w="2035" w:type="dxa"/>
           </w:tcPr>
           <w:p>
             <w:pPr>
@@ -951,7 +1161,7 @@
         </w:tc>
         <w:tc>
           <w:tcPr>
-            <w:tcW w:w="7555" w:type="dxa"/>
+            <w:tcW w:w="7315" w:type="dxa"/>
           </w:tcPr>
           <w:p>
             <w:pPr>
@@ -1020,9 +1230,12 @@
         </w:tc>
       </w:tr>
       <w:tr>
-        <w:tc>
-          <w:tcPr>
-            <w:tcW w:w="1795" w:type="dxa"/>
+        <w:trPr>
+          <w:trHeight w:hRule="exact" w:val="400"/>
+        </w:trPr>
+        <w:tc>
+          <w:tcPr>
+            <w:tcW w:w="2035" w:type="dxa"/>
           </w:tcPr>
           <w:p>
             <w:pPr>
@@ -1050,7 +1263,7 @@
         </w:tc>
         <w:tc>
           <w:tcPr>
-            <w:tcW w:w="7555" w:type="dxa"/>
+            <w:tcW w:w="7315" w:type="dxa"/>
           </w:tcPr>
           <w:p>
             <w:pPr>
@@ -1119,9 +1332,12 @@
         </w:tc>
       </w:tr>
       <w:tr>
-        <w:tc>
-          <w:tcPr>
-            <w:tcW w:w="1795" w:type="dxa"/>
+        <w:trPr>
+          <w:trHeight w:hRule="exact" w:val="400"/>
+        </w:trPr>
+        <w:tc>
+          <w:tcPr>
+            <w:tcW w:w="2035" w:type="dxa"/>
           </w:tcPr>
           <w:p>
             <w:pPr>
@@ -1149,7 +1365,7 @@
         </w:tc>
         <w:tc>
           <w:tcPr>
-            <w:tcW w:w="7555" w:type="dxa"/>
+            <w:tcW w:w="7315" w:type="dxa"/>
           </w:tcPr>
           <w:p>
             <w:pPr>
@@ -1218,9 +1434,12 @@
         </w:tc>
       </w:tr>
       <w:tr>
-        <w:tc>
-          <w:tcPr>
-            <w:tcW w:w="1795" w:type="dxa"/>
+        <w:trPr>
+          <w:trHeight w:hRule="exact" w:val="400"/>
+        </w:trPr>
+        <w:tc>
+          <w:tcPr>
+            <w:tcW w:w="2035" w:type="dxa"/>
           </w:tcPr>
           <w:p>
             <w:pPr>
@@ -1248,7 +1467,7 @@
         </w:tc>
         <w:tc>
           <w:tcPr>
-            <w:tcW w:w="7555" w:type="dxa"/>
+            <w:tcW w:w="7315" w:type="dxa"/>
           </w:tcPr>
           <w:p>
             <w:pPr>
@@ -1317,21 +1536,6 @@
         </w:tc>
       </w:tr>
     </w:tbl>
-    <w:p>
-      <w:pPr>
-        <w:tabs>
-          <w:tab w:val="left" w:pos="1560"/>
-          <w:tab w:val="left" w:pos="1800"/>
-          <w:tab w:val="left" w:pos="2040"/>
-          <w:tab w:val="left" w:pos="2160"/>
-        </w:tabs>
-        <w:rPr>
-          <w:rFonts w:asciiTheme="majorBidi" w:hAnsiTheme="majorBidi" w:cstheme="majorBidi"/>
-          <w:sz w:val="22"/>
-          <w:szCs w:val="22"/>
-        </w:rPr>
-      </w:pPr>
-    </w:p>
     <w:p>
       <w:pPr>
         <w:shd w:val="clear" w:color="auto" w:fill="A5C9EB" w:themeFill="text2" w:themeFillTint="40"/>
@@ -1341,6 +1545,7 @@
           <w:tab w:val="left" w:pos="2040"/>
           <w:tab w:val="left" w:pos="2160"/>
         </w:tabs>
+        <w:spacing w:before="240"/>
         <w:rPr>
           <w:rFonts w:asciiTheme="majorBidi" w:hAnsiTheme="majorBidi" w:cstheme="majorBidi"/>
           <w:b/>
@@ -1375,13 +1580,14 @@
         <w:tblLook w:val="04A0" w:firstRow="1" w:lastRow="0" w:firstColumn="1" w:lastColumn="0" w:noHBand="0" w:noVBand="1"/>
       </w:tblPr>
       <w:tblGrid>
-        <w:gridCol w:w="1915"/>
-        <w:gridCol w:w="7435"/>
+        <w:gridCol w:w="2035"/>
+        <w:gridCol w:w="7315"/>
       </w:tblGrid>
       <w:tr>
         <w:tc>
           <w:tcPr>
-            <w:tcW w:w="1915" w:type="dxa"/>
+            <w:tcW w:w="2035" w:type="dxa"/>
+            <w:vAlign w:val="center"/>
           </w:tcPr>
           <w:p>
             <w:pPr>
@@ -1406,6 +1612,12 @@
               <w:t>Primary Diagnosis</w:t>
             </w:r>
           </w:p>
+        </w:tc>
+        <w:tc>
+          <w:tcPr>
+            <w:tcW w:w="7315" w:type="dxa"/>
+            <w:vAlign w:val="center"/>
+          </w:tcPr>
           <w:p>
             <w:pPr>
               <w:tabs>
@@ -1420,11 +1632,66 @@
                 <w:szCs w:val="22"/>
               </w:rPr>
             </w:pPr>
-          </w:p>
-        </w:tc>
-        <w:tc>
-          <w:tcPr>
-            <w:tcW w:w="7435" w:type="dxa"/>
+            <w:r>
+              <w:rPr>
+                <w:rFonts w:asciiTheme="majorBidi" w:hAnsiTheme="majorBidi" w:cstheme="majorBidi"/>
+                <w:sz w:val="22"/>
+                <w:szCs w:val="22"/>
+              </w:rPr>
+              <w:t xml:space="preserve">: </w:t>
+            </w:r>
+            <w:r>
+              <w:rPr>
+                <w:rFonts w:asciiTheme="majorBidi" w:hAnsiTheme="majorBidi" w:cstheme="majorBidi"/>
+                <w:sz w:val="22"/>
+                <w:szCs w:val="22"/>
+              </w:rPr>
+              <w:fldChar w:fldCharType="begin"/>
+            </w:r>
+            <w:r>
+              <w:rPr>
+                <w:rFonts w:asciiTheme="majorBidi" w:hAnsiTheme="majorBidi" w:cstheme="majorBidi"/>
+                <w:sz w:val="22"/>
+                <w:szCs w:val="22"/>
+              </w:rPr>
+              <w:instrText xml:space="preserve"> MERGEFIELD  Diagnosis  \* MERGEFORMAT </w:instrText>
+            </w:r>
+            <w:r>
+              <w:rPr>
+                <w:rFonts w:asciiTheme="majorBidi" w:hAnsiTheme="majorBidi" w:cstheme="majorBidi"/>
+                <w:sz w:val="22"/>
+                <w:szCs w:val="22"/>
+              </w:rPr>
+              <w:fldChar w:fldCharType="separate"/>
+            </w:r>
+            <w:r>
+              <w:rPr>
+                <w:rFonts w:asciiTheme="majorBidi" w:hAnsiTheme="majorBidi" w:cstheme="majorBidi"/>
+                <w:noProof/>
+                <w:sz w:val="22"/>
+                <w:szCs w:val="22"/>
+              </w:rPr>
+              <w:t>«Diagnosis»</w:t>
+            </w:r>
+            <w:r>
+              <w:rPr>
+                <w:rFonts w:asciiTheme="majorBidi" w:hAnsiTheme="majorBidi" w:cstheme="majorBidi"/>
+                <w:sz w:val="22"/>
+                <w:szCs w:val="22"/>
+              </w:rPr>
+              <w:fldChar w:fldCharType="end"/>
+            </w:r>
+          </w:p>
+        </w:tc>
+      </w:tr>
+      <w:tr>
+        <w:trPr>
+          <w:trHeight w:val="360"/>
+        </w:trPr>
+        <w:tc>
+          <w:tcPr>
+            <w:tcW w:w="2035" w:type="dxa"/>
+            <w:vAlign w:val="center"/>
           </w:tcPr>
           <w:p>
             <w:pPr>
@@ -1446,56 +1713,14 @@
                 <w:sz w:val="22"/>
                 <w:szCs w:val="22"/>
               </w:rPr>
-              <w:t xml:space="preserve">: </w:t>
-            </w:r>
-            <w:r>
-              <w:rPr>
-                <w:rFonts w:asciiTheme="majorBidi" w:hAnsiTheme="majorBidi" w:cstheme="majorBidi"/>
-                <w:sz w:val="22"/>
-                <w:szCs w:val="22"/>
-              </w:rPr>
-              <w:fldChar w:fldCharType="begin"/>
-            </w:r>
-            <w:r>
-              <w:rPr>
-                <w:rFonts w:asciiTheme="majorBidi" w:hAnsiTheme="majorBidi" w:cstheme="majorBidi"/>
-                <w:sz w:val="22"/>
-                <w:szCs w:val="22"/>
-              </w:rPr>
-              <w:instrText xml:space="preserve"> MERGEFIELD  Diagnosis  \* MERGEFORMAT </w:instrText>
-            </w:r>
-            <w:r>
-              <w:rPr>
-                <w:rFonts w:asciiTheme="majorBidi" w:hAnsiTheme="majorBidi" w:cstheme="majorBidi"/>
-                <w:sz w:val="22"/>
-                <w:szCs w:val="22"/>
-              </w:rPr>
-              <w:fldChar w:fldCharType="separate"/>
-            </w:r>
-            <w:r>
-              <w:rPr>
-                <w:rFonts w:asciiTheme="majorBidi" w:hAnsiTheme="majorBidi" w:cstheme="majorBidi"/>
-                <w:noProof/>
-                <w:sz w:val="22"/>
-                <w:szCs w:val="22"/>
-              </w:rPr>
-              <w:t>«Diagnosis»</w:t>
-            </w:r>
-            <w:r>
-              <w:rPr>
-                <w:rFonts w:asciiTheme="majorBidi" w:hAnsiTheme="majorBidi" w:cstheme="majorBidi"/>
-                <w:sz w:val="22"/>
-                <w:szCs w:val="22"/>
-              </w:rPr>
-              <w:fldChar w:fldCharType="end"/>
-            </w:r>
-          </w:p>
-        </w:tc>
-      </w:tr>
-      <w:tr>
-        <w:tc>
-          <w:tcPr>
-            <w:tcW w:w="1915" w:type="dxa"/>
+              <w:t xml:space="preserve">ICD Code </w:t>
+            </w:r>
+          </w:p>
+        </w:tc>
+        <w:tc>
+          <w:tcPr>
+            <w:tcW w:w="7315" w:type="dxa"/>
+            <w:vAlign w:val="center"/>
           </w:tcPr>
           <w:p>
             <w:pPr>
@@ -1517,42 +1742,6 @@
                 <w:sz w:val="22"/>
                 <w:szCs w:val="22"/>
               </w:rPr>
-              <w:t xml:space="preserve">ICD Code        </w:t>
-            </w:r>
-            <w:r>
-              <w:rPr>
-                <w:rFonts w:asciiTheme="majorBidi" w:hAnsiTheme="majorBidi" w:cstheme="majorBidi"/>
-                <w:sz w:val="22"/>
-                <w:szCs w:val="22"/>
-              </w:rPr>
-              <w:t xml:space="preserve">  </w:t>
-            </w:r>
-          </w:p>
-        </w:tc>
-        <w:tc>
-          <w:tcPr>
-            <w:tcW w:w="7435" w:type="dxa"/>
-          </w:tcPr>
-          <w:p>
-            <w:pPr>
-              <w:tabs>
-                <w:tab w:val="left" w:pos="1560"/>
-                <w:tab w:val="left" w:pos="1800"/>
-                <w:tab w:val="left" w:pos="2040"/>
-                <w:tab w:val="left" w:pos="2160"/>
-              </w:tabs>
-              <w:rPr>
-                <w:rFonts w:asciiTheme="majorBidi" w:hAnsiTheme="majorBidi" w:cstheme="majorBidi"/>
-                <w:sz w:val="22"/>
-                <w:szCs w:val="22"/>
-              </w:rPr>
-            </w:pPr>
-            <w:r>
-              <w:rPr>
-                <w:rFonts w:asciiTheme="majorBidi" w:hAnsiTheme="majorBidi" w:cstheme="majorBidi"/>
-                <w:sz w:val="22"/>
-                <w:szCs w:val="22"/>
-              </w:rPr>
               <w:t xml:space="preserve">: </w:t>
             </w:r>
             <w:r>
@@ -1600,21 +1789,6 @@
         </w:tc>
       </w:tr>
     </w:tbl>
-    <w:p>
-      <w:pPr>
-        <w:tabs>
-          <w:tab w:val="left" w:pos="1560"/>
-          <w:tab w:val="left" w:pos="1800"/>
-          <w:tab w:val="left" w:pos="2040"/>
-          <w:tab w:val="left" w:pos="2160"/>
-        </w:tabs>
-        <w:rPr>
-          <w:rFonts w:asciiTheme="majorBidi" w:hAnsiTheme="majorBidi" w:cstheme="majorBidi"/>
-          <w:b/>
-          <w:bCs/>
-        </w:rPr>
-      </w:pPr>
-    </w:p>
     <w:p>
       <w:pPr>
         <w:shd w:val="clear" w:color="auto" w:fill="A5C9EB" w:themeFill="text2" w:themeFillTint="40"/>
@@ -1624,7 +1798,7 @@
           <w:tab w:val="left" w:pos="2040"/>
           <w:tab w:val="left" w:pos="2160"/>
         </w:tabs>
-        <w:spacing w:after="120"/>
+        <w:spacing w:before="240" w:after="120"/>
         <w:rPr>
           <w:rFonts w:asciiTheme="majorBidi" w:hAnsiTheme="majorBidi" w:cstheme="majorBidi"/>
           <w:b/>
@@ -1658,6 +1832,9 @@
         <w:gridCol w:w="9350"/>
       </w:tblGrid>
       <w:tr>
+        <w:trPr>
+          <w:trHeight w:val="434"/>
+        </w:trPr>
         <w:tc>
           <w:tcPr>
             <w:tcW w:w="9350" w:type="dxa"/>
@@ -1728,23 +1905,9 @@
           <w:tab w:val="left" w:pos="1800"/>
           <w:tab w:val="left" w:pos="2040"/>
           <w:tab w:val="left" w:pos="2160"/>
-        </w:tabs>
-        <w:rPr>
-          <w:rFonts w:asciiTheme="majorBidi" w:hAnsiTheme="majorBidi" w:cstheme="majorBidi"/>
-          <w:sz w:val="22"/>
-          <w:szCs w:val="22"/>
-        </w:rPr>
-      </w:pPr>
-    </w:p>
-    <w:p>
-      <w:pPr>
-        <w:tabs>
-          <w:tab w:val="left" w:pos="1560"/>
-          <w:tab w:val="left" w:pos="1800"/>
-          <w:tab w:val="left" w:pos="2040"/>
-          <w:tab w:val="left" w:pos="2160"/>
           <w:tab w:val="left" w:pos="6564"/>
         </w:tabs>
+        <w:spacing w:before="240"/>
         <w:rPr>
           <w:rFonts w:asciiTheme="majorBidi" w:hAnsiTheme="majorBidi" w:cstheme="majorBidi"/>
           <w:b/>
@@ -1778,14 +1941,6 @@
         </w:rPr>
         <w:t>PERFORMED</w:t>
       </w:r>
-      <w:r>
-        <w:rPr>
-          <w:rFonts w:asciiTheme="majorBidi" w:hAnsiTheme="majorBidi" w:cstheme="majorBidi"/>
-          <w:b/>
-          <w:bCs/>
-        </w:rPr>
-        <w:tab/>
-      </w:r>
     </w:p>
     <w:tbl>
       <w:tblPr>
@@ -1797,6 +1952,9 @@
         <w:gridCol w:w="9350"/>
       </w:tblGrid>
       <w:tr>
+        <w:trPr>
+          <w:trHeight w:val="470"/>
+        </w:trPr>
         <w:tc>
           <w:tcPr>
             <w:tcW w:w="9350" w:type="dxa"/>
@@ -1857,39 +2015,9 @@
               <w:fldChar w:fldCharType="end"/>
             </w:r>
           </w:p>
-          <w:p>
-            <w:pPr>
-              <w:tabs>
-                <w:tab w:val="left" w:pos="1560"/>
-                <w:tab w:val="left" w:pos="1800"/>
-                <w:tab w:val="left" w:pos="2040"/>
-                <w:tab w:val="left" w:pos="2160"/>
-              </w:tabs>
-              <w:rPr>
-                <w:rFonts w:asciiTheme="majorBidi" w:hAnsiTheme="majorBidi" w:cstheme="majorBidi"/>
-                <w:sz w:val="22"/>
-                <w:szCs w:val="22"/>
-              </w:rPr>
-            </w:pPr>
-          </w:p>
         </w:tc>
       </w:tr>
     </w:tbl>
-    <w:p>
-      <w:pPr>
-        <w:tabs>
-          <w:tab w:val="left" w:pos="1560"/>
-          <w:tab w:val="left" w:pos="1800"/>
-          <w:tab w:val="left" w:pos="2040"/>
-          <w:tab w:val="left" w:pos="2160"/>
-        </w:tabs>
-        <w:rPr>
-          <w:rFonts w:asciiTheme="majorBidi" w:hAnsiTheme="majorBidi" w:cstheme="majorBidi"/>
-          <w:sz w:val="22"/>
-          <w:szCs w:val="22"/>
-        </w:rPr>
-      </w:pPr>
-    </w:p>
     <w:p>
       <w:pPr>
         <w:shd w:val="clear" w:color="auto" w:fill="A5C9EB" w:themeFill="text2" w:themeFillTint="40"/>
@@ -1899,6 +2027,7 @@
           <w:tab w:val="left" w:pos="2040"/>
           <w:tab w:val="left" w:pos="2160"/>
         </w:tabs>
+        <w:spacing w:before="240"/>
         <w:rPr>
           <w:rFonts w:asciiTheme="majorBidi" w:hAnsiTheme="majorBidi" w:cstheme="majorBidi"/>
           <w:b/>
@@ -1929,10 +2058,10 @@
         <w:tblLook w:val="04A0" w:firstRow="1" w:lastRow="0" w:firstColumn="1" w:lastColumn="0" w:noHBand="0" w:noVBand="1"/>
       </w:tblPr>
       <w:tblGrid>
-        <w:gridCol w:w="2346"/>
-        <w:gridCol w:w="2342"/>
-        <w:gridCol w:w="2326"/>
-        <w:gridCol w:w="2336"/>
+        <w:gridCol w:w="2656"/>
+        <w:gridCol w:w="2100"/>
+        <w:gridCol w:w="2068"/>
+        <w:gridCol w:w="2526"/>
       </w:tblGrid>
       <w:tr>
         <w:tc>
@@ -2124,14 +2253,6 @@
                 <w:sz w:val="22"/>
                 <w:szCs w:val="22"/>
               </w:rPr>
-              <w:t xml:space="preserve"> </w:t>
-            </w:r>
-            <w:r>
-              <w:rPr>
-                <w:rFonts w:asciiTheme="majorBidi" w:hAnsiTheme="majorBidi" w:cstheme="majorBidi"/>
-                <w:sz w:val="22"/>
-                <w:szCs w:val="22"/>
-              </w:rPr>
               <w:fldChar w:fldCharType="begin"/>
             </w:r>
             <w:r>
@@ -2294,20 +2415,6 @@
               <w:fldChar w:fldCharType="end"/>
             </w:r>
           </w:p>
-          <w:p>
-            <w:pPr>
-              <w:tabs>
-                <w:tab w:val="left" w:pos="1560"/>
-                <w:tab w:val="left" w:pos="1800"/>
-              </w:tabs>
-              <w:jc w:val="center"/>
-              <w:rPr>
-                <w:rFonts w:asciiTheme="majorBidi" w:hAnsiTheme="majorBidi" w:cstheme="majorBidi"/>
-                <w:b/>
-                <w:bCs/>
-              </w:rPr>
-            </w:pPr>
-          </w:p>
         </w:tc>
         <w:tc>
           <w:tcPr>
@@ -2370,22 +2477,6 @@
               </w:rPr>
               <w:fldChar w:fldCharType="end"/>
             </w:r>
-          </w:p>
-          <w:p>
-            <w:pPr>
-              <w:tabs>
-                <w:tab w:val="left" w:pos="1560"/>
-                <w:tab w:val="left" w:pos="1800"/>
-                <w:tab w:val="left" w:pos="2040"/>
-                <w:tab w:val="left" w:pos="2160"/>
-              </w:tabs>
-              <w:jc w:val="center"/>
-              <w:rPr>
-                <w:rFonts w:asciiTheme="majorBidi" w:hAnsiTheme="majorBidi" w:cstheme="majorBidi"/>
-                <w:sz w:val="22"/>
-                <w:szCs w:val="22"/>
-              </w:rPr>
-            </w:pPr>
             <w:r>
               <w:rPr>
                 <w:rFonts w:asciiTheme="majorBidi" w:hAnsiTheme="majorBidi" w:cstheme="majorBidi"/>
@@ -2427,20 +2518,6 @@
               </w:rPr>
               <w:fldChar w:fldCharType="end"/>
             </w:r>
-          </w:p>
-          <w:p>
-            <w:pPr>
-              <w:tabs>
-                <w:tab w:val="left" w:pos="1560"/>
-                <w:tab w:val="left" w:pos="1800"/>
-              </w:tabs>
-              <w:jc w:val="center"/>
-              <w:rPr>
-                <w:rFonts w:asciiTheme="majorBidi" w:hAnsiTheme="majorBidi" w:cstheme="majorBidi"/>
-                <w:b/>
-                <w:bCs/>
-              </w:rPr>
-            </w:pPr>
           </w:p>
         </w:tc>
       </w:tr>
@@ -2451,6 +2528,7 @@
           <w:tab w:val="left" w:pos="1560"/>
           <w:tab w:val="left" w:pos="1800"/>
         </w:tabs>
+        <w:spacing w:before="240"/>
         <w:rPr>
           <w:rFonts w:ascii="Segoe UI Emoji" w:hAnsi="Segoe UI Emoji" w:cs="Segoe UI Emoji"/>
           <w:b/>
@@ -2465,6 +2543,7 @@
           <w:tab w:val="left" w:pos="1560"/>
           <w:tab w:val="left" w:pos="1800"/>
         </w:tabs>
+        <w:spacing w:before="240"/>
         <w:rPr>
           <w:rFonts w:asciiTheme="majorBidi" w:hAnsiTheme="majorBidi" w:cstheme="majorBidi"/>
           <w:b/>
@@ -2477,6 +2556,7 @@
           <w:b/>
           <w:bCs/>
         </w:rPr>
+        <w:lastRenderedPageBreak/>
         <w:t>💊</w:t>
       </w:r>
       <w:r>
@@ -2488,37 +2568,23 @@
         <w:t xml:space="preserve"> MEDICATIONS SECTION</w:t>
       </w:r>
     </w:p>
-    <w:p>
-      <w:pPr>
-        <w:tabs>
-          <w:tab w:val="left" w:pos="1560"/>
-          <w:tab w:val="left" w:pos="1800"/>
-        </w:tabs>
-        <w:rPr>
-          <w:rFonts w:asciiTheme="majorBidi" w:hAnsiTheme="majorBidi" w:cstheme="majorBidi"/>
-          <w:sz w:val="22"/>
-          <w:szCs w:val="22"/>
-        </w:rPr>
-      </w:pPr>
-    </w:p>
     <w:tbl>
       <w:tblPr>
         <w:tblStyle w:val="TableGrid"/>
         <w:tblW w:w="0" w:type="auto"/>
-        <w:tblLayout w:type="fixed"/>
         <w:tblLook w:val="04A0" w:firstRow="1" w:lastRow="0" w:firstColumn="1" w:lastColumn="0" w:noHBand="0" w:noVBand="1"/>
       </w:tblPr>
       <w:tblGrid>
-        <w:gridCol w:w="3108"/>
-        <w:gridCol w:w="1087"/>
-        <w:gridCol w:w="1080"/>
-        <w:gridCol w:w="1080"/>
-        <w:gridCol w:w="2995"/>
+        <w:gridCol w:w="3158"/>
+        <w:gridCol w:w="894"/>
+        <w:gridCol w:w="973"/>
+        <w:gridCol w:w="849"/>
+        <w:gridCol w:w="3476"/>
       </w:tblGrid>
       <w:tr>
         <w:tc>
           <w:tcPr>
-            <w:tcW w:w="3108" w:type="dxa"/>
+            <w:tcW w:w="2515" w:type="dxa"/>
             <w:shd w:val="clear" w:color="auto" w:fill="153D63" w:themeFill="text2" w:themeFillTint="E6"/>
           </w:tcPr>
           <w:p>
@@ -2545,7 +2611,7 @@
         </w:tc>
         <w:tc>
           <w:tcPr>
-            <w:tcW w:w="1087" w:type="dxa"/>
+            <w:tcW w:w="1200" w:type="dxa"/>
             <w:shd w:val="clear" w:color="auto" w:fill="153D63" w:themeFill="text2" w:themeFillTint="E6"/>
           </w:tcPr>
           <w:p>
@@ -2572,7 +2638,7 @@
         </w:tc>
         <w:tc>
           <w:tcPr>
-            <w:tcW w:w="1080" w:type="dxa"/>
+            <w:tcW w:w="1680" w:type="dxa"/>
             <w:shd w:val="clear" w:color="auto" w:fill="153D63" w:themeFill="text2" w:themeFillTint="E6"/>
           </w:tcPr>
           <w:p>
@@ -2599,7 +2665,7 @@
         </w:tc>
         <w:tc>
           <w:tcPr>
-            <w:tcW w:w="1080" w:type="dxa"/>
+            <w:tcW w:w="1440" w:type="dxa"/>
             <w:shd w:val="clear" w:color="auto" w:fill="153D63" w:themeFill="text2" w:themeFillTint="E6"/>
           </w:tcPr>
           <w:p>
@@ -2626,7 +2692,7 @@
         </w:tc>
         <w:tc>
           <w:tcPr>
-            <w:tcW w:w="2995" w:type="dxa"/>
+            <w:tcW w:w="2515" w:type="dxa"/>
             <w:shd w:val="clear" w:color="auto" w:fill="153D63" w:themeFill="text2" w:themeFillTint="E6"/>
           </w:tcPr>
           <w:p>
@@ -2655,7 +2721,7 @@
       <w:tr>
         <w:tc>
           <w:tcPr>
-            <w:tcW w:w="3108" w:type="dxa"/>
+            <w:tcW w:w="2515" w:type="dxa"/>
             <w:vAlign w:val="center"/>
           </w:tcPr>
           <w:p>
@@ -2712,7 +2778,54 @@
               </w:rPr>
               <w:fldChar w:fldCharType="end"/>
             </w:r>
-          </w:p>
+            <w:r>
+              <w:rPr>
+                <w:rFonts w:asciiTheme="majorBidi" w:hAnsiTheme="majorBidi" w:cstheme="majorBidi"/>
+                <w:sz w:val="22"/>
+                <w:szCs w:val="22"/>
+              </w:rPr>
+              <w:fldChar w:fldCharType="begin"/>
+            </w:r>
+            <w:r>
+              <w:rPr>
+                <w:rFonts w:asciiTheme="majorBidi" w:hAnsiTheme="majorBidi" w:cstheme="majorBidi"/>
+                <w:sz w:val="22"/>
+                <w:szCs w:val="22"/>
+              </w:rPr>
+              <w:instrText xml:space="preserve"> MERGEFIELD  Drug  \* MERGEFORMAT </w:instrText>
+            </w:r>
+            <w:r>
+              <w:rPr>
+                <w:rFonts w:asciiTheme="majorBidi" w:hAnsiTheme="majorBidi" w:cstheme="majorBidi"/>
+                <w:sz w:val="22"/>
+                <w:szCs w:val="22"/>
+              </w:rPr>
+              <w:fldChar w:fldCharType="separate"/>
+            </w:r>
+            <w:r>
+              <w:rPr>
+                <w:rFonts w:asciiTheme="majorBidi" w:hAnsiTheme="majorBidi" w:cstheme="majorBidi"/>
+                <w:noProof/>
+                <w:sz w:val="22"/>
+                <w:szCs w:val="22"/>
+              </w:rPr>
+              <w:t>«Drug»</w:t>
+            </w:r>
+            <w:r>
+              <w:rPr>
+                <w:rFonts w:asciiTheme="majorBidi" w:hAnsiTheme="majorBidi" w:cstheme="majorBidi"/>
+                <w:sz w:val="22"/>
+                <w:szCs w:val="22"/>
+              </w:rPr>
+              <w:fldChar w:fldCharType="end"/>
+            </w:r>
+          </w:p>
+        </w:tc>
+        <w:tc>
+          <w:tcPr>
+            <w:tcW w:w="1200" w:type="dxa"/>
+            <w:vAlign w:val="center"/>
+          </w:tcPr>
           <w:p>
             <w:pPr>
               <w:tabs>
@@ -2738,7 +2851,7 @@
                 <w:sz w:val="22"/>
                 <w:szCs w:val="22"/>
               </w:rPr>
-              <w:instrText xml:space="preserve"> MERGEFIELD  Drug  \* MERGEFORMAT </w:instrText>
+              <w:instrText xml:space="preserve"> MERGEFIELD  Dose  \* MERGEFORMAT </w:instrText>
             </w:r>
             <w:r>
               <w:rPr>
@@ -2755,7 +2868,7 @@
                 <w:sz w:val="22"/>
                 <w:szCs w:val="22"/>
               </w:rPr>
-              <w:t>«Drug»</w:t>
+              <w:t>«Dose»</w:t>
             </w:r>
             <w:r>
               <w:rPr>
@@ -2769,7 +2882,7 @@
         </w:tc>
         <w:tc>
           <w:tcPr>
-            <w:tcW w:w="1087" w:type="dxa"/>
+            <w:tcW w:w="1680" w:type="dxa"/>
             <w:vAlign w:val="center"/>
           </w:tcPr>
           <w:p>
@@ -2797,7 +2910,7 @@
                 <w:sz w:val="22"/>
                 <w:szCs w:val="22"/>
               </w:rPr>
-              <w:instrText xml:space="preserve"> MERGEFIELD  Dose  \* MERGEFORMAT </w:instrText>
+              <w:instrText xml:space="preserve"> MERGEFIELD  Route  \* MERGEFORMAT </w:instrText>
             </w:r>
             <w:r>
               <w:rPr>
@@ -2814,7 +2927,7 @@
                 <w:sz w:val="22"/>
                 <w:szCs w:val="22"/>
               </w:rPr>
-              <w:t>«Dose»</w:t>
+              <w:t>«Route»</w:t>
             </w:r>
             <w:r>
               <w:rPr>
@@ -2828,7 +2941,7 @@
         </w:tc>
         <w:tc>
           <w:tcPr>
-            <w:tcW w:w="1080" w:type="dxa"/>
+            <w:tcW w:w="1440" w:type="dxa"/>
             <w:vAlign w:val="center"/>
           </w:tcPr>
           <w:p>
@@ -2856,7 +2969,7 @@
                 <w:sz w:val="22"/>
                 <w:szCs w:val="22"/>
               </w:rPr>
-              <w:instrText xml:space="preserve"> MERGEFIELD  Route  \* MERGEFORMAT </w:instrText>
+              <w:instrText xml:space="preserve"> MERGEFIELD  Freq  \* MERGEFORMAT </w:instrText>
             </w:r>
             <w:r>
               <w:rPr>
@@ -2873,7 +2986,7 @@
                 <w:sz w:val="22"/>
                 <w:szCs w:val="22"/>
               </w:rPr>
-              <w:t>«Route»</w:t>
+              <w:t>«Freq»</w:t>
             </w:r>
             <w:r>
               <w:rPr>
@@ -2884,6 +2997,12 @@
               <w:fldChar w:fldCharType="end"/>
             </w:r>
           </w:p>
+        </w:tc>
+        <w:tc>
+          <w:tcPr>
+            <w:tcW w:w="2515" w:type="dxa"/>
+            <w:vAlign w:val="center"/>
+          </w:tcPr>
           <w:p>
             <w:pPr>
               <w:tabs>
@@ -2893,24 +3012,8 @@
               <w:jc w:val="center"/>
               <w:rPr>
                 <w:rFonts w:asciiTheme="majorBidi" w:hAnsiTheme="majorBidi" w:cstheme="majorBidi"/>
-              </w:rPr>
-            </w:pPr>
-          </w:p>
-        </w:tc>
-        <w:tc>
-          <w:tcPr>
-            <w:tcW w:w="1080" w:type="dxa"/>
-            <w:vAlign w:val="center"/>
-          </w:tcPr>
-          <w:p>
-            <w:pPr>
-              <w:tabs>
-                <w:tab w:val="left" w:pos="1560"/>
-                <w:tab w:val="left" w:pos="1800"/>
-              </w:tabs>
-              <w:jc w:val="center"/>
-              <w:rPr>
-                <w:rFonts w:asciiTheme="majorBidi" w:hAnsiTheme="majorBidi" w:cstheme="majorBidi"/>
+                <w:sz w:val="22"/>
+                <w:szCs w:val="22"/>
               </w:rPr>
             </w:pPr>
             <w:r>
@@ -2927,7 +3030,7 @@
                 <w:sz w:val="22"/>
                 <w:szCs w:val="22"/>
               </w:rPr>
-              <w:instrText xml:space="preserve"> MERGEFIELD  Freq  \* MERGEFORMAT </w:instrText>
+              <w:instrText xml:space="preserve"> MERGEFIELD  StartDate  \* MERGEFORMAT </w:instrText>
             </w:r>
             <w:r>
               <w:rPr>
@@ -2944,7 +3047,7 @@
                 <w:sz w:val="22"/>
                 <w:szCs w:val="22"/>
               </w:rPr>
-              <w:t>«Freq»</w:t>
+              <w:t>«StartDate»</w:t>
             </w:r>
             <w:r>
               <w:rPr>
@@ -2954,91 +3057,6 @@
               </w:rPr>
               <w:fldChar w:fldCharType="end"/>
             </w:r>
-          </w:p>
-          <w:p>
-            <w:pPr>
-              <w:tabs>
-                <w:tab w:val="left" w:pos="1560"/>
-                <w:tab w:val="left" w:pos="1800"/>
-              </w:tabs>
-              <w:jc w:val="center"/>
-              <w:rPr>
-                <w:rFonts w:asciiTheme="majorBidi" w:hAnsiTheme="majorBidi" w:cstheme="majorBidi"/>
-              </w:rPr>
-            </w:pPr>
-          </w:p>
-        </w:tc>
-        <w:tc>
-          <w:tcPr>
-            <w:tcW w:w="2995" w:type="dxa"/>
-            <w:vAlign w:val="center"/>
-          </w:tcPr>
-          <w:p>
-            <w:pPr>
-              <w:tabs>
-                <w:tab w:val="left" w:pos="1560"/>
-                <w:tab w:val="left" w:pos="1800"/>
-              </w:tabs>
-              <w:jc w:val="center"/>
-              <w:rPr>
-                <w:rFonts w:asciiTheme="majorBidi" w:hAnsiTheme="majorBidi" w:cstheme="majorBidi"/>
-                <w:sz w:val="22"/>
-                <w:szCs w:val="22"/>
-              </w:rPr>
-            </w:pPr>
-            <w:r>
-              <w:rPr>
-                <w:rFonts w:asciiTheme="majorBidi" w:hAnsiTheme="majorBidi" w:cstheme="majorBidi"/>
-                <w:sz w:val="22"/>
-                <w:szCs w:val="22"/>
-              </w:rPr>
-              <w:fldChar w:fldCharType="begin"/>
-            </w:r>
-            <w:r>
-              <w:rPr>
-                <w:rFonts w:asciiTheme="majorBidi" w:hAnsiTheme="majorBidi" w:cstheme="majorBidi"/>
-                <w:sz w:val="22"/>
-                <w:szCs w:val="22"/>
-              </w:rPr>
-              <w:instrText xml:space="preserve"> MERGEFIELD  StartDate  \* MERGEFORMAT </w:instrText>
-            </w:r>
-            <w:r>
-              <w:rPr>
-                <w:rFonts w:asciiTheme="majorBidi" w:hAnsiTheme="majorBidi" w:cstheme="majorBidi"/>
-                <w:sz w:val="22"/>
-                <w:szCs w:val="22"/>
-              </w:rPr>
-              <w:fldChar w:fldCharType="separate"/>
-            </w:r>
-            <w:r>
-              <w:rPr>
-                <w:rFonts w:asciiTheme="majorBidi" w:hAnsiTheme="majorBidi" w:cstheme="majorBidi"/>
-                <w:noProof/>
-                <w:sz w:val="22"/>
-                <w:szCs w:val="22"/>
-              </w:rPr>
-              <w:t>«StartDate»</w:t>
-            </w:r>
-            <w:r>
-              <w:rPr>
-                <w:rFonts w:asciiTheme="majorBidi" w:hAnsiTheme="majorBidi" w:cstheme="majorBidi"/>
-                <w:sz w:val="22"/>
-                <w:szCs w:val="22"/>
-              </w:rPr>
-              <w:fldChar w:fldCharType="end"/>
-            </w:r>
-          </w:p>
-          <w:p>
-            <w:pPr>
-              <w:tabs>
-                <w:tab w:val="left" w:pos="1560"/>
-                <w:tab w:val="left" w:pos="1800"/>
-              </w:tabs>
-              <w:jc w:val="center"/>
-              <w:rPr>
-                <w:rFonts w:asciiTheme="majorBidi" w:hAnsiTheme="majorBidi" w:cstheme="majorBidi"/>
-              </w:rPr>
-            </w:pPr>
             <w:r>
               <w:rPr>
                 <w:rFonts w:asciiTheme="majorBidi" w:hAnsiTheme="majorBidi" w:cstheme="majorBidi"/>
@@ -3084,19 +3102,6 @@
         </w:tc>
       </w:tr>
     </w:tbl>
-    <w:p>
-      <w:pPr>
-        <w:tabs>
-          <w:tab w:val="left" w:pos="1560"/>
-          <w:tab w:val="left" w:pos="1800"/>
-        </w:tabs>
-        <w:rPr>
-          <w:rFonts w:asciiTheme="majorBidi" w:hAnsiTheme="majorBidi" w:cstheme="majorBidi"/>
-          <w:sz w:val="22"/>
-          <w:szCs w:val="22"/>
-        </w:rPr>
-      </w:pPr>
-    </w:p>
     <w:p>
       <w:pPr>
         <w:shd w:val="clear" w:color="auto" w:fill="A5C9EB" w:themeFill="text2" w:themeFillTint="40"/>
@@ -3104,6 +3109,7 @@
           <w:tab w:val="left" w:pos="1560"/>
           <w:tab w:val="left" w:pos="1800"/>
         </w:tabs>
+        <w:spacing w:before="240"/>
         <w:rPr>
           <w:rFonts w:asciiTheme="majorBidi" w:hAnsiTheme="majorBidi" w:cstheme="majorBidi"/>
           <w:b/>
@@ -3154,6 +3160,9 @@
         <w:gridCol w:w="5760"/>
       </w:tblGrid>
       <w:tr>
+        <w:trPr>
+          <w:trHeight w:hRule="exact" w:val="400"/>
+        </w:trPr>
         <w:tc>
           <w:tcPr>
             <w:tcW w:w="8155" w:type="dxa"/>
@@ -3219,6 +3228,9 @@
         </w:tc>
       </w:tr>
       <w:tr>
+        <w:trPr>
+          <w:trHeight w:hRule="exact" w:val="400"/>
+        </w:trPr>
         <w:tc>
           <w:tcPr>
             <w:tcW w:w="2395" w:type="dxa"/>
@@ -3320,6 +3332,9 @@
         </w:tc>
       </w:tr>
       <w:tr>
+        <w:trPr>
+          <w:trHeight w:hRule="exact" w:val="400"/>
+        </w:trPr>
         <w:tc>
           <w:tcPr>
             <w:tcW w:w="2395" w:type="dxa"/>
@@ -3421,6 +3436,9 @@
         </w:tc>
       </w:tr>
       <w:tr>
+        <w:trPr>
+          <w:trHeight w:hRule="exact" w:val="478"/>
+        </w:trPr>
         <w:tc>
           <w:tcPr>
             <w:tcW w:w="2395" w:type="dxa"/>
@@ -3522,22 +3540,6 @@
         </w:tc>
       </w:tr>
     </w:tbl>
-    <w:p>
-      <w:pPr>
-        <w:tabs>
-          <w:tab w:val="left" w:pos="1560"/>
-          <w:tab w:val="left" w:pos="1680"/>
-          <w:tab w:val="left" w:pos="1800"/>
-          <w:tab w:val="left" w:pos="2520"/>
-          <w:tab w:val="left" w:pos="3240"/>
-        </w:tabs>
-        <w:rPr>
-          <w:rFonts w:asciiTheme="majorBidi" w:hAnsiTheme="majorBidi" w:cstheme="majorBidi"/>
-          <w:sz w:val="22"/>
-          <w:szCs w:val="22"/>
-        </w:rPr>
-      </w:pPr>
-    </w:p>
     <w:p>
       <w:pPr>
         <w:shd w:val="clear" w:color="auto" w:fill="A5C9EB" w:themeFill="text2" w:themeFillTint="40"/>
@@ -3545,6 +3547,7 @@
           <w:tab w:val="left" w:pos="1560"/>
           <w:tab w:val="left" w:pos="1800"/>
         </w:tabs>
+        <w:spacing w:before="240"/>
         <w:rPr>
           <w:rFonts w:asciiTheme="majorBidi" w:hAnsiTheme="majorBidi" w:cstheme="majorBidi"/>
           <w:b/>
@@ -3597,13 +3600,16 @@
         <w:tblLook w:val="04A0" w:firstRow="1" w:lastRow="0" w:firstColumn="1" w:lastColumn="0" w:noHBand="0" w:noVBand="1"/>
       </w:tblPr>
       <w:tblGrid>
-        <w:gridCol w:w="2035"/>
-        <w:gridCol w:w="3480"/>
+        <w:gridCol w:w="2395"/>
+        <w:gridCol w:w="3120"/>
       </w:tblGrid>
       <w:tr>
-        <w:tc>
-          <w:tcPr>
-            <w:tcW w:w="2035" w:type="dxa"/>
+        <w:trPr>
+          <w:trHeight w:hRule="exact" w:val="400"/>
+        </w:trPr>
+        <w:tc>
+          <w:tcPr>
+            <w:tcW w:w="2395" w:type="dxa"/>
           </w:tcPr>
           <w:p>
             <w:pPr>
@@ -3635,7 +3641,7 @@
         </w:tc>
         <w:tc>
           <w:tcPr>
-            <w:tcW w:w="3480" w:type="dxa"/>
+            <w:tcW w:w="3120" w:type="dxa"/>
           </w:tcPr>
           <w:p>
             <w:pPr>
@@ -3707,9 +3713,12 @@
         </w:tc>
       </w:tr>
       <w:tr>
-        <w:tc>
-          <w:tcPr>
-            <w:tcW w:w="2035" w:type="dxa"/>
+        <w:trPr>
+          <w:trHeight w:hRule="exact" w:val="400"/>
+        </w:trPr>
+        <w:tc>
+          <w:tcPr>
+            <w:tcW w:w="2395" w:type="dxa"/>
           </w:tcPr>
           <w:p>
             <w:pPr>
@@ -3741,7 +3750,7 @@
         </w:tc>
         <w:tc>
           <w:tcPr>
-            <w:tcW w:w="3480" w:type="dxa"/>
+            <w:tcW w:w="3120" w:type="dxa"/>
           </w:tcPr>
           <w:p>
             <w:pPr>
@@ -3814,9 +3823,12 @@
         </w:tc>
       </w:tr>
       <w:tr>
-        <w:tc>
-          <w:tcPr>
-            <w:tcW w:w="2035" w:type="dxa"/>
+        <w:trPr>
+          <w:trHeight w:hRule="exact" w:val="400"/>
+        </w:trPr>
+        <w:tc>
+          <w:tcPr>
+            <w:tcW w:w="2395" w:type="dxa"/>
           </w:tcPr>
           <w:p>
             <w:pPr>
@@ -3848,7 +3860,7 @@
         </w:tc>
         <w:tc>
           <w:tcPr>
-            <w:tcW w:w="3480" w:type="dxa"/>
+            <w:tcW w:w="3120" w:type="dxa"/>
           </w:tcPr>
           <w:p>
             <w:pPr>
@@ -3921,9 +3933,12 @@
         </w:tc>
       </w:tr>
       <w:tr>
-        <w:tc>
-          <w:tcPr>
-            <w:tcW w:w="2035" w:type="dxa"/>
+        <w:trPr>
+          <w:trHeight w:hRule="exact" w:val="400"/>
+        </w:trPr>
+        <w:tc>
+          <w:tcPr>
+            <w:tcW w:w="2395" w:type="dxa"/>
           </w:tcPr>
           <w:p>
             <w:pPr>
@@ -3955,7 +3970,7 @@
         </w:tc>
         <w:tc>
           <w:tcPr>
-            <w:tcW w:w="3480" w:type="dxa"/>
+            <w:tcW w:w="3120" w:type="dxa"/>
           </w:tcPr>
           <w:p>
             <w:pPr>
@@ -4030,31 +4045,10 @@
     </w:tbl>
     <w:p>
       <w:pPr>
-        <w:tabs>
-          <w:tab w:val="left" w:pos="840"/>
-          <w:tab w:val="left" w:pos="1080"/>
-          <w:tab w:val="left" w:pos="1560"/>
-          <w:tab w:val="left" w:pos="1800"/>
-          <w:tab w:val="left" w:pos="1920"/>
-          <w:tab w:val="left" w:pos="2040"/>
-          <w:tab w:val="left" w:pos="2160"/>
-          <w:tab w:val="left" w:pos="2880"/>
-        </w:tabs>
         <w:rPr>
           <w:rFonts w:asciiTheme="majorBidi" w:hAnsiTheme="majorBidi" w:cstheme="majorBidi"/>
-          <w:sz w:val="22"/>
-          <w:szCs w:val="22"/>
-        </w:rPr>
-      </w:pPr>
-    </w:p>
-    <w:p>
-      <w:pPr>
-        <w:tabs>
-          <w:tab w:val="left" w:pos="1560"/>
-          <w:tab w:val="left" w:pos="1800"/>
-        </w:tabs>
-        <w:rPr>
-          <w:rFonts w:asciiTheme="majorBidi" w:hAnsiTheme="majorBidi" w:cstheme="majorBidi"/>
+          <w:b/>
+          <w:bCs/>
           <w:sz w:val="22"/>
           <w:szCs w:val="22"/>
         </w:rPr>
@@ -4062,20 +4056,22 @@
       <w:r>
         <w:rPr>
           <w:rFonts w:asciiTheme="majorBidi" w:hAnsiTheme="majorBidi" w:cstheme="majorBidi"/>
+          <w:b/>
+          <w:bCs/>
           <w:sz w:val="22"/>
           <w:szCs w:val="22"/>
         </w:rPr>
-        <w:t>Signature:</w:t>
+        <w:pict w14:anchorId="22FAA0CF">
+          <v:rect id="_x0000_i1025" style="width:468pt;height:2pt;mso-position-horizontal:absolute;mso-position-horizontal-relative:text;mso-position-vertical:absolute;mso-position-vertical-relative:text" o:hralign="center" o:hrstd="t" o:hrnoshade="t" o:hr="t" fillcolor="#bfbfbf [2412]" stroked="f"/>
+        </w:pict>
       </w:r>
     </w:p>
     <w:p>
       <w:pPr>
         <w:rPr>
-          <w:rFonts w:ascii="Segoe UI Symbol" w:hAnsi="Segoe UI Symbol" w:cs="Segoe UI Symbol"/>
-          <w:b/>
-          <w:bCs/>
-          <w:sz w:val="32"/>
-          <w:szCs w:val="32"/>
+          <w:rFonts w:asciiTheme="majorBidi" w:hAnsiTheme="majorBidi" w:cstheme="majorBidi"/>
+          <w:sz w:val="22"/>
+          <w:szCs w:val="22"/>
         </w:rPr>
       </w:pPr>
       <w:r>
@@ -4119,6 +4115,17 @@
         </w:rPr>
         <w:fldChar w:fldCharType="end"/>
       </w:r>
+    </w:p>
+    <w:p>
+      <w:pPr>
+        <w:rPr>
+          <w:rFonts w:asciiTheme="majorBidi" w:hAnsiTheme="majorBidi" w:cstheme="majorBidi"/>
+          <w:b/>
+          <w:bCs/>
+          <w:sz w:val="22"/>
+          <w:szCs w:val="22"/>
+        </w:rPr>
+      </w:pPr>
     </w:p>
     <w:sectPr>
       <w:headerReference w:type="default" r:id="rId6"/>
@@ -4969,6 +4976,7 @@
   <w:style w:type="character" w:default="1" w:styleId="DefaultParagraphFont">
     <w:name w:val="Default Paragraph Font"/>
     <w:uiPriority w:val="1"/>
+    <w:semiHidden/>
     <w:unhideWhenUsed/>
   </w:style>
   <w:style w:type="table" w:default="1" w:styleId="TableNormal">
